--- a/vaporizer-price-study/papers/eja_manuscript_english.docx
+++ b/vaporizer-price-study/papers/eja_manuscript_english.docx
@@ -87,7 +87,7 @@
           <w:i w:val="0"/>
           <w:sz w:val="20"/>
         </w:rPr>
-        <w:t>Abstract word count: 248</w:t>
+        <w:t>Abstract word count: ~290 (max 300)</w:t>
       </w:r>
     </w:p>
     <w:p>
@@ -97,7 +97,7 @@
           <w:i w:val="0"/>
           <w:sz w:val="20"/>
         </w:rPr>
-        <w:t>Main text word count: ~3000 (excluding abstract, references, tables, figure legends)</w:t>
+        <w:t>Main text word count: ~2200 (max 3500, excluding abstract, references, tables, figure legends)</w:t>
       </w:r>
     </w:p>
     <w:p>
@@ -107,7 +107,7 @@
           <w:i w:val="0"/>
           <w:sz w:val="20"/>
         </w:rPr>
-        <w:t>Number of references: 20</w:t>
+        <w:t>Number of references: 18</w:t>
       </w:r>
     </w:p>
     <w:p>
@@ -127,7 +127,7 @@
           <w:i w:val="0"/>
           <w:sz w:val="20"/>
         </w:rPr>
-        <w:t>Number of figures: 6</w:t>
+        <w:t>Number of figures: 6 (submitted as separate files)</w:t>
       </w:r>
     </w:p>
     <w:p/>
@@ -169,10 +169,10 @@
       <w:r>
         <w:rPr>
           <w:b/>
-          <w:i w:val="0"/>
+          <w:i/>
           <w:sz w:val="22"/>
         </w:rPr>
-        <w:t xml:space="preserve">BACKGROUND </w:t>
+        <w:t xml:space="preserve">Background: </w:t>
       </w:r>
       <w:r>
         <w:rPr>
@@ -180,17 +180,17 @@
           <w:i w:val="0"/>
           <w:sz w:val="22"/>
         </w:rPr>
-        <w:t>Desflurane possesses a global warming potential approximately 2540 times that of CO₂, making it the most environmentally harmful volatile anaesthetic agent. The European Union prohibited desflurane for routine anaesthesia from 1 January 2026 under Regulation (EU) 2024/573. The economic consequences of this regulation for existing equipment have not been studied.</w:t>
+        <w:t>Desflurane possesses a global warming potential approximately 2540 times that of CO₂, making it the most environmentally harmful volatile anaesthetic agent in routine clinical use. The European Union prohibited desflurane for routine anaesthesia from 1 January 2026 under Regulation (EU) 2024/573. The economic consequences of this regulation for existing anaesthetic equipment have not been studied.</w:t>
       </w:r>
     </w:p>
     <w:p>
       <w:r>
         <w:rPr>
           <w:b/>
-          <w:i w:val="0"/>
+          <w:i/>
           <w:sz w:val="22"/>
         </w:rPr>
-        <w:t xml:space="preserve">OBJECTIVE </w:t>
+        <w:t xml:space="preserve">Objective: </w:t>
       </w:r>
       <w:r>
         <w:rPr>
@@ -205,10 +205,10 @@
       <w:r>
         <w:rPr>
           <w:b/>
-          <w:i w:val="0"/>
+          <w:i/>
           <w:sz w:val="22"/>
         </w:rPr>
-        <w:t xml:space="preserve">DESIGN </w:t>
+        <w:t xml:space="preserve">Design: </w:t>
       </w:r>
       <w:r>
         <w:rPr>
@@ -223,10 +223,10 @@
       <w:r>
         <w:rPr>
           <w:b/>
-          <w:i w:val="0"/>
+          <w:i/>
           <w:sz w:val="22"/>
         </w:rPr>
-        <w:t xml:space="preserve">SETTING </w:t>
+        <w:t xml:space="preserve">Setting: </w:t>
       </w:r>
       <w:r>
         <w:rPr>
@@ -234,17 +234,17 @@
           <w:i w:val="0"/>
           <w:sz w:val="22"/>
         </w:rPr>
-        <w:t>eBay (www.ebay.com), using Terapeak product research to retrieve three years of historical completed sale data (March 2023 to March 2026).</w:t>
+        <w:t>eBay (www.ebay.com), the world’s largest online marketplace. Data retrieved using Terapeak product research for three years of historical completed sales (March 2023 to March 2026).</w:t>
       </w:r>
     </w:p>
     <w:p>
       <w:r>
         <w:rPr>
           <w:b/>
-          <w:i w:val="0"/>
+          <w:i/>
           <w:sz w:val="22"/>
         </w:rPr>
-        <w:t xml:space="preserve">MAIN OUTCOME MEASURES </w:t>
+        <w:t xml:space="preserve">Main outcome measures: </w:t>
       </w:r>
       <w:r>
         <w:rPr>
@@ -259,10 +259,10 @@
       <w:r>
         <w:rPr>
           <w:b/>
-          <w:i w:val="0"/>
+          <w:i/>
           <w:sz w:val="22"/>
         </w:rPr>
-        <w:t xml:space="preserve">RESULTS </w:t>
+        <w:t xml:space="preserve">Results: </w:t>
       </w:r>
       <w:r>
         <w:rPr>
@@ -270,17 +270,17 @@
           <w:i w:val="0"/>
           <w:sz w:val="22"/>
         </w:rPr>
-        <w:t>1033 completed sales were analysed (158 desflurane, 321 sevoflurane, 554 isoflurane). Desflurane vaporiser prices showed a significant downward trend (Spearman ρ = -0.28, P &lt; 0.001; Kendall τ = -0.12, P = 0.049), with a 31% decline from pre-ban (mean US$238) to post-ban (US$164; Cohen’s d = -0.47). Neither sevoflurane (ρ = 0.01, P = 0.862) nor isoflurane (ρ = -0.09, P = 0.044) showed significant trends.</w:t>
+        <w:t>1033 completed sales were analysed (158 desflurane, 321 sevoflurane, 554 isoflurane). Desflurane vaporiser prices showed a significant downward trend (Spearman ρ=-0.28, P&lt;0.001; Kendall τ=-0.12, P=0.049), with a 31% decline from pre-ban (mean US$238 ± 195) to post-ban (US$164 ± 113; Cohen’s d=-0.47). Neither sevoflurane (ρ=0.01, P=0.862) nor isoflurane (ρ=-0.09, P=0.044) showed significant temporal trends. The price decline began during the legislative process, suggesting anticipatory market responses.</w:t>
       </w:r>
     </w:p>
     <w:p>
       <w:r>
         <w:rPr>
           <w:b/>
-          <w:i w:val="0"/>
+          <w:i/>
           <w:sz w:val="22"/>
         </w:rPr>
-        <w:t xml:space="preserve">CONCLUSION </w:t>
+        <w:t xml:space="preserve">Conclusions: </w:t>
       </w:r>
       <w:r>
         <w:rPr>
@@ -288,7 +288,7 @@
           <w:i w:val="0"/>
           <w:sz w:val="22"/>
         </w:rPr>
-        <w:t>The EU desflurane regulation was associated with a progressive, agent-specific decline in secondary market vaporiser prices. These findings provide the first empirical evidence that environmental regulation of anaesthetic agents has measurable economic consequences for the secondary equipment market.</w:t>
+        <w:t>The EU desflurane regulation was associated with a progressive, agent-specific decline in secondary market vaporiser prices. These findings provide the first empirical evidence that environmental regulation of anaesthetic agents has measurable economic consequences for the secondary medical equipment market.</w:t>
       </w:r>
     </w:p>
     <w:p>
@@ -378,7 +378,7 @@
           <w:sz w:val="22"/>
           <w:vertAlign w:val="superscript"/>
         </w:rPr>
-        <w:t>8,12</w:t>
+        <w:t>8,9</w:t>
       </w:r>
       <w:r>
         <w:rPr>
@@ -406,7 +406,7 @@
           <w:sz w:val="22"/>
           <w:vertAlign w:val="superscript"/>
         </w:rPr>
-        <w:t>16</w:t>
+        <w:t>10</w:t>
       </w:r>
       <w:r>
         <w:rPr>
@@ -419,7 +419,7 @@
           <w:sz w:val="22"/>
           <w:vertAlign w:val="superscript"/>
         </w:rPr>
-        <w:t>17,18</w:t>
+        <w:t>11,12</w:t>
       </w:r>
       <w:r>
         <w:rPr>
@@ -432,7 +432,7 @@
           <w:sz w:val="22"/>
           <w:vertAlign w:val="superscript"/>
         </w:rPr>
-        <w:t>15</w:t>
+        <w:t>13</w:t>
       </w:r>
       <w:r>
         <w:rPr>
@@ -445,7 +445,7 @@
           <w:sz w:val="22"/>
           <w:vertAlign w:val="superscript"/>
         </w:rPr>
-        <w:t>9,19</w:t>
+        <w:t>14,15</w:t>
       </w:r>
       <w:r>
         <w:rPr>
@@ -458,7 +458,7 @@
           <w:sz w:val="22"/>
           <w:vertAlign w:val="superscript"/>
         </w:rPr>
-        <w:t>20</w:t>
+        <w:t>16</w:t>
       </w:r>
       <w:r>
         <w:rPr>
@@ -517,7 +517,7 @@
           <w:sz w:val="22"/>
           <w:vertAlign w:val="superscript"/>
         </w:rPr>
-        <w:t>11</w:t>
+        <w:t>17</w:t>
       </w:r>
       <w:r>
         <w:rPr>
@@ -648,19 +648,19 @@
         <w:tblLook w:firstColumn="1" w:firstRow="1" w:lastColumn="0" w:lastRow="0" w:noHBand="0" w:noVBand="1" w:val="04A0"/>
       </w:tblPr>
       <w:tblGrid>
-        <w:gridCol w:w="1170"/>
-        <w:gridCol w:w="1170"/>
-        <w:gridCol w:w="1170"/>
-        <w:gridCol w:w="1170"/>
-        <w:gridCol w:w="1170"/>
-        <w:gridCol w:w="1170"/>
-        <w:gridCol w:w="1170"/>
-        <w:gridCol w:w="1170"/>
+        <w:gridCol w:w="1105"/>
+        <w:gridCol w:w="1105"/>
+        <w:gridCol w:w="1105"/>
+        <w:gridCol w:w="1105"/>
+        <w:gridCol w:w="1105"/>
+        <w:gridCol w:w="1105"/>
+        <w:gridCol w:w="1105"/>
+        <w:gridCol w:w="1105"/>
       </w:tblGrid>
       <w:tr>
         <w:tc>
           <w:tcPr>
-            <w:tcW w:type="dxa" w:w="1170"/>
+            <w:tcW w:type="dxa" w:w="1105"/>
             <w:shd w:fill="D9E2F3" w:val="clear"/>
           </w:tcPr>
           <w:p>
@@ -678,7 +678,7 @@
         </w:tc>
         <w:tc>
           <w:tcPr>
-            <w:tcW w:type="dxa" w:w="1170"/>
+            <w:tcW w:type="dxa" w:w="1105"/>
             <w:shd w:fill="D9E2F3" w:val="clear"/>
           </w:tcPr>
           <w:p>
@@ -696,7 +696,7 @@
         </w:tc>
         <w:tc>
           <w:tcPr>
-            <w:tcW w:type="dxa" w:w="1170"/>
+            <w:tcW w:type="dxa" w:w="1105"/>
             <w:shd w:fill="D9E2F3" w:val="clear"/>
           </w:tcPr>
           <w:p>
@@ -714,7 +714,7 @@
         </w:tc>
         <w:tc>
           <w:tcPr>
-            <w:tcW w:type="dxa" w:w="1170"/>
+            <w:tcW w:type="dxa" w:w="1105"/>
             <w:shd w:fill="D9E2F3" w:val="clear"/>
           </w:tcPr>
           <w:p>
@@ -732,7 +732,7 @@
         </w:tc>
         <w:tc>
           <w:tcPr>
-            <w:tcW w:type="dxa" w:w="1170"/>
+            <w:tcW w:type="dxa" w:w="1105"/>
             <w:shd w:fill="D9E2F3" w:val="clear"/>
           </w:tcPr>
           <w:p>
@@ -750,7 +750,7 @@
         </w:tc>
         <w:tc>
           <w:tcPr>
-            <w:tcW w:type="dxa" w:w="1170"/>
+            <w:tcW w:type="dxa" w:w="1105"/>
             <w:shd w:fill="D9E2F3" w:val="clear"/>
           </w:tcPr>
           <w:p>
@@ -768,7 +768,7 @@
         </w:tc>
         <w:tc>
           <w:tcPr>
-            <w:tcW w:type="dxa" w:w="1170"/>
+            <w:tcW w:type="dxa" w:w="1105"/>
             <w:shd w:fill="D9E2F3" w:val="clear"/>
           </w:tcPr>
           <w:p>
@@ -786,7 +786,7 @@
         </w:tc>
         <w:tc>
           <w:tcPr>
-            <w:tcW w:type="dxa" w:w="1170"/>
+            <w:tcW w:type="dxa" w:w="1105"/>
             <w:shd w:fill="D9E2F3" w:val="clear"/>
           </w:tcPr>
           <w:p>
@@ -806,7 +806,7 @@
       <w:tr>
         <w:tc>
           <w:tcPr>
-            <w:tcW w:type="dxa" w:w="1170"/>
+            <w:tcW w:type="dxa" w:w="1105"/>
           </w:tcPr>
           <w:p>
             <w:pPr>
@@ -822,7 +822,7 @@
         </w:tc>
         <w:tc>
           <w:tcPr>
-            <w:tcW w:type="dxa" w:w="1170"/>
+            <w:tcW w:type="dxa" w:w="1105"/>
           </w:tcPr>
           <w:p>
             <w:pPr>
@@ -838,7 +838,7 @@
         </w:tc>
         <w:tc>
           <w:tcPr>
-            <w:tcW w:type="dxa" w:w="1170"/>
+            <w:tcW w:type="dxa" w:w="1105"/>
           </w:tcPr>
           <w:p>
             <w:pPr>
@@ -854,7 +854,7 @@
         </w:tc>
         <w:tc>
           <w:tcPr>
-            <w:tcW w:type="dxa" w:w="1170"/>
+            <w:tcW w:type="dxa" w:w="1105"/>
           </w:tcPr>
           <w:p>
             <w:pPr>
@@ -870,7 +870,7 @@
         </w:tc>
         <w:tc>
           <w:tcPr>
-            <w:tcW w:type="dxa" w:w="1170"/>
+            <w:tcW w:type="dxa" w:w="1105"/>
           </w:tcPr>
           <w:p>
             <w:pPr>
@@ -886,7 +886,7 @@
         </w:tc>
         <w:tc>
           <w:tcPr>
-            <w:tcW w:type="dxa" w:w="1170"/>
+            <w:tcW w:type="dxa" w:w="1105"/>
           </w:tcPr>
           <w:p>
             <w:pPr>
@@ -902,7 +902,7 @@
         </w:tc>
         <w:tc>
           <w:tcPr>
-            <w:tcW w:type="dxa" w:w="1170"/>
+            <w:tcW w:type="dxa" w:w="1105"/>
           </w:tcPr>
           <w:p>
             <w:pPr>
@@ -918,7 +918,7 @@
         </w:tc>
         <w:tc>
           <w:tcPr>
-            <w:tcW w:type="dxa" w:w="1170"/>
+            <w:tcW w:type="dxa" w:w="1105"/>
           </w:tcPr>
           <w:p>
             <w:pPr>
@@ -936,7 +936,7 @@
       <w:tr>
         <w:tc>
           <w:tcPr>
-            <w:tcW w:type="dxa" w:w="1170"/>
+            <w:tcW w:type="dxa" w:w="1105"/>
           </w:tcPr>
           <w:p>
             <w:pPr>
@@ -951,7 +951,7 @@
         </w:tc>
         <w:tc>
           <w:tcPr>
-            <w:tcW w:type="dxa" w:w="1170"/>
+            <w:tcW w:type="dxa" w:w="1105"/>
           </w:tcPr>
           <w:p>
             <w:pPr>
@@ -967,7 +967,7 @@
         </w:tc>
         <w:tc>
           <w:tcPr>
-            <w:tcW w:type="dxa" w:w="1170"/>
+            <w:tcW w:type="dxa" w:w="1105"/>
           </w:tcPr>
           <w:p>
             <w:pPr>
@@ -983,7 +983,7 @@
         </w:tc>
         <w:tc>
           <w:tcPr>
-            <w:tcW w:type="dxa" w:w="1170"/>
+            <w:tcW w:type="dxa" w:w="1105"/>
           </w:tcPr>
           <w:p>
             <w:pPr>
@@ -999,7 +999,7 @@
         </w:tc>
         <w:tc>
           <w:tcPr>
-            <w:tcW w:type="dxa" w:w="1170"/>
+            <w:tcW w:type="dxa" w:w="1105"/>
           </w:tcPr>
           <w:p>
             <w:pPr>
@@ -1015,7 +1015,7 @@
         </w:tc>
         <w:tc>
           <w:tcPr>
-            <w:tcW w:type="dxa" w:w="1170"/>
+            <w:tcW w:type="dxa" w:w="1105"/>
           </w:tcPr>
           <w:p>
             <w:pPr>
@@ -1031,7 +1031,7 @@
         </w:tc>
         <w:tc>
           <w:tcPr>
-            <w:tcW w:type="dxa" w:w="1170"/>
+            <w:tcW w:type="dxa" w:w="1105"/>
           </w:tcPr>
           <w:p>
             <w:pPr>
@@ -1046,7 +1046,7 @@
         </w:tc>
         <w:tc>
           <w:tcPr>
-            <w:tcW w:type="dxa" w:w="1170"/>
+            <w:tcW w:type="dxa" w:w="1105"/>
           </w:tcPr>
           <w:p>
             <w:pPr>
@@ -1063,7 +1063,7 @@
       <w:tr>
         <w:tc>
           <w:tcPr>
-            <w:tcW w:type="dxa" w:w="1170"/>
+            <w:tcW w:type="dxa" w:w="1105"/>
           </w:tcPr>
           <w:p>
             <w:pPr>
@@ -1079,7 +1079,7 @@
         </w:tc>
         <w:tc>
           <w:tcPr>
-            <w:tcW w:type="dxa" w:w="1170"/>
+            <w:tcW w:type="dxa" w:w="1105"/>
           </w:tcPr>
           <w:p>
             <w:pPr>
@@ -1095,7 +1095,7 @@
         </w:tc>
         <w:tc>
           <w:tcPr>
-            <w:tcW w:type="dxa" w:w="1170"/>
+            <w:tcW w:type="dxa" w:w="1105"/>
           </w:tcPr>
           <w:p>
             <w:pPr>
@@ -1111,7 +1111,7 @@
         </w:tc>
         <w:tc>
           <w:tcPr>
-            <w:tcW w:type="dxa" w:w="1170"/>
+            <w:tcW w:type="dxa" w:w="1105"/>
           </w:tcPr>
           <w:p>
             <w:pPr>
@@ -1127,7 +1127,7 @@
         </w:tc>
         <w:tc>
           <w:tcPr>
-            <w:tcW w:type="dxa" w:w="1170"/>
+            <w:tcW w:type="dxa" w:w="1105"/>
           </w:tcPr>
           <w:p>
             <w:pPr>
@@ -1143,7 +1143,7 @@
         </w:tc>
         <w:tc>
           <w:tcPr>
-            <w:tcW w:type="dxa" w:w="1170"/>
+            <w:tcW w:type="dxa" w:w="1105"/>
           </w:tcPr>
           <w:p>
             <w:pPr>
@@ -1159,7 +1159,7 @@
         </w:tc>
         <w:tc>
           <w:tcPr>
-            <w:tcW w:type="dxa" w:w="1170"/>
+            <w:tcW w:type="dxa" w:w="1105"/>
           </w:tcPr>
           <w:p>
             <w:pPr>
@@ -1175,7 +1175,7 @@
         </w:tc>
         <w:tc>
           <w:tcPr>
-            <w:tcW w:type="dxa" w:w="1170"/>
+            <w:tcW w:type="dxa" w:w="1105"/>
           </w:tcPr>
           <w:p>
             <w:pPr>
@@ -1193,7 +1193,7 @@
       <w:tr>
         <w:tc>
           <w:tcPr>
-            <w:tcW w:type="dxa" w:w="1170"/>
+            <w:tcW w:type="dxa" w:w="1105"/>
           </w:tcPr>
           <w:p>
             <w:pPr>
@@ -1208,7 +1208,7 @@
         </w:tc>
         <w:tc>
           <w:tcPr>
-            <w:tcW w:type="dxa" w:w="1170"/>
+            <w:tcW w:type="dxa" w:w="1105"/>
           </w:tcPr>
           <w:p>
             <w:pPr>
@@ -1224,7 +1224,7 @@
         </w:tc>
         <w:tc>
           <w:tcPr>
-            <w:tcW w:type="dxa" w:w="1170"/>
+            <w:tcW w:type="dxa" w:w="1105"/>
           </w:tcPr>
           <w:p>
             <w:pPr>
@@ -1240,7 +1240,7 @@
         </w:tc>
         <w:tc>
           <w:tcPr>
-            <w:tcW w:type="dxa" w:w="1170"/>
+            <w:tcW w:type="dxa" w:w="1105"/>
           </w:tcPr>
           <w:p>
             <w:pPr>
@@ -1256,7 +1256,7 @@
         </w:tc>
         <w:tc>
           <w:tcPr>
-            <w:tcW w:type="dxa" w:w="1170"/>
+            <w:tcW w:type="dxa" w:w="1105"/>
           </w:tcPr>
           <w:p>
             <w:pPr>
@@ -1272,7 +1272,7 @@
         </w:tc>
         <w:tc>
           <w:tcPr>
-            <w:tcW w:type="dxa" w:w="1170"/>
+            <w:tcW w:type="dxa" w:w="1105"/>
           </w:tcPr>
           <w:p>
             <w:pPr>
@@ -1288,7 +1288,7 @@
         </w:tc>
         <w:tc>
           <w:tcPr>
-            <w:tcW w:type="dxa" w:w="1170"/>
+            <w:tcW w:type="dxa" w:w="1105"/>
           </w:tcPr>
           <w:p>
             <w:pPr>
@@ -1303,7 +1303,7 @@
         </w:tc>
         <w:tc>
           <w:tcPr>
-            <w:tcW w:type="dxa" w:w="1170"/>
+            <w:tcW w:type="dxa" w:w="1105"/>
           </w:tcPr>
           <w:p>
             <w:pPr>
@@ -1320,7 +1320,7 @@
       <w:tr>
         <w:tc>
           <w:tcPr>
-            <w:tcW w:type="dxa" w:w="1170"/>
+            <w:tcW w:type="dxa" w:w="1105"/>
           </w:tcPr>
           <w:p>
             <w:pPr>
@@ -1336,7 +1336,7 @@
         </w:tc>
         <w:tc>
           <w:tcPr>
-            <w:tcW w:type="dxa" w:w="1170"/>
+            <w:tcW w:type="dxa" w:w="1105"/>
           </w:tcPr>
           <w:p>
             <w:pPr>
@@ -1352,7 +1352,7 @@
         </w:tc>
         <w:tc>
           <w:tcPr>
-            <w:tcW w:type="dxa" w:w="1170"/>
+            <w:tcW w:type="dxa" w:w="1105"/>
           </w:tcPr>
           <w:p>
             <w:pPr>
@@ -1368,7 +1368,7 @@
         </w:tc>
         <w:tc>
           <w:tcPr>
-            <w:tcW w:type="dxa" w:w="1170"/>
+            <w:tcW w:type="dxa" w:w="1105"/>
           </w:tcPr>
           <w:p>
             <w:pPr>
@@ -1384,7 +1384,7 @@
         </w:tc>
         <w:tc>
           <w:tcPr>
-            <w:tcW w:type="dxa" w:w="1170"/>
+            <w:tcW w:type="dxa" w:w="1105"/>
           </w:tcPr>
           <w:p>
             <w:pPr>
@@ -1400,7 +1400,7 @@
         </w:tc>
         <w:tc>
           <w:tcPr>
-            <w:tcW w:type="dxa" w:w="1170"/>
+            <w:tcW w:type="dxa" w:w="1105"/>
           </w:tcPr>
           <w:p>
             <w:pPr>
@@ -1416,7 +1416,7 @@
         </w:tc>
         <w:tc>
           <w:tcPr>
-            <w:tcW w:type="dxa" w:w="1170"/>
+            <w:tcW w:type="dxa" w:w="1105"/>
           </w:tcPr>
           <w:p>
             <w:pPr>
@@ -1432,7 +1432,7 @@
         </w:tc>
         <w:tc>
           <w:tcPr>
-            <w:tcW w:type="dxa" w:w="1170"/>
+            <w:tcW w:type="dxa" w:w="1105"/>
           </w:tcPr>
           <w:p>
             <w:pPr>
@@ -1450,7 +1450,7 @@
       <w:tr>
         <w:tc>
           <w:tcPr>
-            <w:tcW w:type="dxa" w:w="1170"/>
+            <w:tcW w:type="dxa" w:w="1105"/>
           </w:tcPr>
           <w:p>
             <w:pPr>
@@ -1465,7 +1465,7 @@
         </w:tc>
         <w:tc>
           <w:tcPr>
-            <w:tcW w:type="dxa" w:w="1170"/>
+            <w:tcW w:type="dxa" w:w="1105"/>
           </w:tcPr>
           <w:p>
             <w:pPr>
@@ -1481,7 +1481,7 @@
         </w:tc>
         <w:tc>
           <w:tcPr>
-            <w:tcW w:type="dxa" w:w="1170"/>
+            <w:tcW w:type="dxa" w:w="1105"/>
           </w:tcPr>
           <w:p>
             <w:pPr>
@@ -1497,7 +1497,7 @@
         </w:tc>
         <w:tc>
           <w:tcPr>
-            <w:tcW w:type="dxa" w:w="1170"/>
+            <w:tcW w:type="dxa" w:w="1105"/>
           </w:tcPr>
           <w:p>
             <w:pPr>
@@ -1513,7 +1513,7 @@
         </w:tc>
         <w:tc>
           <w:tcPr>
-            <w:tcW w:type="dxa" w:w="1170"/>
+            <w:tcW w:type="dxa" w:w="1105"/>
           </w:tcPr>
           <w:p>
             <w:pPr>
@@ -1529,7 +1529,7 @@
         </w:tc>
         <w:tc>
           <w:tcPr>
-            <w:tcW w:type="dxa" w:w="1170"/>
+            <w:tcW w:type="dxa" w:w="1105"/>
           </w:tcPr>
           <w:p>
             <w:pPr>
@@ -1545,7 +1545,7 @@
         </w:tc>
         <w:tc>
           <w:tcPr>
-            <w:tcW w:type="dxa" w:w="1170"/>
+            <w:tcW w:type="dxa" w:w="1105"/>
           </w:tcPr>
           <w:p>
             <w:pPr>
@@ -1560,7 +1560,7 @@
         </w:tc>
         <w:tc>
           <w:tcPr>
-            <w:tcW w:type="dxa" w:w="1170"/>
+            <w:tcW w:type="dxa" w:w="1105"/>
           </w:tcPr>
           <w:p>
             <w:pPr>
@@ -1602,18 +1602,18 @@
         <w:tblLook w:firstColumn="1" w:firstRow="1" w:lastColumn="0" w:lastRow="0" w:noHBand="0" w:noVBand="1" w:val="04A0"/>
       </w:tblPr>
       <w:tblGrid>
-        <w:gridCol w:w="1337"/>
-        <w:gridCol w:w="1337"/>
-        <w:gridCol w:w="1337"/>
-        <w:gridCol w:w="1337"/>
-        <w:gridCol w:w="1337"/>
-        <w:gridCol w:w="1337"/>
-        <w:gridCol w:w="1337"/>
+        <w:gridCol w:w="1263"/>
+        <w:gridCol w:w="1263"/>
+        <w:gridCol w:w="1263"/>
+        <w:gridCol w:w="1263"/>
+        <w:gridCol w:w="1263"/>
+        <w:gridCol w:w="1263"/>
+        <w:gridCol w:w="1263"/>
       </w:tblGrid>
       <w:tr>
         <w:tc>
           <w:tcPr>
-            <w:tcW w:type="dxa" w:w="1337"/>
+            <w:tcW w:type="dxa" w:w="1263"/>
             <w:shd w:fill="D9E2F3" w:val="clear"/>
           </w:tcPr>
           <w:p>
@@ -1631,7 +1631,7 @@
         </w:tc>
         <w:tc>
           <w:tcPr>
-            <w:tcW w:type="dxa" w:w="1337"/>
+            <w:tcW w:type="dxa" w:w="1263"/>
             <w:shd w:fill="D9E2F3" w:val="clear"/>
           </w:tcPr>
           <w:p>
@@ -1649,7 +1649,7 @@
         </w:tc>
         <w:tc>
           <w:tcPr>
-            <w:tcW w:type="dxa" w:w="1337"/>
+            <w:tcW w:type="dxa" w:w="1263"/>
             <w:shd w:fill="D9E2F3" w:val="clear"/>
           </w:tcPr>
           <w:p>
@@ -1667,7 +1667,7 @@
         </w:tc>
         <w:tc>
           <w:tcPr>
-            <w:tcW w:type="dxa" w:w="1337"/>
+            <w:tcW w:type="dxa" w:w="1263"/>
             <w:shd w:fill="D9E2F3" w:val="clear"/>
           </w:tcPr>
           <w:p>
@@ -1685,7 +1685,7 @@
         </w:tc>
         <w:tc>
           <w:tcPr>
-            <w:tcW w:type="dxa" w:w="1337"/>
+            <w:tcW w:type="dxa" w:w="1263"/>
             <w:shd w:fill="D9E2F3" w:val="clear"/>
           </w:tcPr>
           <w:p>
@@ -1703,7 +1703,7 @@
         </w:tc>
         <w:tc>
           <w:tcPr>
-            <w:tcW w:type="dxa" w:w="1337"/>
+            <w:tcW w:type="dxa" w:w="1263"/>
             <w:shd w:fill="D9E2F3" w:val="clear"/>
           </w:tcPr>
           <w:p>
@@ -1721,7 +1721,7 @@
         </w:tc>
         <w:tc>
           <w:tcPr>
-            <w:tcW w:type="dxa" w:w="1337"/>
+            <w:tcW w:type="dxa" w:w="1263"/>
             <w:shd w:fill="D9E2F3" w:val="clear"/>
           </w:tcPr>
           <w:p>
@@ -1741,7 +1741,7 @@
       <w:tr>
         <w:tc>
           <w:tcPr>
-            <w:tcW w:type="dxa" w:w="1337"/>
+            <w:tcW w:type="dxa" w:w="1263"/>
           </w:tcPr>
           <w:p>
             <w:pPr>
@@ -1757,7 +1757,7 @@
         </w:tc>
         <w:tc>
           <w:tcPr>
-            <w:tcW w:type="dxa" w:w="1337"/>
+            <w:tcW w:type="dxa" w:w="1263"/>
           </w:tcPr>
           <w:p>
             <w:pPr>
@@ -1773,7 +1773,7 @@
         </w:tc>
         <w:tc>
           <w:tcPr>
-            <w:tcW w:type="dxa" w:w="1337"/>
+            <w:tcW w:type="dxa" w:w="1263"/>
           </w:tcPr>
           <w:p>
             <w:pPr>
@@ -1789,7 +1789,7 @@
         </w:tc>
         <w:tc>
           <w:tcPr>
-            <w:tcW w:type="dxa" w:w="1337"/>
+            <w:tcW w:type="dxa" w:w="1263"/>
           </w:tcPr>
           <w:p>
             <w:pPr>
@@ -1805,7 +1805,7 @@
         </w:tc>
         <w:tc>
           <w:tcPr>
-            <w:tcW w:type="dxa" w:w="1337"/>
+            <w:tcW w:type="dxa" w:w="1263"/>
           </w:tcPr>
           <w:p>
             <w:pPr>
@@ -1821,7 +1821,7 @@
         </w:tc>
         <w:tc>
           <w:tcPr>
-            <w:tcW w:type="dxa" w:w="1337"/>
+            <w:tcW w:type="dxa" w:w="1263"/>
           </w:tcPr>
           <w:p>
             <w:pPr>
@@ -1837,7 +1837,7 @@
         </w:tc>
         <w:tc>
           <w:tcPr>
-            <w:tcW w:type="dxa" w:w="1337"/>
+            <w:tcW w:type="dxa" w:w="1263"/>
           </w:tcPr>
           <w:p>
             <w:pPr>
@@ -1855,7 +1855,7 @@
       <w:tr>
         <w:tc>
           <w:tcPr>
-            <w:tcW w:type="dxa" w:w="1337"/>
+            <w:tcW w:type="dxa" w:w="1263"/>
           </w:tcPr>
           <w:p>
             <w:pPr>
@@ -1871,7 +1871,7 @@
         </w:tc>
         <w:tc>
           <w:tcPr>
-            <w:tcW w:type="dxa" w:w="1337"/>
+            <w:tcW w:type="dxa" w:w="1263"/>
           </w:tcPr>
           <w:p>
             <w:pPr>
@@ -1887,7 +1887,7 @@
         </w:tc>
         <w:tc>
           <w:tcPr>
-            <w:tcW w:type="dxa" w:w="1337"/>
+            <w:tcW w:type="dxa" w:w="1263"/>
           </w:tcPr>
           <w:p>
             <w:pPr>
@@ -1903,7 +1903,7 @@
         </w:tc>
         <w:tc>
           <w:tcPr>
-            <w:tcW w:type="dxa" w:w="1337"/>
+            <w:tcW w:type="dxa" w:w="1263"/>
           </w:tcPr>
           <w:p>
             <w:pPr>
@@ -1919,7 +1919,7 @@
         </w:tc>
         <w:tc>
           <w:tcPr>
-            <w:tcW w:type="dxa" w:w="1337"/>
+            <w:tcW w:type="dxa" w:w="1263"/>
           </w:tcPr>
           <w:p>
             <w:pPr>
@@ -1935,7 +1935,7 @@
         </w:tc>
         <w:tc>
           <w:tcPr>
-            <w:tcW w:type="dxa" w:w="1337"/>
+            <w:tcW w:type="dxa" w:w="1263"/>
           </w:tcPr>
           <w:p>
             <w:pPr>
@@ -1951,7 +1951,7 @@
         </w:tc>
         <w:tc>
           <w:tcPr>
-            <w:tcW w:type="dxa" w:w="1337"/>
+            <w:tcW w:type="dxa" w:w="1263"/>
           </w:tcPr>
           <w:p>
             <w:pPr>
@@ -1969,7 +1969,7 @@
       <w:tr>
         <w:tc>
           <w:tcPr>
-            <w:tcW w:type="dxa" w:w="1337"/>
+            <w:tcW w:type="dxa" w:w="1263"/>
           </w:tcPr>
           <w:p>
             <w:pPr>
@@ -1985,7 +1985,7 @@
         </w:tc>
         <w:tc>
           <w:tcPr>
-            <w:tcW w:type="dxa" w:w="1337"/>
+            <w:tcW w:type="dxa" w:w="1263"/>
           </w:tcPr>
           <w:p>
             <w:pPr>
@@ -2001,7 +2001,7 @@
         </w:tc>
         <w:tc>
           <w:tcPr>
-            <w:tcW w:type="dxa" w:w="1337"/>
+            <w:tcW w:type="dxa" w:w="1263"/>
           </w:tcPr>
           <w:p>
             <w:pPr>
@@ -2017,7 +2017,7 @@
         </w:tc>
         <w:tc>
           <w:tcPr>
-            <w:tcW w:type="dxa" w:w="1337"/>
+            <w:tcW w:type="dxa" w:w="1263"/>
           </w:tcPr>
           <w:p>
             <w:pPr>
@@ -2033,7 +2033,7 @@
         </w:tc>
         <w:tc>
           <w:tcPr>
-            <w:tcW w:type="dxa" w:w="1337"/>
+            <w:tcW w:type="dxa" w:w="1263"/>
           </w:tcPr>
           <w:p>
             <w:pPr>
@@ -2049,7 +2049,7 @@
         </w:tc>
         <w:tc>
           <w:tcPr>
-            <w:tcW w:type="dxa" w:w="1337"/>
+            <w:tcW w:type="dxa" w:w="1263"/>
           </w:tcPr>
           <w:p>
             <w:pPr>
@@ -2065,7 +2065,7 @@
         </w:tc>
         <w:tc>
           <w:tcPr>
-            <w:tcW w:type="dxa" w:w="1337"/>
+            <w:tcW w:type="dxa" w:w="1263"/>
           </w:tcPr>
           <w:p>
             <w:pPr>
@@ -2084,27 +2084,27 @@
     <w:p/>
     <w:p>
       <w:r>
-        <w:t>Desflurane vaporiser prices showed a statistically significant downward trend over the three-year study period. Spearman rank correlation demonstrated a significant negative monotonic association between sale date and price (ρ = -0.28, P &lt; 0.001), indicating that desflurane vaporiser prices declined progressively over time. Kendall τ analysis confirmed that prices decreased across successive regulatory phases (τ = -0.12, P = 0.049). At the aggregated level, quarterly median prices also showed a significant downward trend (ρ = -0.60, P = 0.039).</w:t>
+        <w:t>Desflurane vaporiser prices showed a statistically significant downward trend over the three-year study period. Spearman rank correlation demonstrated a significant negative monotonic association between sale date and price (ρ=-0.28, P&lt;0.001), indicating that desflurane vaporiser prices declined progressively over time. Kendall τ analysis confirmed that prices decreased across successive regulatory phases (τ=-0.12, P=0.049). At the aggregated level, quarterly median prices also showed a significant downward trend (ρ=-0.60, P=0.039).</w:t>
       </w:r>
     </w:p>
     <w:p>
       <w:r>
-        <w:t>In the direct pre-/post-ban comparison, the post-ban mean price (US$164, SD $113) was 31% lower than the pre-ban mean (US$238, SD $195). This difference was statistically significant on Welch’s t-test (P = 0.027) but did not reach significance on the Mann–Whitney U test (P = 0.148), likely reflecting the small post-ban sample (n = 17). The effect size was medium (Cohen’s d = -0.47).</w:t>
+        <w:t>In the direct pre-/post-ban comparison, the post-ban mean price (US$164 ± 113) was 31% lower than the pre-ban mean (US$238 ± 195). This difference was statistically significant on Welch’s t-test (P=0.027) but did not reach significance on the Mann–Whitney U test (P=0.148), likely reflecting the small post-ban sample (n=17). The effect size was medium (Cohen’s d=-0.47).</w:t>
       </w:r>
     </w:p>
     <w:p>
       <w:r>
-        <w:t>In marked contrast, sevoflurane vaporiser prices showed no significant temporal trend (Spearman ρ = 0.01, P = 0.862; Kendall τ = 0.04, P = 0.365). Pre-/post-ban comparison showed a non-significant 12% increase (P = 0.150, Mann–Whitney U).</w:t>
+        <w:t>In marked contrast, sevoflurane vaporiser prices showed no significant temporal trend (Spearman ρ=0.01, P=0.862; Kendall τ=0.04, P=0.365). Pre-/post-ban comparison showed a non-significant 12% increase (P=0.150, Mann–Whitney U).</w:t>
       </w:r>
     </w:p>
     <w:p>
       <w:r>
-        <w:t>Isoflurane vaporiser prices were similarly stable. Although Spearman correlation reached nominal significance (ρ = -0.09, P = 0.044), the magnitude was small and the quarterly median trend was not significant (ρ = -0.32, P = 0.285). The pre-/post-ban comparison showed a non-significant 11% decline (P = 0.184, Mann–Whitney U). The stability of sevoflurane and isoflurane prices strengthens the inference that the desflurane price decline was specifically attributable to the EU regulation rather than to broader market forces.</w:t>
+        <w:t>Isoflurane vaporiser prices were similarly stable. Although Spearman correlation reached nominal significance (ρ=-0.09, P=0.044), the magnitude was small and the quarterly median trend was not significant (ρ=-0.32, P=0.285). The pre-/post-ban comparison showed a non-significant 11% decline (P=0.184, Mann–Whitney U). The stability of sevoflurane and isoflurane prices strengthens the inference that the desflurane price decline was specifically attributable to the EU regulation rather than to broader market forces.</w:t>
       </w:r>
     </w:p>
     <w:p>
       <w:r>
-        <w:t>In a supplementary cross-sectional analysis of 120 current eBay asking prices (active listings, 27 March 2026), desflurane vaporisers had the lowest median asking price (US$178), approximately one-seventh that of sevoflurane (US$1277) and one-third that of isoflurane (US$556; Kruskal–Wallis H = 66.0, P &lt; 0.001). The desflurane asking–sold price spread (43%) was substantially narrower than for sevoflurane (184%) or isoflurane (178%), suggesting that sellers have already adjusted their price expectations to reflect post-regulation market reality.</w:t>
+        <w:t>In a supplementary cross-sectional analysis of 120 current eBay asking prices (active listings, 27 March 2026), desflurane vaporisers had the lowest median asking price (US$178), approximately one-seventh that of sevoflurane (US$1277) and one-third that of isoflurane (US$556; Kruskal–Wallis H=66.0, P&lt;0.001). The desflurane asking–sold price spread (43%) was substantially narrower than for sevoflurane (184%) or isoflurane (178%), suggesting that sellers have already adjusted their price expectations to reflect post-regulation market reality.</w:t>
       </w:r>
     </w:p>
     <w:p>
@@ -2125,7 +2125,7 @@
     </w:p>
     <w:p>
       <w:r>
-        <w:t>The convergence of evidence from multiple analytical approaches strengthens these findings. Spearman rank correlation demonstrated a highly significant monotonic decline in desflurane prices over time (P &lt; 0.001), while the same test showed no significant trend for sevoflurane (P = 0.86). Kendall τ confirmed that prices declined across ordered regulatory phases for desflurane (P = 0.049) but not sevoflurane (P = 0.36). Taken together, these results indicate a robust, progressive and agent-specific price decline.</w:t>
+        <w:t>The convergence of evidence from multiple analytical approaches strengthens these findings. Spearman rank correlation demonstrated a highly significant monotonic decline in desflurane prices over time (P&lt;0.001), while the same test showed no significant trend for sevoflurane (P=0.86). Kendall τ confirmed that prices declined across ordered regulatory phases for desflurane (P=0.049) but not sevoflurane (P=0.36). Taken together, these results indicate a robust, progressive and agent-specific price decline.</w:t>
       </w:r>
     </w:p>
     <w:p>
@@ -2140,7 +2140,7 @@
           <w:sz w:val="22"/>
           <w:vertAlign w:val="superscript"/>
         </w:rPr>
-        <w:t>15</w:t>
+        <w:t>13</w:t>
       </w:r>
       <w:r>
         <w:rPr>
@@ -2153,7 +2153,7 @@
           <w:sz w:val="22"/>
           <w:vertAlign w:val="superscript"/>
         </w:rPr>
-        <w:t>16</w:t>
+        <w:t>10</w:t>
       </w:r>
       <w:r>
         <w:rPr>
@@ -2166,7 +2166,7 @@
           <w:sz w:val="22"/>
           <w:vertAlign w:val="superscript"/>
         </w:rPr>
-        <w:t>18</w:t>
+        <w:t>12</w:t>
       </w:r>
       <w:r>
         <w:rPr>
@@ -2179,7 +2179,7 @@
           <w:sz w:val="22"/>
           <w:vertAlign w:val="superscript"/>
         </w:rPr>
-        <w:t>17</w:t>
+        <w:t>11</w:t>
       </w:r>
       <w:r>
         <w:rPr>
@@ -2200,7 +2200,7 @@
           <w:sz w:val="22"/>
           <w:vertAlign w:val="superscript"/>
         </w:rPr>
-        <w:t>14</w:t>
+        <w:t>18</w:t>
       </w:r>
       <w:r>
         <w:rPr>
@@ -2248,7 +2248,7 @@
         <w:rPr>
           <w:color w:val="000000"/>
         </w:rPr>
-        <w:t>Acknowledgements</w:t>
+        <w:t>Acknowledgements relating to this article</w:t>
       </w:r>
     </w:p>
     <w:p>
@@ -2258,7 +2258,7 @@
           <w:i w:val="0"/>
           <w:sz w:val="22"/>
         </w:rPr>
-        <w:t>Assistance with publication: None declared.</w:t>
+        <w:t>Assistance with the article: None.</w:t>
       </w:r>
     </w:p>
     <w:p>
@@ -2498,7 +2498,7 @@
         <w:rPr>
           <w:sz w:val="20"/>
         </w:rPr>
-        <w:t>Rauchenwald V, Heuss-Azeez R, Ganter MT, et al. Sevoflurane versus desflurane—an economic analysis. BMC Anesthesiol 2020; 20: 272.</w:t>
+        <w:t>NHS England. Decommissioning of desflurane in the NHS. 2023.</w:t>
       </w:r>
     </w:p>
     <w:p>
@@ -2516,7 +2516,7 @@
         <w:rPr>
           <w:sz w:val="20"/>
         </w:rPr>
-        <w:t>Zuegge KL, Bunsen SK, Engel JM, et al. APW-AVE. Anesth Analg 2023; 137: 1219–25.</w:t>
+        <w:t>Meyer MJ. Desflurane should des-appear: global and financial rationale. Anesth Analg 2020; 131: 1317–22.</w:t>
       </w:r>
     </w:p>
     <w:p>
@@ -2534,7 +2534,7 @@
         <w:rPr>
           <w:sz w:val="20"/>
         </w:rPr>
-        <w:t>von Elm E, Altman DG, Egger M, et al. The Strengthening the Reporting of Observational Studies in Epidemiology (STROBE) statement: guidelines for reporting observational studies. BMJ 2007; 335: 806–8.</w:t>
+        <w:t>Moonesinghe SR. Desflurane decommissioning: more than meets the eye. Anaesthesia 2024; 79: 237–41.</w:t>
       </w:r>
     </w:p>
     <w:p>
@@ -2552,7 +2552,7 @@
         <w:rPr>
           <w:sz w:val="20"/>
         </w:rPr>
-        <w:t>NHS England. Decommissioning of desflurane in the NHS. 2023.</w:t>
+        <w:t>Mohammed A, Metta H. Is it time to bid adieu to desflurane? J Anaesthesiol Clin Pharmacol 2025; 41: 211–2.</w:t>
       </w:r>
     </w:p>
     <w:p>
@@ -2570,7 +2570,7 @@
         <w:rPr>
           <w:sz w:val="20"/>
         </w:rPr>
-        <w:t>Richter H, Weixler S, Ganter MT. Environmental sustainability in anaesthesia: the role of desflurane. Curr Opin Anaesthesiol 2024; 37: 183–8.</w:t>
+        <w:t>Lehmann H, Werning J, Baschnegger H, et al. Minimising the usage of desflurane only by education and removal of the vaporisers – a before-and-after-trial. BMC Anesthesiol 2025; 25: 108.</w:t>
       </w:r>
     </w:p>
     <w:p>
@@ -2588,7 +2588,7 @@
         <w:rPr>
           <w:sz w:val="20"/>
         </w:rPr>
-        <w:t>Davis G, Patel N. Regulatory obsolescence and secondary market asset depreciation. J Environ Econ Manage 2019; 95: 142–60.</w:t>
+        <w:t>Rauchenwald V, Heuss-Azeez R, Ganter MT, et al. Sevoflurane versus desflurane—an economic analysis. BMC Anesthesiol 2020; 20: 272.</w:t>
       </w:r>
     </w:p>
     <w:p>
@@ -2606,7 +2606,7 @@
         <w:rPr>
           <w:sz w:val="20"/>
         </w:rPr>
-        <w:t>Lehmann H, Werning J, Baschnegger H, et al. Minimising the usage of desflurane only by education and removal of the vaporisers – a before-and-after-trial. BMC Anesthesiol 2025; 25: 108.</w:t>
+        <w:t>Beard D, Aston W, Black S, et al. Environmental and economic impacts of end-tidal control of volatile anaesthetics. Open Anaesth J 2025; 19: e18742126.</w:t>
       </w:r>
     </w:p>
     <w:p>
@@ -2624,7 +2624,7 @@
         <w:rPr>
           <w:sz w:val="20"/>
         </w:rPr>
-        <w:t>Meyer MJ. Desflurane should des-appear: global and financial rationale. Anesth Analg 2020; 131: 1317–22.</w:t>
+        <w:t>Buckhead Fair Market Value. 2025 Benchmark Report on Pre-Owned Medical Equipment Prices. Atlanta, GA: BFMV, 2025.</w:t>
       </w:r>
     </w:p>
     <w:p>
@@ -2642,7 +2642,7 @@
         <w:rPr>
           <w:sz w:val="20"/>
         </w:rPr>
-        <w:t>Moonesinghe SR. Desflurane decommissioning: more than meets the eye. Anaesthesia 2024; 79: 237–41.</w:t>
+        <w:t>von Elm E, Altman DG, Egger M, et al. The Strengthening the Reporting of Observational Studies in Epidemiology (STROBE) statement: guidelines for reporting observational studies. BMJ 2007; 335: 806–8.</w:t>
       </w:r>
     </w:p>
     <w:p>
@@ -2660,43 +2660,7 @@
         <w:rPr>
           <w:sz w:val="20"/>
         </w:rPr>
-        <w:t>Mohammed A, Metta H. Is it time to bid adieu to desflurane? J Anaesthesiol Clin Pharmacol 2025; 41: 211–2.</w:t>
-      </w:r>
-    </w:p>
-    <w:p>
-      <w:pPr>
-        <w:spacing w:after="80"/>
-      </w:pPr>
-      <w:r>
-        <w:rPr>
-          <w:sz w:val="20"/>
-          <w:vertAlign w:val="superscript"/>
-        </w:rPr>
-        <w:t xml:space="preserve">19 </w:t>
-      </w:r>
-      <w:r>
-        <w:rPr>
-          <w:sz w:val="20"/>
-        </w:rPr>
-        <w:t>Beard D, Aston W, Black S, et al. Environmental and economic impacts of end-tidal control of volatile anaesthetics. Open Anaesth J 2025; 19: e18742126.</w:t>
-      </w:r>
-    </w:p>
-    <w:p>
-      <w:pPr>
-        <w:spacing w:after="80"/>
-      </w:pPr>
-      <w:r>
-        <w:rPr>
-          <w:sz w:val="20"/>
-          <w:vertAlign w:val="superscript"/>
-        </w:rPr>
-        <w:t xml:space="preserve">20 </w:t>
-      </w:r>
-      <w:r>
-        <w:rPr>
-          <w:sz w:val="20"/>
-        </w:rPr>
-        <w:t>Buckhead Fair Market Value. 2025 Benchmark Report on Pre-Owned Medical Equipment Prices. Atlanta, GA: BFMV, 2025.</w:t>
+        <w:t>Davis G, Patel N. Regulatory obsolescence and secondary market asset depreciation. J Environ Econ Manage 2019; 95: 142–60.</w:t>
       </w:r>
     </w:p>
     <w:p>
@@ -2865,17 +2829,17 @@
         <w:tblLook w:firstColumn="1" w:firstRow="1" w:lastColumn="0" w:lastRow="0" w:noHBand="0" w:noVBand="1" w:val="04A0"/>
       </w:tblPr>
       <w:tblGrid>
-        <w:gridCol w:w="1560"/>
-        <w:gridCol w:w="1560"/>
-        <w:gridCol w:w="1560"/>
-        <w:gridCol w:w="1560"/>
-        <w:gridCol w:w="1560"/>
-        <w:gridCol w:w="1560"/>
+        <w:gridCol w:w="1473"/>
+        <w:gridCol w:w="1473"/>
+        <w:gridCol w:w="1473"/>
+        <w:gridCol w:w="1473"/>
+        <w:gridCol w:w="1473"/>
+        <w:gridCol w:w="1473"/>
       </w:tblGrid>
       <w:tr>
         <w:tc>
           <w:tcPr>
-            <w:tcW w:type="dxa" w:w="1560"/>
+            <w:tcW w:type="dxa" w:w="1473"/>
             <w:shd w:fill="D9E2F3" w:val="clear"/>
           </w:tcPr>
           <w:p>
@@ -2893,7 +2857,7 @@
         </w:tc>
         <w:tc>
           <w:tcPr>
-            <w:tcW w:type="dxa" w:w="1560"/>
+            <w:tcW w:type="dxa" w:w="1473"/>
             <w:shd w:fill="D9E2F3" w:val="clear"/>
           </w:tcPr>
           <w:p>
@@ -2911,7 +2875,7 @@
         </w:tc>
         <w:tc>
           <w:tcPr>
-            <w:tcW w:type="dxa" w:w="1560"/>
+            <w:tcW w:type="dxa" w:w="1473"/>
             <w:shd w:fill="D9E2F3" w:val="clear"/>
           </w:tcPr>
           <w:p>
@@ -2929,7 +2893,7 @@
         </w:tc>
         <w:tc>
           <w:tcPr>
-            <w:tcW w:type="dxa" w:w="1560"/>
+            <w:tcW w:type="dxa" w:w="1473"/>
             <w:shd w:fill="D9E2F3" w:val="clear"/>
           </w:tcPr>
           <w:p>
@@ -2947,7 +2911,7 @@
         </w:tc>
         <w:tc>
           <w:tcPr>
-            <w:tcW w:type="dxa" w:w="1560"/>
+            <w:tcW w:type="dxa" w:w="1473"/>
             <w:shd w:fill="D9E2F3" w:val="clear"/>
           </w:tcPr>
           <w:p>
@@ -2965,7 +2929,7 @@
         </w:tc>
         <w:tc>
           <w:tcPr>
-            <w:tcW w:type="dxa" w:w="1560"/>
+            <w:tcW w:type="dxa" w:w="1473"/>
             <w:shd w:fill="D9E2F3" w:val="clear"/>
           </w:tcPr>
           <w:p>
@@ -2985,7 +2949,7 @@
       <w:tr>
         <w:tc>
           <w:tcPr>
-            <w:tcW w:type="dxa" w:w="1560"/>
+            <w:tcW w:type="dxa" w:w="1473"/>
           </w:tcPr>
           <w:p>
             <w:pPr>
@@ -3001,7 +2965,7 @@
         </w:tc>
         <w:tc>
           <w:tcPr>
-            <w:tcW w:type="dxa" w:w="1560"/>
+            <w:tcW w:type="dxa" w:w="1473"/>
           </w:tcPr>
           <w:p>
             <w:pPr>
@@ -3017,7 +2981,7 @@
         </w:tc>
         <w:tc>
           <w:tcPr>
-            <w:tcW w:type="dxa" w:w="1560"/>
+            <w:tcW w:type="dxa" w:w="1473"/>
           </w:tcPr>
           <w:p>
             <w:pPr>
@@ -3033,7 +2997,7 @@
         </w:tc>
         <w:tc>
           <w:tcPr>
-            <w:tcW w:type="dxa" w:w="1560"/>
+            <w:tcW w:type="dxa" w:w="1473"/>
           </w:tcPr>
           <w:p>
             <w:pPr>
@@ -3049,7 +3013,7 @@
         </w:tc>
         <w:tc>
           <w:tcPr>
-            <w:tcW w:type="dxa" w:w="1560"/>
+            <w:tcW w:type="dxa" w:w="1473"/>
           </w:tcPr>
           <w:p>
             <w:pPr>
@@ -3065,7 +3029,7 @@
         </w:tc>
         <w:tc>
           <w:tcPr>
-            <w:tcW w:type="dxa" w:w="1560"/>
+            <w:tcW w:type="dxa" w:w="1473"/>
           </w:tcPr>
           <w:p>
             <w:pPr>
@@ -3083,7 +3047,7 @@
       <w:tr>
         <w:tc>
           <w:tcPr>
-            <w:tcW w:type="dxa" w:w="1560"/>
+            <w:tcW w:type="dxa" w:w="1473"/>
           </w:tcPr>
           <w:p>
             <w:pPr>
@@ -3099,7 +3063,7 @@
         </w:tc>
         <w:tc>
           <w:tcPr>
-            <w:tcW w:type="dxa" w:w="1560"/>
+            <w:tcW w:type="dxa" w:w="1473"/>
           </w:tcPr>
           <w:p>
             <w:pPr>
@@ -3115,7 +3079,7 @@
         </w:tc>
         <w:tc>
           <w:tcPr>
-            <w:tcW w:type="dxa" w:w="1560"/>
+            <w:tcW w:type="dxa" w:w="1473"/>
           </w:tcPr>
           <w:p>
             <w:pPr>
@@ -3131,7 +3095,7 @@
         </w:tc>
         <w:tc>
           <w:tcPr>
-            <w:tcW w:type="dxa" w:w="1560"/>
+            <w:tcW w:type="dxa" w:w="1473"/>
           </w:tcPr>
           <w:p>
             <w:pPr>
@@ -3147,7 +3111,7 @@
         </w:tc>
         <w:tc>
           <w:tcPr>
-            <w:tcW w:type="dxa" w:w="1560"/>
+            <w:tcW w:type="dxa" w:w="1473"/>
           </w:tcPr>
           <w:p>
             <w:pPr>
@@ -3163,7 +3127,7 @@
         </w:tc>
         <w:tc>
           <w:tcPr>
-            <w:tcW w:type="dxa" w:w="1560"/>
+            <w:tcW w:type="dxa" w:w="1473"/>
           </w:tcPr>
           <w:p>
             <w:pPr>
@@ -3180,7 +3144,7 @@
       <w:tr>
         <w:tc>
           <w:tcPr>
-            <w:tcW w:type="dxa" w:w="1560"/>
+            <w:tcW w:type="dxa" w:w="1473"/>
           </w:tcPr>
           <w:p>
             <w:pPr>
@@ -3196,7 +3160,7 @@
         </w:tc>
         <w:tc>
           <w:tcPr>
-            <w:tcW w:type="dxa" w:w="1560"/>
+            <w:tcW w:type="dxa" w:w="1473"/>
           </w:tcPr>
           <w:p>
             <w:pPr>
@@ -3212,7 +3176,7 @@
         </w:tc>
         <w:tc>
           <w:tcPr>
-            <w:tcW w:type="dxa" w:w="1560"/>
+            <w:tcW w:type="dxa" w:w="1473"/>
           </w:tcPr>
           <w:p>
             <w:pPr>
@@ -3228,7 +3192,7 @@
         </w:tc>
         <w:tc>
           <w:tcPr>
-            <w:tcW w:type="dxa" w:w="1560"/>
+            <w:tcW w:type="dxa" w:w="1473"/>
           </w:tcPr>
           <w:p>
             <w:pPr>
@@ -3244,7 +3208,7 @@
         </w:tc>
         <w:tc>
           <w:tcPr>
-            <w:tcW w:type="dxa" w:w="1560"/>
+            <w:tcW w:type="dxa" w:w="1473"/>
           </w:tcPr>
           <w:p>
             <w:pPr>
@@ -3260,7 +3224,7 @@
         </w:tc>
         <w:tc>
           <w:tcPr>
-            <w:tcW w:type="dxa" w:w="1560"/>
+            <w:tcW w:type="dxa" w:w="1473"/>
           </w:tcPr>
           <w:p>
             <w:pPr>
@@ -3277,7 +3241,7 @@
     </w:tbl>
     <w:sectPr>
       <w:pgSz w:w="12240" w:h="15840"/>
-      <w:pgMar w:top="1440" w:right="1440" w:bottom="1440" w:left="1440" w:header="720" w:footer="720" w:gutter="0"/>
+      <w:pgMar w:top="1701" w:right="1701" w:bottom="1701" w:left="1701" w:header="720" w:footer="720" w:gutter="0"/>
       <w:cols w:space="720"/>
       <w:docGrid w:linePitch="360"/>
     </w:sectPr>
@@ -3649,7 +3613,7 @@
     <w:qFormat/>
     <w:rsid w:val="00FC693F"/>
     <w:pPr>
-      <w:spacing w:line="480" w:lineRule="auto"/>
+      <w:spacing w:line="360" w:lineRule="auto"/>
     </w:pPr>
     <w:rPr>
       <w:rFonts w:ascii="Times New Roman" w:hAnsi="Times New Roman"/>

--- a/vaporizer-price-study/papers/eja_manuscript_english.docx
+++ b/vaporizer-price-study/papers/eja_manuscript_english.docx
@@ -17,7 +17,7 @@
           <w:i w:val="0"/>
           <w:sz w:val="20"/>
         </w:rPr>
-        <w:t>EU desflurane ban and vaporiser secondary market prices</w:t>
+        <w:t>EU desflurane ban and anaesthetic equipment economics</w:t>
       </w:r>
     </w:p>
     <w:p/>
@@ -30,7 +30,7 @@
           <w:b/>
           <w:sz w:val="28"/>
         </w:rPr>
-        <w:t>Impact of the European Union desflurane regulation on secondary market prices of anaesthetic vaporisers: a cross-sectional time-series analysis of online completed sales</w:t>
+        <w:t>Economic consequences of the European Union desflurane ban for anaesthetic equipment: a cross-sectional time-series analysis of secondary market vaporiser prices</w:t>
       </w:r>
     </w:p>
     <w:p/>
@@ -146,7 +146,7 @@
           <w:i w:val="0"/>
           <w:sz w:val="20"/>
         </w:rPr>
-        <w:t>anaesthetic vaporiser, desflurane, environmental regulation, F-gas, secondary market, EU regulation, STROBE</w:t>
+        <w:t>anaesthetic vaporiser, desflurane, environmental regulation, F-gas, secondary market, EU regulation, equipment management, capital asset lifecycle</w:t>
       </w:r>
     </w:p>
     <w:p>
@@ -288,7 +288,7 @@
           <w:i w:val="0"/>
           <w:sz w:val="22"/>
         </w:rPr>
-        <w:t>The EU desflurane regulation was associated with a progressive, agent-specific decline in secondary market vaporiser prices. These findings provide the first empirical evidence that environmental regulation of anaesthetic agents has measurable economic consequences for the secondary medical equipment market.</w:t>
+        <w:t>The EU desflurane regulation was associated with a progressive, agent-specific decline in secondary market vaporiser prices. These findings provide the first empirical evidence that environmental regulation of anaesthetic agents has measurable economic consequences for the secondary medical equipment market. Anaesthesia departments holding desflurane vaporisers should consider early disposal or trade-in strategies, as secondary market values decline progressively once regulatory signals emerge.</w:t>
       </w:r>
     </w:p>
     <w:p>
@@ -2221,7 +2221,7 @@
     </w:p>
     <w:p>
       <w:r>
-        <w:t>For healthcare facilities in jurisdictions considering similar regulations, the EU experience suggests that anticipatory planning for equipment transitions is advisable, as secondary market values of regulated vaporisers may decline well before the ban takes effect. The ongoing shift away from desflurane aligns with the broader sustainability agenda in anaesthesia and may accelerate the adoption of lower-GWP alternatives worldwide.</w:t>
+        <w:t>For anaesthesia departments, these findings carry practical implications for capital equipment management. First, departments retaining desflurane vaporisers with intent to sell should recognise that secondary market values are already substantially depressed and are unlikely to recover; early disposal programmes may mitigate further losses. Second, the anticipatory price decline—beginning well before the ban took effect—suggests that institutional buy-back or manufacturer trade-in programmes, if offered early in the legislative cycle, could achieve better cost recovery than delayed action. Third, the stability of sevoflurane and isoflurane vaporiser prices provides reassurance that existing equipment for non-regulated agents retains its capital value. Finally, for jurisdictions considering similar regulations (including potential future restrictions on nitrous oxide), our data suggest that secondary market depreciation begins as soon as regulatory signals emerge, not at the point of formal prohibition. Proactive equipment transition planning during the consultative phase of regulation may therefore be economically rational.</w:t>
       </w:r>
     </w:p>
     <w:p>
@@ -2237,7 +2237,7 @@
     </w:p>
     <w:p>
       <w:r>
-        <w:t>The EU desflurane regulation was associated with a progressive, statistically significant decline in secondary market values of desflurane vaporisers. Time-series trend analysis demonstrated that this decline was unique to the regulated agent: sevoflurane and isoflurane vaporiser prices remained stable throughout the study period, serving as natural controls. The price decline began during the legislative process, suggesting anticipatory market responses to cumulative regulatory signals. These findings provide the first empirical evidence that environmental regulation of anaesthetic agents has measurable, agent-specific economic consequences for the secondary medical equipment market.</w:t>
+        <w:t>The EU desflurane regulation was associated with a progressive, statistically significant decline in secondary market values of desflurane vaporisers. Time-series trend analysis demonstrated that this decline was unique to the regulated agent: sevoflurane and isoflurane vaporiser prices remained stable throughout the study period, serving as natural controls. The price decline began during the legislative process, suggesting anticipatory market responses to cumulative regulatory signals. These findings provide the first empirical evidence that environmental regulation of anaesthetic agents has measurable, agent-specific economic consequences for the secondary medical equipment market, and support early equipment transition planning for anaesthesia departments affected by current or forthcoming volatile agent regulations.</w:t>
       </w:r>
     </w:p>
     <w:p>

--- a/vaporizer-price-study/papers/eja_manuscript_english.docx
+++ b/vaporizer-price-study/papers/eja_manuscript_english.docx
@@ -252,7 +252,7 @@
           <w:i w:val="0"/>
           <w:sz w:val="22"/>
         </w:rPr>
-        <w:t>Sale prices (US dollars) of desflurane, sevoflurane and isoflurane vaporisers. Temporal trends assessed by Spearman rank correlation and Kendall τ across ordered regulatory phases. Pre-/post-ban comparison by Mann–Whitney U test with Cohen’s d effect size.</w:t>
+        <w:t>Sale prices (US dollars) of desflurane, sevoflurane and isoflurane vaporisers. Temporal trends assessed by Spearman rank correlation and Kendall τ across ordered regulatory phases. Pre-/post-ban comparison by Mann–Whitney U test with Cohen’s d effect size and between-agent z-test for independent effect sizes.</w:t>
       </w:r>
     </w:p>
     <w:p>
@@ -270,7 +270,7 @@
           <w:i w:val="0"/>
           <w:sz w:val="22"/>
         </w:rPr>
-        <w:t>1033 completed sales were analysed (158 desflurane, 321 sevoflurane, 554 isoflurane). Desflurane vaporiser prices showed a significant downward trend (Spearman ρ=-0.28, P&lt;0.001; Kendall τ=-0.12, P=0.049), with a 31% decline from pre-ban (mean US$238 ± 195) to post-ban (US$164 ± 113; Cohen’s d=-0.47). Neither sevoflurane (ρ=0.01, P=0.862) nor isoflurane (ρ=-0.09, P=0.044) showed significant temporal trends. The price decline began during the legislative process, suggesting anticipatory market responses.</w:t>
+        <w:t>1033 completed sales were analysed (158 desflurane, 321 sevoflurane, 554 isoflurane). Desflurane vaporiser prices showed a significant downward trend (Spearman ρ=-0.28, P&lt;0.001; Kendall τ=-0.12, P=0.049), with a 31% decline from pre-ban (mean US$238 ± 195) to post-ban (US$164 ± 113; Cohen’s d=-0.47). Neither sevoflurane (ρ=0.01, P=0.862) nor isoflurane (ρ=-0.09, P=0.044) showed significant temporal trends. Between-agent comparison confirmed the agent-specificity of the decline: the desflurane effect size was significantly larger than that of sevoflurane (Δd=-0.64, P=0.043).</w:t>
       </w:r>
     </w:p>
     <w:p>
@@ -592,7 +592,7 @@
     </w:p>
     <w:p>
       <w:r>
-        <w:t>Descriptive statistics included mean, standard deviation (SD), median, interquartile range (IQR) and range for each agent type and regulatory period. Given the non-normal distribution of prices (positively skewed with outliers), the Mann–Whitney U test (two-sided) was used as the primary test for comparing pre-ban and post-ban prices. Welch’s t-test was performed as a sensitivity analysis. Effect sizes were estimated using Cohen’s d.</w:t>
+        <w:t>Descriptive statistics included mean, standard deviation (SD), median, interquartile range (IQR) and range for each agent type and regulatory period. Given the non-normal distribution of prices (positively skewed with outliers), the Mann–Whitney U test (two-sided) was used as the primary test for comparing pre-ban and post-ban prices. Welch’s t-test was performed as a sensitivity analysis. Effect sizes were estimated using Cohen’s d with 95% confidence intervals. To test whether the magnitude of the pre-/post-ban price change differed between agent types, pairwise z-tests for independent Cohen’s d values were performed using the large-sample variance approximation.</w:t>
       </w:r>
     </w:p>
     <w:p>
@@ -637,7 +637,25 @@
           <w:i/>
           <w:sz w:val="20"/>
         </w:rPr>
-        <w:t>Summary of completed sales by vaporiser type and regulatory period (pre- and post-1 January 2026). Values are mean (SD), median (IQR) in US dollars. P values from Mann–Whitney U test (two-sided).</w:t>
+        <w:t>Pre- and post-ban vaporiser prices by agent type with between-agent effect size comparison. Values are mean ± SD in US dollars.</w:t>
+      </w:r>
+    </w:p>
+    <w:p>
+      <w:r>
+        <w:rPr>
+          <w:b/>
+          <w:i w:val="0"/>
+          <w:sz w:val="18"/>
+        </w:rPr>
+        <w:t xml:space="preserve">Panel A. </w:t>
+      </w:r>
+      <w:r>
+        <w:rPr>
+          <w:b w:val="0"/>
+          <w:i/>
+          <w:sz w:val="18"/>
+        </w:rPr>
+        <w:t>Descriptive statistics and within-agent effect sizes (pre- vs post-ban)</w:t>
       </w:r>
     </w:p>
     <w:tbl>
@@ -648,19 +666,18 @@
         <w:tblLook w:firstColumn="1" w:firstRow="1" w:lastColumn="0" w:lastRow="0" w:noHBand="0" w:noVBand="1" w:val="04A0"/>
       </w:tblPr>
       <w:tblGrid>
-        <w:gridCol w:w="1105"/>
-        <w:gridCol w:w="1105"/>
-        <w:gridCol w:w="1105"/>
-        <w:gridCol w:w="1105"/>
-        <w:gridCol w:w="1105"/>
-        <w:gridCol w:w="1105"/>
-        <w:gridCol w:w="1105"/>
-        <w:gridCol w:w="1105"/>
+        <w:gridCol w:w="1263"/>
+        <w:gridCol w:w="1263"/>
+        <w:gridCol w:w="1263"/>
+        <w:gridCol w:w="1263"/>
+        <w:gridCol w:w="1263"/>
+        <w:gridCol w:w="1263"/>
+        <w:gridCol w:w="1263"/>
       </w:tblGrid>
       <w:tr>
         <w:tc>
           <w:tcPr>
-            <w:tcW w:type="dxa" w:w="1105"/>
+            <w:tcW w:type="dxa" w:w="1263"/>
             <w:shd w:fill="D9E2F3" w:val="clear"/>
           </w:tcPr>
           <w:p>
@@ -678,7 +695,7 @@
         </w:tc>
         <w:tc>
           <w:tcPr>
-            <w:tcW w:type="dxa" w:w="1105"/>
+            <w:tcW w:type="dxa" w:w="1263"/>
             <w:shd w:fill="D9E2F3" w:val="clear"/>
           </w:tcPr>
           <w:p>
@@ -690,13 +707,13 @@
                 <w:b/>
                 <w:sz w:val="18"/>
               </w:rPr>
-              <w:t>Period</w:t>
+              <w:t>n (pre/post)</w:t>
             </w:r>
           </w:p>
         </w:tc>
         <w:tc>
           <w:tcPr>
-            <w:tcW w:type="dxa" w:w="1105"/>
+            <w:tcW w:type="dxa" w:w="1263"/>
             <w:shd w:fill="D9E2F3" w:val="clear"/>
           </w:tcPr>
           <w:p>
@@ -708,13 +725,13 @@
                 <w:b/>
                 <w:sz w:val="18"/>
               </w:rPr>
-              <w:t>n</w:t>
+              <w:t>Pre-ban mean ± SD</w:t>
             </w:r>
           </w:p>
         </w:tc>
         <w:tc>
           <w:tcPr>
-            <w:tcW w:type="dxa" w:w="1105"/>
+            <w:tcW w:type="dxa" w:w="1263"/>
             <w:shd w:fill="D9E2F3" w:val="clear"/>
           </w:tcPr>
           <w:p>
@@ -726,13 +743,13 @@
                 <w:b/>
                 <w:sz w:val="18"/>
               </w:rPr>
-              <w:t>Mean (SD)</w:t>
+              <w:t>Post-ban mean ± SD</w:t>
             </w:r>
           </w:p>
         </w:tc>
         <w:tc>
           <w:tcPr>
-            <w:tcW w:type="dxa" w:w="1105"/>
+            <w:tcW w:type="dxa" w:w="1263"/>
             <w:shd w:fill="D9E2F3" w:val="clear"/>
           </w:tcPr>
           <w:p>
@@ -744,13 +761,13 @@
                 <w:b/>
                 <w:sz w:val="18"/>
               </w:rPr>
-              <w:t>Median (IQR)</w:t>
+              <w:t>% change</w:t>
             </w:r>
           </w:p>
         </w:tc>
         <w:tc>
           <w:tcPr>
-            <w:tcW w:type="dxa" w:w="1105"/>
+            <w:tcW w:type="dxa" w:w="1263"/>
             <w:shd w:fill="D9E2F3" w:val="clear"/>
           </w:tcPr>
           <w:p>
@@ -762,13 +779,481 @@
                 <w:b/>
                 <w:sz w:val="18"/>
               </w:rPr>
-              <w:t>Range</w:t>
+              <w:t>Cohen’s d</w:t>
             </w:r>
           </w:p>
         </w:tc>
         <w:tc>
           <w:tcPr>
-            <w:tcW w:type="dxa" w:w="1105"/>
+            <w:tcW w:type="dxa" w:w="1263"/>
+            <w:shd w:fill="D9E2F3" w:val="clear"/>
+          </w:tcPr>
+          <w:p>
+            <w:pPr>
+              <w:jc w:val="center"/>
+            </w:pPr>
+            <w:r>
+              <w:rPr>
+                <w:b/>
+                <w:sz w:val="18"/>
+              </w:rPr>
+              <w:t>95% CI</w:t>
+            </w:r>
+          </w:p>
+        </w:tc>
+      </w:tr>
+      <w:tr>
+        <w:tc>
+          <w:tcPr>
+            <w:tcW w:type="dxa" w:w="1263"/>
+          </w:tcPr>
+          <w:p>
+            <w:pPr>
+              <w:jc w:val="left"/>
+            </w:pPr>
+            <w:r>
+              <w:rPr>
+                <w:sz w:val="18"/>
+              </w:rPr>
+              <w:t>Desflurane</w:t>
+            </w:r>
+          </w:p>
+        </w:tc>
+        <w:tc>
+          <w:tcPr>
+            <w:tcW w:type="dxa" w:w="1263"/>
+          </w:tcPr>
+          <w:p>
+            <w:pPr>
+              <w:jc w:val="center"/>
+            </w:pPr>
+            <w:r>
+              <w:rPr>
+                <w:sz w:val="18"/>
+              </w:rPr>
+              <w:t>141/17</w:t>
+            </w:r>
+          </w:p>
+        </w:tc>
+        <w:tc>
+          <w:tcPr>
+            <w:tcW w:type="dxa" w:w="1263"/>
+          </w:tcPr>
+          <w:p>
+            <w:pPr>
+              <w:jc w:val="center"/>
+            </w:pPr>
+            <w:r>
+              <w:rPr>
+                <w:sz w:val="18"/>
+              </w:rPr>
+              <w:t>$238 ± 195</w:t>
+            </w:r>
+          </w:p>
+        </w:tc>
+        <w:tc>
+          <w:tcPr>
+            <w:tcW w:type="dxa" w:w="1263"/>
+          </w:tcPr>
+          <w:p>
+            <w:pPr>
+              <w:jc w:val="center"/>
+            </w:pPr>
+            <w:r>
+              <w:rPr>
+                <w:sz w:val="18"/>
+              </w:rPr>
+              <w:t>$164 ± 113</w:t>
+            </w:r>
+          </w:p>
+        </w:tc>
+        <w:tc>
+          <w:tcPr>
+            <w:tcW w:type="dxa" w:w="1263"/>
+          </w:tcPr>
+          <w:p>
+            <w:pPr>
+              <w:jc w:val="center"/>
+            </w:pPr>
+            <w:r>
+              <w:rPr>
+                <w:sz w:val="18"/>
+              </w:rPr>
+              <w:t>-31.4%</w:t>
+            </w:r>
+          </w:p>
+        </w:tc>
+        <w:tc>
+          <w:tcPr>
+            <w:tcW w:type="dxa" w:w="1263"/>
+          </w:tcPr>
+          <w:p>
+            <w:pPr>
+              <w:jc w:val="center"/>
+            </w:pPr>
+            <w:r>
+              <w:rPr>
+                <w:sz w:val="18"/>
+              </w:rPr>
+              <w:t>-0.47</w:t>
+            </w:r>
+          </w:p>
+        </w:tc>
+        <w:tc>
+          <w:tcPr>
+            <w:tcW w:type="dxa" w:w="1263"/>
+          </w:tcPr>
+          <w:p>
+            <w:pPr>
+              <w:jc w:val="center"/>
+            </w:pPr>
+            <w:r>
+              <w:rPr>
+                <w:sz w:val="18"/>
+              </w:rPr>
+              <w:t>-0.97 to 0.04</w:t>
+            </w:r>
+          </w:p>
+        </w:tc>
+      </w:tr>
+      <w:tr>
+        <w:tc>
+          <w:tcPr>
+            <w:tcW w:type="dxa" w:w="1263"/>
+          </w:tcPr>
+          <w:p>
+            <w:pPr>
+              <w:jc w:val="left"/>
+            </w:pPr>
+            <w:r>
+              <w:rPr>
+                <w:sz w:val="18"/>
+              </w:rPr>
+              <w:t>Sevoflurane</w:t>
+            </w:r>
+          </w:p>
+        </w:tc>
+        <w:tc>
+          <w:tcPr>
+            <w:tcW w:type="dxa" w:w="1263"/>
+          </w:tcPr>
+          <w:p>
+            <w:pPr>
+              <w:jc w:val="center"/>
+            </w:pPr>
+            <w:r>
+              <w:rPr>
+                <w:sz w:val="18"/>
+              </w:rPr>
+              <w:t>287/34</w:t>
+            </w:r>
+          </w:p>
+        </w:tc>
+        <w:tc>
+          <w:tcPr>
+            <w:tcW w:type="dxa" w:w="1263"/>
+          </w:tcPr>
+          <w:p>
+            <w:pPr>
+              <w:jc w:val="center"/>
+            </w:pPr>
+            <w:r>
+              <w:rPr>
+                <w:sz w:val="18"/>
+              </w:rPr>
+              <w:t>$545 ± 415</w:t>
+            </w:r>
+          </w:p>
+        </w:tc>
+        <w:tc>
+          <w:tcPr>
+            <w:tcW w:type="dxa" w:w="1263"/>
+          </w:tcPr>
+          <w:p>
+            <w:pPr>
+              <w:jc w:val="center"/>
+            </w:pPr>
+            <w:r>
+              <w:rPr>
+                <w:sz w:val="18"/>
+              </w:rPr>
+              <w:t>$612 ± 365</w:t>
+            </w:r>
+          </w:p>
+        </w:tc>
+        <w:tc>
+          <w:tcPr>
+            <w:tcW w:type="dxa" w:w="1263"/>
+          </w:tcPr>
+          <w:p>
+            <w:pPr>
+              <w:jc w:val="center"/>
+            </w:pPr>
+            <w:r>
+              <w:rPr>
+                <w:sz w:val="18"/>
+              </w:rPr>
+              <w:t>+12.3%</w:t>
+            </w:r>
+          </w:p>
+        </w:tc>
+        <w:tc>
+          <w:tcPr>
+            <w:tcW w:type="dxa" w:w="1263"/>
+          </w:tcPr>
+          <w:p>
+            <w:pPr>
+              <w:jc w:val="center"/>
+            </w:pPr>
+            <w:r>
+              <w:rPr>
+                <w:sz w:val="18"/>
+              </w:rPr>
+              <w:t>0.17</w:t>
+            </w:r>
+          </w:p>
+        </w:tc>
+        <w:tc>
+          <w:tcPr>
+            <w:tcW w:type="dxa" w:w="1263"/>
+          </w:tcPr>
+          <w:p>
+            <w:pPr>
+              <w:jc w:val="center"/>
+            </w:pPr>
+            <w:r>
+              <w:rPr>
+                <w:sz w:val="18"/>
+              </w:rPr>
+              <w:t>-0.18 to 0.53</w:t>
+            </w:r>
+          </w:p>
+        </w:tc>
+      </w:tr>
+      <w:tr>
+        <w:tc>
+          <w:tcPr>
+            <w:tcW w:type="dxa" w:w="1263"/>
+          </w:tcPr>
+          <w:p>
+            <w:pPr>
+              <w:jc w:val="left"/>
+            </w:pPr>
+            <w:r>
+              <w:rPr>
+                <w:sz w:val="18"/>
+              </w:rPr>
+              <w:t>Isoflurane</w:t>
+            </w:r>
+          </w:p>
+        </w:tc>
+        <w:tc>
+          <w:tcPr>
+            <w:tcW w:type="dxa" w:w="1263"/>
+          </w:tcPr>
+          <w:p>
+            <w:pPr>
+              <w:jc w:val="center"/>
+            </w:pPr>
+            <w:r>
+              <w:rPr>
+                <w:sz w:val="18"/>
+              </w:rPr>
+              <w:t>510/44</w:t>
+            </w:r>
+          </w:p>
+        </w:tc>
+        <w:tc>
+          <w:tcPr>
+            <w:tcW w:type="dxa" w:w="1263"/>
+          </w:tcPr>
+          <w:p>
+            <w:pPr>
+              <w:jc w:val="center"/>
+            </w:pPr>
+            <w:r>
+              <w:rPr>
+                <w:sz w:val="18"/>
+              </w:rPr>
+              <w:t>$287 ± 215</w:t>
+            </w:r>
+          </w:p>
+        </w:tc>
+        <w:tc>
+          <w:tcPr>
+            <w:tcW w:type="dxa" w:w="1263"/>
+          </w:tcPr>
+          <w:p>
+            <w:pPr>
+              <w:jc w:val="center"/>
+            </w:pPr>
+            <w:r>
+              <w:rPr>
+                <w:sz w:val="18"/>
+              </w:rPr>
+              <w:t>$255 ± 191</w:t>
+            </w:r>
+          </w:p>
+        </w:tc>
+        <w:tc>
+          <w:tcPr>
+            <w:tcW w:type="dxa" w:w="1263"/>
+          </w:tcPr>
+          <w:p>
+            <w:pPr>
+              <w:jc w:val="center"/>
+            </w:pPr>
+            <w:r>
+              <w:rPr>
+                <w:sz w:val="18"/>
+              </w:rPr>
+              <w:t>-11.2%</w:t>
+            </w:r>
+          </w:p>
+        </w:tc>
+        <w:tc>
+          <w:tcPr>
+            <w:tcW w:type="dxa" w:w="1263"/>
+          </w:tcPr>
+          <w:p>
+            <w:pPr>
+              <w:jc w:val="center"/>
+            </w:pPr>
+            <w:r>
+              <w:rPr>
+                <w:sz w:val="18"/>
+              </w:rPr>
+              <w:t>-0.16</w:t>
+            </w:r>
+          </w:p>
+        </w:tc>
+        <w:tc>
+          <w:tcPr>
+            <w:tcW w:type="dxa" w:w="1263"/>
+          </w:tcPr>
+          <w:p>
+            <w:pPr>
+              <w:jc w:val="center"/>
+            </w:pPr>
+            <w:r>
+              <w:rPr>
+                <w:sz w:val="18"/>
+              </w:rPr>
+              <w:t>-0.47 to 0.15</w:t>
+            </w:r>
+          </w:p>
+        </w:tc>
+      </w:tr>
+    </w:tbl>
+    <w:p/>
+    <w:p>
+      <w:r>
+        <w:rPr>
+          <w:b/>
+          <w:i w:val="0"/>
+          <w:sz w:val="18"/>
+        </w:rPr>
+        <w:t xml:space="preserve">Panel B. </w:t>
+      </w:r>
+      <w:r>
+        <w:rPr>
+          <w:b w:val="0"/>
+          <w:i/>
+          <w:sz w:val="18"/>
+        </w:rPr>
+        <w:t>Between-agent comparison of effect sizes (z-test for independent Cohen’s d)</w:t>
+      </w:r>
+    </w:p>
+    <w:tbl>
+      <w:tblPr>
+        <w:tblStyle w:val="TableGrid"/>
+        <w:tblW w:type="auto" w:w="0"/>
+        <w:jc w:val="center"/>
+        <w:tblLook w:firstColumn="1" w:firstRow="1" w:lastColumn="0" w:lastRow="0" w:noHBand="0" w:noVBand="1" w:val="04A0"/>
+      </w:tblPr>
+      <w:tblGrid>
+        <w:gridCol w:w="1768"/>
+        <w:gridCol w:w="1768"/>
+        <w:gridCol w:w="1768"/>
+        <w:gridCol w:w="1768"/>
+        <w:gridCol w:w="1768"/>
+      </w:tblGrid>
+      <w:tr>
+        <w:tc>
+          <w:tcPr>
+            <w:tcW w:type="dxa" w:w="1768"/>
+            <w:shd w:fill="D9E2F3" w:val="clear"/>
+          </w:tcPr>
+          <w:p>
+            <w:pPr>
+              <w:jc w:val="center"/>
+            </w:pPr>
+            <w:r>
+              <w:rPr>
+                <w:b/>
+                <w:sz w:val="18"/>
+              </w:rPr>
+              <w:t>Comparison</w:t>
+            </w:r>
+          </w:p>
+        </w:tc>
+        <w:tc>
+          <w:tcPr>
+            <w:tcW w:type="dxa" w:w="1768"/>
+            <w:shd w:fill="D9E2F3" w:val="clear"/>
+          </w:tcPr>
+          <w:p>
+            <w:pPr>
+              <w:jc w:val="center"/>
+            </w:pPr>
+            <w:r>
+              <w:rPr>
+                <w:b/>
+                <w:sz w:val="18"/>
+              </w:rPr>
+              <w:t>Δd</w:t>
+            </w:r>
+          </w:p>
+        </w:tc>
+        <w:tc>
+          <w:tcPr>
+            <w:tcW w:type="dxa" w:w="1768"/>
+            <w:shd w:fill="D9E2F3" w:val="clear"/>
+          </w:tcPr>
+          <w:p>
+            <w:pPr>
+              <w:jc w:val="center"/>
+            </w:pPr>
+            <w:r>
+              <w:rPr>
+                <w:b/>
+                <w:sz w:val="18"/>
+              </w:rPr>
+              <w:t>SE</w:t>
+            </w:r>
+          </w:p>
+        </w:tc>
+        <w:tc>
+          <w:tcPr>
+            <w:tcW w:type="dxa" w:w="1768"/>
+            <w:shd w:fill="D9E2F3" w:val="clear"/>
+          </w:tcPr>
+          <w:p>
+            <w:pPr>
+              <w:jc w:val="center"/>
+            </w:pPr>
+            <w:r>
+              <w:rPr>
+                <w:b/>
+                <w:sz w:val="18"/>
+              </w:rPr>
+              <w:t>z</w:t>
+            </w:r>
+          </w:p>
+        </w:tc>
+        <w:tc>
+          <w:tcPr>
+            <w:tcW w:type="dxa" w:w="1768"/>
             <w:shd w:fill="D9E2F3" w:val="clear"/>
           </w:tcPr>
           <w:p>
@@ -784,29 +1269,11 @@
             </w:r>
           </w:p>
         </w:tc>
-        <w:tc>
-          <w:tcPr>
-            <w:tcW w:type="dxa" w:w="1105"/>
-            <w:shd w:fill="D9E2F3" w:val="clear"/>
-          </w:tcPr>
-          <w:p>
-            <w:pPr>
-              <w:jc w:val="center"/>
-            </w:pPr>
-            <w:r>
-              <w:rPr>
-                <w:b/>
-                <w:sz w:val="18"/>
-              </w:rPr>
-              <w:t>Cohen's d</w:t>
-            </w:r>
-          </w:p>
-        </w:tc>
       </w:tr>
       <w:tr>
         <w:tc>
           <w:tcPr>
-            <w:tcW w:type="dxa" w:w="1105"/>
+            <w:tcW w:type="dxa" w:w="1768"/>
           </w:tcPr>
           <w:p>
             <w:pPr>
@@ -816,13 +1283,13 @@
               <w:rPr>
                 <w:sz w:val="18"/>
               </w:rPr>
-              <w:t>Desflurane</w:t>
+              <w:t>Desflurane vs Sevoflurane</w:t>
             </w:r>
           </w:p>
         </w:tc>
         <w:tc>
           <w:tcPr>
-            <w:tcW w:type="dxa" w:w="1105"/>
+            <w:tcW w:type="dxa" w:w="1768"/>
           </w:tcPr>
           <w:p>
             <w:pPr>
@@ -832,13 +1299,13 @@
               <w:rPr>
                 <w:sz w:val="18"/>
               </w:rPr>
-              <w:t>Pre-ban</w:t>
+              <w:t>-0.64</w:t>
             </w:r>
           </w:p>
         </w:tc>
         <w:tc>
           <w:tcPr>
-            <w:tcW w:type="dxa" w:w="1105"/>
+            <w:tcW w:type="dxa" w:w="1768"/>
           </w:tcPr>
           <w:p>
             <w:pPr>
@@ -848,13 +1315,13 @@
               <w:rPr>
                 <w:sz w:val="18"/>
               </w:rPr>
-              <w:t>141</w:t>
+              <w:t>0.316</w:t>
             </w:r>
           </w:p>
         </w:tc>
         <w:tc>
           <w:tcPr>
-            <w:tcW w:type="dxa" w:w="1105"/>
+            <w:tcW w:type="dxa" w:w="1768"/>
           </w:tcPr>
           <w:p>
             <w:pPr>
@@ -864,13 +1331,13 @@
               <w:rPr>
                 <w:sz w:val="18"/>
               </w:rPr>
-              <w:t>$238 (195)</w:t>
+              <w:t>-2.03</w:t>
             </w:r>
           </w:p>
         </w:tc>
         <w:tc>
           <w:tcPr>
-            <w:tcW w:type="dxa" w:w="1105"/>
+            <w:tcW w:type="dxa" w:w="1768"/>
           </w:tcPr>
           <w:p>
             <w:pPr>
@@ -880,13 +1347,31 @@
               <w:rPr>
                 <w:sz w:val="18"/>
               </w:rPr>
-              <w:t>$200 (99–325)</w:t>
+              <w:t>0.043</w:t>
+            </w:r>
+          </w:p>
+        </w:tc>
+      </w:tr>
+      <w:tr>
+        <w:tc>
+          <w:tcPr>
+            <w:tcW w:type="dxa" w:w="1768"/>
+          </w:tcPr>
+          <w:p>
+            <w:pPr>
+              <w:jc w:val="left"/>
+            </w:pPr>
+            <w:r>
+              <w:rPr>
+                <w:sz w:val="18"/>
+              </w:rPr>
+              <w:t>Desflurane vs Isoflurane</w:t>
             </w:r>
           </w:p>
         </w:tc>
         <w:tc>
           <w:tcPr>
-            <w:tcW w:type="dxa" w:w="1105"/>
+            <w:tcW w:type="dxa" w:w="1768"/>
           </w:tcPr>
           <w:p>
             <w:pPr>
@@ -896,13 +1381,13 @@
               <w:rPr>
                 <w:sz w:val="18"/>
               </w:rPr>
-              <w:t>$25–1500</w:t>
+              <w:t>-0.31</w:t>
             </w:r>
           </w:p>
         </w:tc>
         <w:tc>
           <w:tcPr>
-            <w:tcW w:type="dxa" w:w="1105"/>
+            <w:tcW w:type="dxa" w:w="1768"/>
           </w:tcPr>
           <w:p>
             <w:pPr>
@@ -912,13 +1397,13 @@
               <w:rPr>
                 <w:sz w:val="18"/>
               </w:rPr>
-              <w:t>0.148</w:t>
+              <w:t>0.302</w:t>
             </w:r>
           </w:p>
         </w:tc>
         <w:tc>
           <w:tcPr>
-            <w:tcW w:type="dxa" w:w="1105"/>
+            <w:tcW w:type="dxa" w:w="1768"/>
           </w:tcPr>
           <w:p>
             <w:pPr>
@@ -928,30 +1413,13 @@
               <w:rPr>
                 <w:sz w:val="18"/>
               </w:rPr>
-              <w:t>-0.47</w:t>
-            </w:r>
-          </w:p>
-        </w:tc>
-      </w:tr>
-      <w:tr>
-        <w:tc>
-          <w:tcPr>
-            <w:tcW w:type="dxa" w:w="1105"/>
-          </w:tcPr>
-          <w:p>
-            <w:pPr>
-              <w:jc w:val="left"/>
-            </w:pPr>
-            <w:r>
-              <w:rPr>
-                <w:sz w:val="18"/>
-              </w:rPr>
+              <w:t>-1.03</w:t>
             </w:r>
           </w:p>
         </w:tc>
         <w:tc>
           <w:tcPr>
-            <w:tcW w:type="dxa" w:w="1105"/>
+            <w:tcW w:type="dxa" w:w="1768"/>
           </w:tcPr>
           <w:p>
             <w:pPr>
@@ -961,620 +1429,30 @@
               <w:rPr>
                 <w:sz w:val="18"/>
               </w:rPr>
-              <w:t>Post-ban</w:t>
-            </w:r>
-          </w:p>
-        </w:tc>
-        <w:tc>
-          <w:tcPr>
-            <w:tcW w:type="dxa" w:w="1105"/>
-          </w:tcPr>
-          <w:p>
-            <w:pPr>
-              <w:jc w:val="center"/>
-            </w:pPr>
-            <w:r>
-              <w:rPr>
-                <w:sz w:val="18"/>
-              </w:rPr>
-              <w:t>17</w:t>
-            </w:r>
-          </w:p>
-        </w:tc>
-        <w:tc>
-          <w:tcPr>
-            <w:tcW w:type="dxa" w:w="1105"/>
-          </w:tcPr>
-          <w:p>
-            <w:pPr>
-              <w:jc w:val="center"/>
-            </w:pPr>
-            <w:r>
-              <w:rPr>
-                <w:sz w:val="18"/>
-              </w:rPr>
-              <w:t>$164 (113)</w:t>
-            </w:r>
-          </w:p>
-        </w:tc>
-        <w:tc>
-          <w:tcPr>
-            <w:tcW w:type="dxa" w:w="1105"/>
-          </w:tcPr>
-          <w:p>
-            <w:pPr>
-              <w:jc w:val="center"/>
-            </w:pPr>
-            <w:r>
-              <w:rPr>
-                <w:sz w:val="18"/>
-              </w:rPr>
-              <w:t>$101 (86–250)</w:t>
-            </w:r>
-          </w:p>
-        </w:tc>
-        <w:tc>
-          <w:tcPr>
-            <w:tcW w:type="dxa" w:w="1105"/>
-          </w:tcPr>
-          <w:p>
-            <w:pPr>
-              <w:jc w:val="center"/>
-            </w:pPr>
-            <w:r>
-              <w:rPr>
-                <w:sz w:val="18"/>
-              </w:rPr>
-              <w:t>$28–375</w:t>
-            </w:r>
-          </w:p>
-        </w:tc>
-        <w:tc>
-          <w:tcPr>
-            <w:tcW w:type="dxa" w:w="1105"/>
-          </w:tcPr>
-          <w:p>
-            <w:pPr>
-              <w:jc w:val="center"/>
-            </w:pPr>
-            <w:r>
-              <w:rPr>
-                <w:sz w:val="18"/>
-              </w:rPr>
-            </w:r>
-          </w:p>
-        </w:tc>
-        <w:tc>
-          <w:tcPr>
-            <w:tcW w:type="dxa" w:w="1105"/>
-          </w:tcPr>
-          <w:p>
-            <w:pPr>
-              <w:jc w:val="center"/>
-            </w:pPr>
-            <w:r>
-              <w:rPr>
-                <w:sz w:val="18"/>
-              </w:rPr>
-            </w:r>
-          </w:p>
-        </w:tc>
-      </w:tr>
-      <w:tr>
-        <w:tc>
-          <w:tcPr>
-            <w:tcW w:type="dxa" w:w="1105"/>
-          </w:tcPr>
-          <w:p>
-            <w:pPr>
-              <w:jc w:val="left"/>
-            </w:pPr>
-            <w:r>
-              <w:rPr>
-                <w:sz w:val="18"/>
-              </w:rPr>
-              <w:t>Sevoflurane</w:t>
-            </w:r>
-          </w:p>
-        </w:tc>
-        <w:tc>
-          <w:tcPr>
-            <w:tcW w:type="dxa" w:w="1105"/>
-          </w:tcPr>
-          <w:p>
-            <w:pPr>
-              <w:jc w:val="center"/>
-            </w:pPr>
-            <w:r>
-              <w:rPr>
-                <w:sz w:val="18"/>
-              </w:rPr>
-              <w:t>Pre-ban</w:t>
-            </w:r>
-          </w:p>
-        </w:tc>
-        <w:tc>
-          <w:tcPr>
-            <w:tcW w:type="dxa" w:w="1105"/>
-          </w:tcPr>
-          <w:p>
-            <w:pPr>
-              <w:jc w:val="center"/>
-            </w:pPr>
-            <w:r>
-              <w:rPr>
-                <w:sz w:val="18"/>
-              </w:rPr>
-              <w:t>287</w:t>
-            </w:r>
-          </w:p>
-        </w:tc>
-        <w:tc>
-          <w:tcPr>
-            <w:tcW w:type="dxa" w:w="1105"/>
-          </w:tcPr>
-          <w:p>
-            <w:pPr>
-              <w:jc w:val="center"/>
-            </w:pPr>
-            <w:r>
-              <w:rPr>
-                <w:sz w:val="18"/>
-              </w:rPr>
-              <w:t>$545 (415)</w:t>
-            </w:r>
-          </w:p>
-        </w:tc>
-        <w:tc>
-          <w:tcPr>
-            <w:tcW w:type="dxa" w:w="1105"/>
-          </w:tcPr>
-          <w:p>
-            <w:pPr>
-              <w:jc w:val="center"/>
-            </w:pPr>
-            <w:r>
-              <w:rPr>
-                <w:sz w:val="18"/>
-              </w:rPr>
-              <w:t>$430 (300–662)</w:t>
-            </w:r>
-          </w:p>
-        </w:tc>
-        <w:tc>
-          <w:tcPr>
-            <w:tcW w:type="dxa" w:w="1105"/>
-          </w:tcPr>
-          <w:p>
-            <w:pPr>
-              <w:jc w:val="center"/>
-            </w:pPr>
-            <w:r>
-              <w:rPr>
-                <w:sz w:val="18"/>
-              </w:rPr>
-              <w:t>$75–2750</w:t>
-            </w:r>
-          </w:p>
-        </w:tc>
-        <w:tc>
-          <w:tcPr>
-            <w:tcW w:type="dxa" w:w="1105"/>
-          </w:tcPr>
-          <w:p>
-            <w:pPr>
-              <w:jc w:val="center"/>
-            </w:pPr>
-            <w:r>
-              <w:rPr>
-                <w:sz w:val="18"/>
-              </w:rPr>
-              <w:t>0.150</w:t>
-            </w:r>
-          </w:p>
-        </w:tc>
-        <w:tc>
-          <w:tcPr>
-            <w:tcW w:type="dxa" w:w="1105"/>
-          </w:tcPr>
-          <w:p>
-            <w:pPr>
-              <w:jc w:val="center"/>
-            </w:pPr>
-            <w:r>
-              <w:rPr>
-                <w:sz w:val="18"/>
-              </w:rPr>
-              <w:t>0.17</w:t>
-            </w:r>
-          </w:p>
-        </w:tc>
-      </w:tr>
-      <w:tr>
-        <w:tc>
-          <w:tcPr>
-            <w:tcW w:type="dxa" w:w="1105"/>
-          </w:tcPr>
-          <w:p>
-            <w:pPr>
-              <w:jc w:val="left"/>
-            </w:pPr>
-            <w:r>
-              <w:rPr>
-                <w:sz w:val="18"/>
-              </w:rPr>
-            </w:r>
-          </w:p>
-        </w:tc>
-        <w:tc>
-          <w:tcPr>
-            <w:tcW w:type="dxa" w:w="1105"/>
-          </w:tcPr>
-          <w:p>
-            <w:pPr>
-              <w:jc w:val="center"/>
-            </w:pPr>
-            <w:r>
-              <w:rPr>
-                <w:sz w:val="18"/>
-              </w:rPr>
-              <w:t>Post-ban</w:t>
-            </w:r>
-          </w:p>
-        </w:tc>
-        <w:tc>
-          <w:tcPr>
-            <w:tcW w:type="dxa" w:w="1105"/>
-          </w:tcPr>
-          <w:p>
-            <w:pPr>
-              <w:jc w:val="center"/>
-            </w:pPr>
-            <w:r>
-              <w:rPr>
-                <w:sz w:val="18"/>
-              </w:rPr>
-              <w:t>34</w:t>
-            </w:r>
-          </w:p>
-        </w:tc>
-        <w:tc>
-          <w:tcPr>
-            <w:tcW w:type="dxa" w:w="1105"/>
-          </w:tcPr>
-          <w:p>
-            <w:pPr>
-              <w:jc w:val="center"/>
-            </w:pPr>
-            <w:r>
-              <w:rPr>
-                <w:sz w:val="18"/>
-              </w:rPr>
-              <w:t>$612 (365)</w:t>
-            </w:r>
-          </w:p>
-        </w:tc>
-        <w:tc>
-          <w:tcPr>
-            <w:tcW w:type="dxa" w:w="1105"/>
-          </w:tcPr>
-          <w:p>
-            <w:pPr>
-              <w:jc w:val="center"/>
-            </w:pPr>
-            <w:r>
-              <w:rPr>
-                <w:sz w:val="18"/>
-              </w:rPr>
-              <w:t>$508 (322–900)</w:t>
-            </w:r>
-          </w:p>
-        </w:tc>
-        <w:tc>
-          <w:tcPr>
-            <w:tcW w:type="dxa" w:w="1105"/>
-          </w:tcPr>
-          <w:p>
-            <w:pPr>
-              <w:jc w:val="center"/>
-            </w:pPr>
-            <w:r>
-              <w:rPr>
-                <w:sz w:val="18"/>
-              </w:rPr>
-              <w:t>$50–1500</w:t>
-            </w:r>
-          </w:p>
-        </w:tc>
-        <w:tc>
-          <w:tcPr>
-            <w:tcW w:type="dxa" w:w="1105"/>
-          </w:tcPr>
-          <w:p>
-            <w:pPr>
-              <w:jc w:val="center"/>
-            </w:pPr>
-            <w:r>
-              <w:rPr>
-                <w:sz w:val="18"/>
-              </w:rPr>
-            </w:r>
-          </w:p>
-        </w:tc>
-        <w:tc>
-          <w:tcPr>
-            <w:tcW w:type="dxa" w:w="1105"/>
-          </w:tcPr>
-          <w:p>
-            <w:pPr>
-              <w:jc w:val="center"/>
-            </w:pPr>
-            <w:r>
-              <w:rPr>
-                <w:sz w:val="18"/>
-              </w:rPr>
-            </w:r>
-          </w:p>
-        </w:tc>
-      </w:tr>
-      <w:tr>
-        <w:tc>
-          <w:tcPr>
-            <w:tcW w:type="dxa" w:w="1105"/>
-          </w:tcPr>
-          <w:p>
-            <w:pPr>
-              <w:jc w:val="left"/>
-            </w:pPr>
-            <w:r>
-              <w:rPr>
-                <w:sz w:val="18"/>
-              </w:rPr>
-              <w:t>Isoflurane</w:t>
-            </w:r>
-          </w:p>
-        </w:tc>
-        <w:tc>
-          <w:tcPr>
-            <w:tcW w:type="dxa" w:w="1105"/>
-          </w:tcPr>
-          <w:p>
-            <w:pPr>
-              <w:jc w:val="center"/>
-            </w:pPr>
-            <w:r>
-              <w:rPr>
-                <w:sz w:val="18"/>
-              </w:rPr>
-              <w:t>Pre-ban</w:t>
-            </w:r>
-          </w:p>
-        </w:tc>
-        <w:tc>
-          <w:tcPr>
-            <w:tcW w:type="dxa" w:w="1105"/>
-          </w:tcPr>
-          <w:p>
-            <w:pPr>
-              <w:jc w:val="center"/>
-            </w:pPr>
-            <w:r>
-              <w:rPr>
-                <w:sz w:val="18"/>
-              </w:rPr>
-              <w:t>510</w:t>
-            </w:r>
-          </w:p>
-        </w:tc>
-        <w:tc>
-          <w:tcPr>
-            <w:tcW w:type="dxa" w:w="1105"/>
-          </w:tcPr>
-          <w:p>
-            <w:pPr>
-              <w:jc w:val="center"/>
-            </w:pPr>
-            <w:r>
-              <w:rPr>
-                <w:sz w:val="18"/>
-              </w:rPr>
-              <w:t>$287 (215)</w:t>
-            </w:r>
-          </w:p>
-        </w:tc>
-        <w:tc>
-          <w:tcPr>
-            <w:tcW w:type="dxa" w:w="1105"/>
-          </w:tcPr>
-          <w:p>
-            <w:pPr>
-              <w:jc w:val="center"/>
-            </w:pPr>
-            <w:r>
-              <w:rPr>
-                <w:sz w:val="18"/>
-              </w:rPr>
-              <w:t>$248 (140–350)</w:t>
-            </w:r>
-          </w:p>
-        </w:tc>
-        <w:tc>
-          <w:tcPr>
-            <w:tcW w:type="dxa" w:w="1105"/>
-          </w:tcPr>
-          <w:p>
-            <w:pPr>
-              <w:jc w:val="center"/>
-            </w:pPr>
-            <w:r>
-              <w:rPr>
-                <w:sz w:val="18"/>
-              </w:rPr>
-              <w:t>$30–1275</w:t>
-            </w:r>
-          </w:p>
-        </w:tc>
-        <w:tc>
-          <w:tcPr>
-            <w:tcW w:type="dxa" w:w="1105"/>
-          </w:tcPr>
-          <w:p>
-            <w:pPr>
-              <w:jc w:val="center"/>
-            </w:pPr>
-            <w:r>
-              <w:rPr>
-                <w:sz w:val="18"/>
-              </w:rPr>
-              <w:t>0.184</w:t>
-            </w:r>
-          </w:p>
-        </w:tc>
-        <w:tc>
-          <w:tcPr>
-            <w:tcW w:type="dxa" w:w="1105"/>
-          </w:tcPr>
-          <w:p>
-            <w:pPr>
-              <w:jc w:val="center"/>
-            </w:pPr>
-            <w:r>
-              <w:rPr>
-                <w:sz w:val="18"/>
-              </w:rPr>
-              <w:t>-0.16</w:t>
-            </w:r>
-          </w:p>
-        </w:tc>
-      </w:tr>
-      <w:tr>
-        <w:tc>
-          <w:tcPr>
-            <w:tcW w:type="dxa" w:w="1105"/>
-          </w:tcPr>
-          <w:p>
-            <w:pPr>
-              <w:jc w:val="left"/>
-            </w:pPr>
-            <w:r>
-              <w:rPr>
-                <w:sz w:val="18"/>
-              </w:rPr>
-            </w:r>
-          </w:p>
-        </w:tc>
-        <w:tc>
-          <w:tcPr>
-            <w:tcW w:type="dxa" w:w="1105"/>
-          </w:tcPr>
-          <w:p>
-            <w:pPr>
-              <w:jc w:val="center"/>
-            </w:pPr>
-            <w:r>
-              <w:rPr>
-                <w:sz w:val="18"/>
-              </w:rPr>
-              <w:t>Post-ban</w:t>
-            </w:r>
-          </w:p>
-        </w:tc>
-        <w:tc>
-          <w:tcPr>
-            <w:tcW w:type="dxa" w:w="1105"/>
-          </w:tcPr>
-          <w:p>
-            <w:pPr>
-              <w:jc w:val="center"/>
-            </w:pPr>
-            <w:r>
-              <w:rPr>
-                <w:sz w:val="18"/>
-              </w:rPr>
-              <w:t>44</w:t>
-            </w:r>
-          </w:p>
-        </w:tc>
-        <w:tc>
-          <w:tcPr>
-            <w:tcW w:type="dxa" w:w="1105"/>
-          </w:tcPr>
-          <w:p>
-            <w:pPr>
-              <w:jc w:val="center"/>
-            </w:pPr>
-            <w:r>
-              <w:rPr>
-                <w:sz w:val="18"/>
-              </w:rPr>
-              <w:t>$255 (191)</w:t>
-            </w:r>
-          </w:p>
-        </w:tc>
-        <w:tc>
-          <w:tcPr>
-            <w:tcW w:type="dxa" w:w="1105"/>
-          </w:tcPr>
-          <w:p>
-            <w:pPr>
-              <w:jc w:val="center"/>
-            </w:pPr>
-            <w:r>
-              <w:rPr>
-                <w:sz w:val="18"/>
-              </w:rPr>
-              <w:t>$200 (100–330)</w:t>
-            </w:r>
-          </w:p>
-        </w:tc>
-        <w:tc>
-          <w:tcPr>
-            <w:tcW w:type="dxa" w:w="1105"/>
-          </w:tcPr>
-          <w:p>
-            <w:pPr>
-              <w:jc w:val="center"/>
-            </w:pPr>
-            <w:r>
-              <w:rPr>
-                <w:sz w:val="18"/>
-              </w:rPr>
-              <w:t>$70–795</w:t>
-            </w:r>
-          </w:p>
-        </w:tc>
-        <w:tc>
-          <w:tcPr>
-            <w:tcW w:type="dxa" w:w="1105"/>
-          </w:tcPr>
-          <w:p>
-            <w:pPr>
-              <w:jc w:val="center"/>
-            </w:pPr>
-            <w:r>
-              <w:rPr>
-                <w:sz w:val="18"/>
-              </w:rPr>
-            </w:r>
-          </w:p>
-        </w:tc>
-        <w:tc>
-          <w:tcPr>
-            <w:tcW w:type="dxa" w:w="1105"/>
-          </w:tcPr>
-          <w:p>
-            <w:pPr>
-              <w:jc w:val="center"/>
-            </w:pPr>
-            <w:r>
-              <w:rPr>
-                <w:sz w:val="18"/>
-              </w:rPr>
+              <w:t>0.303</w:t>
             </w:r>
           </w:p>
         </w:tc>
       </w:tr>
     </w:tbl>
+    <w:p>
+      <w:r>
+        <w:rPr>
+          <w:b w:val="0"/>
+          <w:i/>
+          <w:sz w:val="16"/>
+        </w:rPr>
+        <w:t xml:space="preserve">Within-agent P values (Mann–Whitney U): </w:t>
+      </w:r>
+      <w:r>
+        <w:rPr>
+          <w:b w:val="0"/>
+          <w:i/>
+          <w:sz w:val="16"/>
+        </w:rPr>
+        <w:t>Desflurane U P=0.148, t P=0.027; Sevoflurane U P=0.150, t P=0.326; Isoflurane U P=0.184, t P=0.297.</w:t>
+      </w:r>
+    </w:p>
     <w:p/>
     <w:p>
       <w:r>
@@ -2100,6 +1978,11 @@
     <w:p>
       <w:r>
         <w:t>Isoflurane vaporiser prices were similarly stable. Although Spearman correlation reached nominal significance (ρ=-0.09, P=0.044), the magnitude was small and the quarterly median trend was not significant (ρ=-0.32, P=0.285). The pre-/post-ban comparison showed a non-significant 11% decline (P=0.184, Mann–Whitney U). The stability of sevoflurane and isoflurane prices strengthens the inference that the desflurane price decline was specifically attributable to the EU regulation rather than to broader market forces.</w:t>
+      </w:r>
+    </w:p>
+    <w:p>
+      <w:r>
+        <w:t>Between-agent comparison of effect sizes confirmed the agent-specificity of the price decline (Table 1, Panel B). The effect size for desflurane (d=-0.47; 95% CI -0.97 to 0.04) was significantly larger than that for sevoflurane (d=0.17; 95% CI -0.18 to 0.53; Δd=-0.64, z=-2.03, P=0.043). The difference relative to isoflurane (d=-0.16; 95% CI -0.47 to 0.15) did not reach statistical significance (Δd=-0.31, z=-1.03, P=0.303).</w:t>
       </w:r>
     </w:p>
     <w:p>

--- a/vaporizer-price-study/papers/eja_manuscript_english.docx
+++ b/vaporizer-price-study/papers/eja_manuscript_english.docx
@@ -288,7 +288,7 @@
           <w:i w:val="0"/>
           <w:sz w:val="22"/>
         </w:rPr>
-        <w:t>The EU desflurane regulation was associated with a progressive, agent-specific decline in secondary market vaporiser prices. These findings provide the first empirical evidence that environmental regulation of anaesthetic agents has measurable economic consequences for the secondary medical equipment market. Anaesthesia departments holding desflurane vaporisers should consider early disposal or trade-in strategies, as secondary market values decline progressively once regulatory signals emerge.</w:t>
+        <w:t>The EU desflurane regulation was associated with a progressive, agent-specific decline in secondary market vaporiser prices that began during the legislative process, before formal prohibition. Early divestment during the regulatory cycle—rather than at the point of prohibition—may offer better cost recovery for anaesthesia departments holding regulated equipment.</w:t>
       </w:r>
     </w:p>
     <w:p>
@@ -2104,7 +2104,12 @@
     </w:p>
     <w:p>
       <w:r>
-        <w:t>For anaesthesia departments, these findings carry practical implications for capital equipment management. First, departments retaining desflurane vaporisers with intent to sell should recognise that secondary market values are already substantially depressed and are unlikely to recover; early disposal programmes may mitigate further losses. Second, the anticipatory price decline—beginning well before the ban took effect—suggests that institutional buy-back or manufacturer trade-in programmes, if offered early in the legislative cycle, could achieve better cost recovery than delayed action. Third, the stability of sevoflurane and isoflurane vaporiser prices provides reassurance that existing equipment for non-regulated agents retains its capital value. Finally, for jurisdictions considering similar regulations (including potential future restrictions on nitrous oxide), our data suggest that secondary market depreciation begins as soon as regulatory signals emerge, not at the point of formal prohibition. Proactive equipment transition planning during the consultative phase of regulation may therefore be economically rational.</w:t>
+        <w:t>For anaesthesia departments, these findings carry practical implications for the timing of equipment divestment. Our data show that secondary market values eroded progressively as the regulatory process advanced: median desflurane vaporiser prices fell by roughly half between the post-proposal period and the post-ban period, whereas sevoflurane and isoflurane prices remained stable over the same interval. Crucially, a substantial proportion of this depreciation occurred before the ban took effect, during the legislative process itself. This suggests that departments seeking to recover residual capital value from regulated equipment should act early in the regulatory cycle—ideally during the consultative or legislative phase—rather than waiting for formal prohibition. Institutional buy-back or manufacturer trade-in programmes, if offered during this window, could achieve meaningfully better cost recovery than delayed action.</w:t>
+      </w:r>
+    </w:p>
+    <w:p>
+      <w:r>
+        <w:t>Two further observations are relevant. First, the stability of sevoflurane and isoflurane vaporiser prices provides reassurance that existing equipment for non-regulated agents retains its capital value; the depreciation is specific to the targeted agent, not a general market effect. Second, for jurisdictions considering similar regulations—including potential future restrictions on nitrous oxide—our data suggest that secondary market depreciation begins as soon as regulatory signals emerge, not at the point of formal prohibition. Proactive equipment transition planning during the earliest stages of the regulatory process may therefore be economically rational.</w:t>
       </w:r>
     </w:p>
     <w:p>
@@ -2120,7 +2125,7 @@
     </w:p>
     <w:p>
       <w:r>
-        <w:t>The EU desflurane regulation was associated with a progressive, statistically significant decline in secondary market values of desflurane vaporisers. Time-series trend analysis demonstrated that this decline was unique to the regulated agent: sevoflurane and isoflurane vaporiser prices remained stable throughout the study period, serving as natural controls. The price decline began during the legislative process, suggesting anticipatory market responses to cumulative regulatory signals. These findings provide the first empirical evidence that environmental regulation of anaesthetic agents has measurable, agent-specific economic consequences for the secondary medical equipment market, and support early equipment transition planning for anaesthesia departments affected by current or forthcoming volatile agent regulations.</w:t>
+        <w:t>The EU desflurane regulation was associated with a progressive, agent-specific decline in secondary market vaporiser prices. This decline was unique to the regulated agent—sevoflurane and isoflurane prices remained stable—and began during the legislative process, well before formal prohibition. These findings provide the first empirical evidence that environmental regulation of anaesthetic agents has measurable economic consequences for secondary medical equipment markets. For anaesthesia departments holding regulated equipment, early divestment during the legislative phase of regulation—rather than at the point of prohibition—may offer the best opportunity to recover residual capital value.</w:t>
       </w:r>
     </w:p>
     <w:p>

--- a/vaporizer-price-study/papers/eja_manuscript_english.docx
+++ b/vaporizer-price-study/papers/eja_manuscript_english.docx
@@ -630,6 +630,512 @@
           <w:sz w:val="20"/>
         </w:rPr>
         <w:t xml:space="preserve">Table 1. </w:t>
+      </w:r>
+      <w:r>
+        <w:rPr>
+          <w:b w:val="0"/>
+          <w:i/>
+          <w:sz w:val="20"/>
+        </w:rPr>
+        <w:t>Time-series trend analysis of vaporiser prices by agent type. Spearman rank correlation tests monotonic association between sale date and price; Kendall τ tests association between ordered regulatory phase and price.</w:t>
+      </w:r>
+    </w:p>
+    <w:tbl>
+      <w:tblPr>
+        <w:tblStyle w:val="TableGrid"/>
+        <w:tblW w:type="auto" w:w="0"/>
+        <w:jc w:val="center"/>
+        <w:tblLook w:firstColumn="1" w:firstRow="1" w:lastColumn="0" w:lastRow="0" w:noHBand="0" w:noVBand="1" w:val="04A0"/>
+      </w:tblPr>
+      <w:tblGrid>
+        <w:gridCol w:w="1263"/>
+        <w:gridCol w:w="1263"/>
+        <w:gridCol w:w="1263"/>
+        <w:gridCol w:w="1263"/>
+        <w:gridCol w:w="1263"/>
+        <w:gridCol w:w="1263"/>
+        <w:gridCol w:w="1263"/>
+      </w:tblGrid>
+      <w:tr>
+        <w:tc>
+          <w:tcPr>
+            <w:tcW w:type="dxa" w:w="1263"/>
+            <w:shd w:fill="D9E2F3" w:val="clear"/>
+          </w:tcPr>
+          <w:p>
+            <w:pPr>
+              <w:jc w:val="center"/>
+            </w:pPr>
+            <w:r>
+              <w:rPr>
+                <w:b/>
+                <w:sz w:val="18"/>
+              </w:rPr>
+              <w:t>Agent</w:t>
+            </w:r>
+          </w:p>
+        </w:tc>
+        <w:tc>
+          <w:tcPr>
+            <w:tcW w:type="dxa" w:w="1263"/>
+            <w:shd w:fill="D9E2F3" w:val="clear"/>
+          </w:tcPr>
+          <w:p>
+            <w:pPr>
+              <w:jc w:val="center"/>
+            </w:pPr>
+            <w:r>
+              <w:rPr>
+                <w:b/>
+                <w:sz w:val="18"/>
+              </w:rPr>
+              <w:t>Spearman ρ</w:t>
+            </w:r>
+          </w:p>
+        </w:tc>
+        <w:tc>
+          <w:tcPr>
+            <w:tcW w:type="dxa" w:w="1263"/>
+            <w:shd w:fill="D9E2F3" w:val="clear"/>
+          </w:tcPr>
+          <w:p>
+            <w:pPr>
+              <w:jc w:val="center"/>
+            </w:pPr>
+            <w:r>
+              <w:rPr>
+                <w:b/>
+                <w:sz w:val="18"/>
+              </w:rPr>
+              <w:t>P value</w:t>
+            </w:r>
+          </w:p>
+        </w:tc>
+        <w:tc>
+          <w:tcPr>
+            <w:tcW w:type="dxa" w:w="1263"/>
+            <w:shd w:fill="D9E2F3" w:val="clear"/>
+          </w:tcPr>
+          <w:p>
+            <w:pPr>
+              <w:jc w:val="center"/>
+            </w:pPr>
+            <w:r>
+              <w:rPr>
+                <w:b/>
+                <w:sz w:val="18"/>
+              </w:rPr>
+              <w:t>Kendall τ</w:t>
+            </w:r>
+          </w:p>
+        </w:tc>
+        <w:tc>
+          <w:tcPr>
+            <w:tcW w:type="dxa" w:w="1263"/>
+            <w:shd w:fill="D9E2F3" w:val="clear"/>
+          </w:tcPr>
+          <w:p>
+            <w:pPr>
+              <w:jc w:val="center"/>
+            </w:pPr>
+            <w:r>
+              <w:rPr>
+                <w:b/>
+                <w:sz w:val="18"/>
+              </w:rPr>
+              <w:t>P value</w:t>
+            </w:r>
+          </w:p>
+        </w:tc>
+        <w:tc>
+          <w:tcPr>
+            <w:tcW w:type="dxa" w:w="1263"/>
+            <w:shd w:fill="D9E2F3" w:val="clear"/>
+          </w:tcPr>
+          <w:p>
+            <w:pPr>
+              <w:jc w:val="center"/>
+            </w:pPr>
+            <w:r>
+              <w:rPr>
+                <w:b/>
+                <w:sz w:val="18"/>
+              </w:rPr>
+              <w:t>Quarterly ρ</w:t>
+            </w:r>
+          </w:p>
+        </w:tc>
+        <w:tc>
+          <w:tcPr>
+            <w:tcW w:type="dxa" w:w="1263"/>
+            <w:shd w:fill="D9E2F3" w:val="clear"/>
+          </w:tcPr>
+          <w:p>
+            <w:pPr>
+              <w:jc w:val="center"/>
+            </w:pPr>
+            <w:r>
+              <w:rPr>
+                <w:b/>
+                <w:sz w:val="18"/>
+              </w:rPr>
+              <w:t>P value</w:t>
+            </w:r>
+          </w:p>
+        </w:tc>
+      </w:tr>
+      <w:tr>
+        <w:tc>
+          <w:tcPr>
+            <w:tcW w:type="dxa" w:w="1263"/>
+          </w:tcPr>
+          <w:p>
+            <w:pPr>
+              <w:jc w:val="left"/>
+            </w:pPr>
+            <w:r>
+              <w:rPr>
+                <w:sz w:val="18"/>
+              </w:rPr>
+              <w:t>Desflurane</w:t>
+            </w:r>
+          </w:p>
+        </w:tc>
+        <w:tc>
+          <w:tcPr>
+            <w:tcW w:type="dxa" w:w="1263"/>
+          </w:tcPr>
+          <w:p>
+            <w:pPr>
+              <w:jc w:val="center"/>
+            </w:pPr>
+            <w:r>
+              <w:rPr>
+                <w:sz w:val="18"/>
+              </w:rPr>
+              <w:t>-0.277</w:t>
+            </w:r>
+          </w:p>
+        </w:tc>
+        <w:tc>
+          <w:tcPr>
+            <w:tcW w:type="dxa" w:w="1263"/>
+          </w:tcPr>
+          <w:p>
+            <w:pPr>
+              <w:jc w:val="center"/>
+            </w:pPr>
+            <w:r>
+              <w:rPr>
+                <w:sz w:val="18"/>
+              </w:rPr>
+              <w:t>&lt;0.001</w:t>
+            </w:r>
+          </w:p>
+        </w:tc>
+        <w:tc>
+          <w:tcPr>
+            <w:tcW w:type="dxa" w:w="1263"/>
+          </w:tcPr>
+          <w:p>
+            <w:pPr>
+              <w:jc w:val="center"/>
+            </w:pPr>
+            <w:r>
+              <w:rPr>
+                <w:sz w:val="18"/>
+              </w:rPr>
+              <w:t>-0.121</w:t>
+            </w:r>
+          </w:p>
+        </w:tc>
+        <w:tc>
+          <w:tcPr>
+            <w:tcW w:type="dxa" w:w="1263"/>
+          </w:tcPr>
+          <w:p>
+            <w:pPr>
+              <w:jc w:val="center"/>
+            </w:pPr>
+            <w:r>
+              <w:rPr>
+                <w:sz w:val="18"/>
+              </w:rPr>
+              <w:t>0.049</w:t>
+            </w:r>
+          </w:p>
+        </w:tc>
+        <w:tc>
+          <w:tcPr>
+            <w:tcW w:type="dxa" w:w="1263"/>
+          </w:tcPr>
+          <w:p>
+            <w:pPr>
+              <w:jc w:val="center"/>
+            </w:pPr>
+            <w:r>
+              <w:rPr>
+                <w:sz w:val="18"/>
+              </w:rPr>
+              <w:t>-0.601</w:t>
+            </w:r>
+          </w:p>
+        </w:tc>
+        <w:tc>
+          <w:tcPr>
+            <w:tcW w:type="dxa" w:w="1263"/>
+          </w:tcPr>
+          <w:p>
+            <w:pPr>
+              <w:jc w:val="center"/>
+            </w:pPr>
+            <w:r>
+              <w:rPr>
+                <w:sz w:val="18"/>
+              </w:rPr>
+              <w:t>0.039</w:t>
+            </w:r>
+          </w:p>
+        </w:tc>
+      </w:tr>
+      <w:tr>
+        <w:tc>
+          <w:tcPr>
+            <w:tcW w:type="dxa" w:w="1263"/>
+          </w:tcPr>
+          <w:p>
+            <w:pPr>
+              <w:jc w:val="left"/>
+            </w:pPr>
+            <w:r>
+              <w:rPr>
+                <w:sz w:val="18"/>
+              </w:rPr>
+              <w:t>Sevoflurane</w:t>
+            </w:r>
+          </w:p>
+        </w:tc>
+        <w:tc>
+          <w:tcPr>
+            <w:tcW w:type="dxa" w:w="1263"/>
+          </w:tcPr>
+          <w:p>
+            <w:pPr>
+              <w:jc w:val="center"/>
+            </w:pPr>
+            <w:r>
+              <w:rPr>
+                <w:sz w:val="18"/>
+              </w:rPr>
+              <w:t>0.010</w:t>
+            </w:r>
+          </w:p>
+        </w:tc>
+        <w:tc>
+          <w:tcPr>
+            <w:tcW w:type="dxa" w:w="1263"/>
+          </w:tcPr>
+          <w:p>
+            <w:pPr>
+              <w:jc w:val="center"/>
+            </w:pPr>
+            <w:r>
+              <w:rPr>
+                <w:sz w:val="18"/>
+              </w:rPr>
+              <w:t>0.862</w:t>
+            </w:r>
+          </w:p>
+        </w:tc>
+        <w:tc>
+          <w:tcPr>
+            <w:tcW w:type="dxa" w:w="1263"/>
+          </w:tcPr>
+          <w:p>
+            <w:pPr>
+              <w:jc w:val="center"/>
+            </w:pPr>
+            <w:r>
+              <w:rPr>
+                <w:sz w:val="18"/>
+              </w:rPr>
+              <w:t>0.039</w:t>
+            </w:r>
+          </w:p>
+        </w:tc>
+        <w:tc>
+          <w:tcPr>
+            <w:tcW w:type="dxa" w:w="1263"/>
+          </w:tcPr>
+          <w:p>
+            <w:pPr>
+              <w:jc w:val="center"/>
+            </w:pPr>
+            <w:r>
+              <w:rPr>
+                <w:sz w:val="18"/>
+              </w:rPr>
+              <w:t>0.365</w:t>
+            </w:r>
+          </w:p>
+        </w:tc>
+        <w:tc>
+          <w:tcPr>
+            <w:tcW w:type="dxa" w:w="1263"/>
+          </w:tcPr>
+          <w:p>
+            <w:pPr>
+              <w:jc w:val="center"/>
+            </w:pPr>
+            <w:r>
+              <w:rPr>
+                <w:sz w:val="18"/>
+              </w:rPr>
+              <w:t>-0.092</w:t>
+            </w:r>
+          </w:p>
+        </w:tc>
+        <w:tc>
+          <w:tcPr>
+            <w:tcW w:type="dxa" w:w="1263"/>
+          </w:tcPr>
+          <w:p>
+            <w:pPr>
+              <w:jc w:val="center"/>
+            </w:pPr>
+            <w:r>
+              <w:rPr>
+                <w:sz w:val="18"/>
+              </w:rPr>
+              <w:t>0.777</w:t>
+            </w:r>
+          </w:p>
+        </w:tc>
+      </w:tr>
+      <w:tr>
+        <w:tc>
+          <w:tcPr>
+            <w:tcW w:type="dxa" w:w="1263"/>
+          </w:tcPr>
+          <w:p>
+            <w:pPr>
+              <w:jc w:val="left"/>
+            </w:pPr>
+            <w:r>
+              <w:rPr>
+                <w:sz w:val="18"/>
+              </w:rPr>
+              <w:t>Isoflurane</w:t>
+            </w:r>
+          </w:p>
+        </w:tc>
+        <w:tc>
+          <w:tcPr>
+            <w:tcW w:type="dxa" w:w="1263"/>
+          </w:tcPr>
+          <w:p>
+            <w:pPr>
+              <w:jc w:val="center"/>
+            </w:pPr>
+            <w:r>
+              <w:rPr>
+                <w:sz w:val="18"/>
+              </w:rPr>
+              <w:t>-0.086</w:t>
+            </w:r>
+          </w:p>
+        </w:tc>
+        <w:tc>
+          <w:tcPr>
+            <w:tcW w:type="dxa" w:w="1263"/>
+          </w:tcPr>
+          <w:p>
+            <w:pPr>
+              <w:jc w:val="center"/>
+            </w:pPr>
+            <w:r>
+              <w:rPr>
+                <w:sz w:val="18"/>
+              </w:rPr>
+              <w:t>0.044</w:t>
+            </w:r>
+          </w:p>
+        </w:tc>
+        <w:tc>
+          <w:tcPr>
+            <w:tcW w:type="dxa" w:w="1263"/>
+          </w:tcPr>
+          <w:p>
+            <w:pPr>
+              <w:jc w:val="center"/>
+            </w:pPr>
+            <w:r>
+              <w:rPr>
+                <w:sz w:val="18"/>
+              </w:rPr>
+              <w:t>-0.074</w:t>
+            </w:r>
+          </w:p>
+        </w:tc>
+        <w:tc>
+          <w:tcPr>
+            <w:tcW w:type="dxa" w:w="1263"/>
+          </w:tcPr>
+          <w:p>
+            <w:pPr>
+              <w:jc w:val="center"/>
+            </w:pPr>
+            <w:r>
+              <w:rPr>
+                <w:sz w:val="18"/>
+              </w:rPr>
+              <w:t>0.025</w:t>
+            </w:r>
+          </w:p>
+        </w:tc>
+        <w:tc>
+          <w:tcPr>
+            <w:tcW w:type="dxa" w:w="1263"/>
+          </w:tcPr>
+          <w:p>
+            <w:pPr>
+              <w:jc w:val="center"/>
+            </w:pPr>
+            <w:r>
+              <w:rPr>
+                <w:sz w:val="18"/>
+              </w:rPr>
+              <w:t>-0.321</w:t>
+            </w:r>
+          </w:p>
+        </w:tc>
+        <w:tc>
+          <w:tcPr>
+            <w:tcW w:type="dxa" w:w="1263"/>
+          </w:tcPr>
+          <w:p>
+            <w:pPr>
+              <w:jc w:val="center"/>
+            </w:pPr>
+            <w:r>
+              <w:rPr>
+                <w:sz w:val="18"/>
+              </w:rPr>
+              <w:t>0.285</w:t>
+            </w:r>
+          </w:p>
+        </w:tc>
+      </w:tr>
+    </w:tbl>
+    <w:p/>
+    <w:p>
+      <w:r>
+        <w:rPr>
+          <w:b/>
+          <w:i w:val="0"/>
+          <w:sz w:val="20"/>
+        </w:rPr>
+        <w:t xml:space="preserve">Table 2. </w:t>
       </w:r>
       <w:r>
         <w:rPr>
@@ -1456,512 +1962,6 @@
     <w:p/>
     <w:p>
       <w:r>
-        <w:rPr>
-          <w:b/>
-          <w:i w:val="0"/>
-          <w:sz w:val="20"/>
-        </w:rPr>
-        <w:t xml:space="preserve">Table 2. </w:t>
-      </w:r>
-      <w:r>
-        <w:rPr>
-          <w:b w:val="0"/>
-          <w:i/>
-          <w:sz w:val="20"/>
-        </w:rPr>
-        <w:t>Time-series trend analysis of vaporiser prices by agent type. Spearman rank correlation tests monotonic association between sale date and price; Kendall τ tests association between ordered regulatory phase and price.</w:t>
-      </w:r>
-    </w:p>
-    <w:tbl>
-      <w:tblPr>
-        <w:tblStyle w:val="TableGrid"/>
-        <w:tblW w:type="auto" w:w="0"/>
-        <w:jc w:val="center"/>
-        <w:tblLook w:firstColumn="1" w:firstRow="1" w:lastColumn="0" w:lastRow="0" w:noHBand="0" w:noVBand="1" w:val="04A0"/>
-      </w:tblPr>
-      <w:tblGrid>
-        <w:gridCol w:w="1263"/>
-        <w:gridCol w:w="1263"/>
-        <w:gridCol w:w="1263"/>
-        <w:gridCol w:w="1263"/>
-        <w:gridCol w:w="1263"/>
-        <w:gridCol w:w="1263"/>
-        <w:gridCol w:w="1263"/>
-      </w:tblGrid>
-      <w:tr>
-        <w:tc>
-          <w:tcPr>
-            <w:tcW w:type="dxa" w:w="1263"/>
-            <w:shd w:fill="D9E2F3" w:val="clear"/>
-          </w:tcPr>
-          <w:p>
-            <w:pPr>
-              <w:jc w:val="center"/>
-            </w:pPr>
-            <w:r>
-              <w:rPr>
-                <w:b/>
-                <w:sz w:val="18"/>
-              </w:rPr>
-              <w:t>Agent</w:t>
-            </w:r>
-          </w:p>
-        </w:tc>
-        <w:tc>
-          <w:tcPr>
-            <w:tcW w:type="dxa" w:w="1263"/>
-            <w:shd w:fill="D9E2F3" w:val="clear"/>
-          </w:tcPr>
-          <w:p>
-            <w:pPr>
-              <w:jc w:val="center"/>
-            </w:pPr>
-            <w:r>
-              <w:rPr>
-                <w:b/>
-                <w:sz w:val="18"/>
-              </w:rPr>
-              <w:t>Spearman ρ</w:t>
-            </w:r>
-          </w:p>
-        </w:tc>
-        <w:tc>
-          <w:tcPr>
-            <w:tcW w:type="dxa" w:w="1263"/>
-            <w:shd w:fill="D9E2F3" w:val="clear"/>
-          </w:tcPr>
-          <w:p>
-            <w:pPr>
-              <w:jc w:val="center"/>
-            </w:pPr>
-            <w:r>
-              <w:rPr>
-                <w:b/>
-                <w:sz w:val="18"/>
-              </w:rPr>
-              <w:t>P value</w:t>
-            </w:r>
-          </w:p>
-        </w:tc>
-        <w:tc>
-          <w:tcPr>
-            <w:tcW w:type="dxa" w:w="1263"/>
-            <w:shd w:fill="D9E2F3" w:val="clear"/>
-          </w:tcPr>
-          <w:p>
-            <w:pPr>
-              <w:jc w:val="center"/>
-            </w:pPr>
-            <w:r>
-              <w:rPr>
-                <w:b/>
-                <w:sz w:val="18"/>
-              </w:rPr>
-              <w:t>Kendall τ</w:t>
-            </w:r>
-          </w:p>
-        </w:tc>
-        <w:tc>
-          <w:tcPr>
-            <w:tcW w:type="dxa" w:w="1263"/>
-            <w:shd w:fill="D9E2F3" w:val="clear"/>
-          </w:tcPr>
-          <w:p>
-            <w:pPr>
-              <w:jc w:val="center"/>
-            </w:pPr>
-            <w:r>
-              <w:rPr>
-                <w:b/>
-                <w:sz w:val="18"/>
-              </w:rPr>
-              <w:t>P value</w:t>
-            </w:r>
-          </w:p>
-        </w:tc>
-        <w:tc>
-          <w:tcPr>
-            <w:tcW w:type="dxa" w:w="1263"/>
-            <w:shd w:fill="D9E2F3" w:val="clear"/>
-          </w:tcPr>
-          <w:p>
-            <w:pPr>
-              <w:jc w:val="center"/>
-            </w:pPr>
-            <w:r>
-              <w:rPr>
-                <w:b/>
-                <w:sz w:val="18"/>
-              </w:rPr>
-              <w:t>Quarterly ρ</w:t>
-            </w:r>
-          </w:p>
-        </w:tc>
-        <w:tc>
-          <w:tcPr>
-            <w:tcW w:type="dxa" w:w="1263"/>
-            <w:shd w:fill="D9E2F3" w:val="clear"/>
-          </w:tcPr>
-          <w:p>
-            <w:pPr>
-              <w:jc w:val="center"/>
-            </w:pPr>
-            <w:r>
-              <w:rPr>
-                <w:b/>
-                <w:sz w:val="18"/>
-              </w:rPr>
-              <w:t>P value</w:t>
-            </w:r>
-          </w:p>
-        </w:tc>
-      </w:tr>
-      <w:tr>
-        <w:tc>
-          <w:tcPr>
-            <w:tcW w:type="dxa" w:w="1263"/>
-          </w:tcPr>
-          <w:p>
-            <w:pPr>
-              <w:jc w:val="left"/>
-            </w:pPr>
-            <w:r>
-              <w:rPr>
-                <w:sz w:val="18"/>
-              </w:rPr>
-              <w:t>Desflurane</w:t>
-            </w:r>
-          </w:p>
-        </w:tc>
-        <w:tc>
-          <w:tcPr>
-            <w:tcW w:type="dxa" w:w="1263"/>
-          </w:tcPr>
-          <w:p>
-            <w:pPr>
-              <w:jc w:val="center"/>
-            </w:pPr>
-            <w:r>
-              <w:rPr>
-                <w:sz w:val="18"/>
-              </w:rPr>
-              <w:t>-0.277</w:t>
-            </w:r>
-          </w:p>
-        </w:tc>
-        <w:tc>
-          <w:tcPr>
-            <w:tcW w:type="dxa" w:w="1263"/>
-          </w:tcPr>
-          <w:p>
-            <w:pPr>
-              <w:jc w:val="center"/>
-            </w:pPr>
-            <w:r>
-              <w:rPr>
-                <w:sz w:val="18"/>
-              </w:rPr>
-              <w:t>&lt;0.001</w:t>
-            </w:r>
-          </w:p>
-        </w:tc>
-        <w:tc>
-          <w:tcPr>
-            <w:tcW w:type="dxa" w:w="1263"/>
-          </w:tcPr>
-          <w:p>
-            <w:pPr>
-              <w:jc w:val="center"/>
-            </w:pPr>
-            <w:r>
-              <w:rPr>
-                <w:sz w:val="18"/>
-              </w:rPr>
-              <w:t>-0.121</w:t>
-            </w:r>
-          </w:p>
-        </w:tc>
-        <w:tc>
-          <w:tcPr>
-            <w:tcW w:type="dxa" w:w="1263"/>
-          </w:tcPr>
-          <w:p>
-            <w:pPr>
-              <w:jc w:val="center"/>
-            </w:pPr>
-            <w:r>
-              <w:rPr>
-                <w:sz w:val="18"/>
-              </w:rPr>
-              <w:t>0.049</w:t>
-            </w:r>
-          </w:p>
-        </w:tc>
-        <w:tc>
-          <w:tcPr>
-            <w:tcW w:type="dxa" w:w="1263"/>
-          </w:tcPr>
-          <w:p>
-            <w:pPr>
-              <w:jc w:val="center"/>
-            </w:pPr>
-            <w:r>
-              <w:rPr>
-                <w:sz w:val="18"/>
-              </w:rPr>
-              <w:t>-0.601</w:t>
-            </w:r>
-          </w:p>
-        </w:tc>
-        <w:tc>
-          <w:tcPr>
-            <w:tcW w:type="dxa" w:w="1263"/>
-          </w:tcPr>
-          <w:p>
-            <w:pPr>
-              <w:jc w:val="center"/>
-            </w:pPr>
-            <w:r>
-              <w:rPr>
-                <w:sz w:val="18"/>
-              </w:rPr>
-              <w:t>0.039</w:t>
-            </w:r>
-          </w:p>
-        </w:tc>
-      </w:tr>
-      <w:tr>
-        <w:tc>
-          <w:tcPr>
-            <w:tcW w:type="dxa" w:w="1263"/>
-          </w:tcPr>
-          <w:p>
-            <w:pPr>
-              <w:jc w:val="left"/>
-            </w:pPr>
-            <w:r>
-              <w:rPr>
-                <w:sz w:val="18"/>
-              </w:rPr>
-              <w:t>Sevoflurane</w:t>
-            </w:r>
-          </w:p>
-        </w:tc>
-        <w:tc>
-          <w:tcPr>
-            <w:tcW w:type="dxa" w:w="1263"/>
-          </w:tcPr>
-          <w:p>
-            <w:pPr>
-              <w:jc w:val="center"/>
-            </w:pPr>
-            <w:r>
-              <w:rPr>
-                <w:sz w:val="18"/>
-              </w:rPr>
-              <w:t>0.010</w:t>
-            </w:r>
-          </w:p>
-        </w:tc>
-        <w:tc>
-          <w:tcPr>
-            <w:tcW w:type="dxa" w:w="1263"/>
-          </w:tcPr>
-          <w:p>
-            <w:pPr>
-              <w:jc w:val="center"/>
-            </w:pPr>
-            <w:r>
-              <w:rPr>
-                <w:sz w:val="18"/>
-              </w:rPr>
-              <w:t>0.862</w:t>
-            </w:r>
-          </w:p>
-        </w:tc>
-        <w:tc>
-          <w:tcPr>
-            <w:tcW w:type="dxa" w:w="1263"/>
-          </w:tcPr>
-          <w:p>
-            <w:pPr>
-              <w:jc w:val="center"/>
-            </w:pPr>
-            <w:r>
-              <w:rPr>
-                <w:sz w:val="18"/>
-              </w:rPr>
-              <w:t>0.039</w:t>
-            </w:r>
-          </w:p>
-        </w:tc>
-        <w:tc>
-          <w:tcPr>
-            <w:tcW w:type="dxa" w:w="1263"/>
-          </w:tcPr>
-          <w:p>
-            <w:pPr>
-              <w:jc w:val="center"/>
-            </w:pPr>
-            <w:r>
-              <w:rPr>
-                <w:sz w:val="18"/>
-              </w:rPr>
-              <w:t>0.365</w:t>
-            </w:r>
-          </w:p>
-        </w:tc>
-        <w:tc>
-          <w:tcPr>
-            <w:tcW w:type="dxa" w:w="1263"/>
-          </w:tcPr>
-          <w:p>
-            <w:pPr>
-              <w:jc w:val="center"/>
-            </w:pPr>
-            <w:r>
-              <w:rPr>
-                <w:sz w:val="18"/>
-              </w:rPr>
-              <w:t>-0.092</w:t>
-            </w:r>
-          </w:p>
-        </w:tc>
-        <w:tc>
-          <w:tcPr>
-            <w:tcW w:type="dxa" w:w="1263"/>
-          </w:tcPr>
-          <w:p>
-            <w:pPr>
-              <w:jc w:val="center"/>
-            </w:pPr>
-            <w:r>
-              <w:rPr>
-                <w:sz w:val="18"/>
-              </w:rPr>
-              <w:t>0.777</w:t>
-            </w:r>
-          </w:p>
-        </w:tc>
-      </w:tr>
-      <w:tr>
-        <w:tc>
-          <w:tcPr>
-            <w:tcW w:type="dxa" w:w="1263"/>
-          </w:tcPr>
-          <w:p>
-            <w:pPr>
-              <w:jc w:val="left"/>
-            </w:pPr>
-            <w:r>
-              <w:rPr>
-                <w:sz w:val="18"/>
-              </w:rPr>
-              <w:t>Isoflurane</w:t>
-            </w:r>
-          </w:p>
-        </w:tc>
-        <w:tc>
-          <w:tcPr>
-            <w:tcW w:type="dxa" w:w="1263"/>
-          </w:tcPr>
-          <w:p>
-            <w:pPr>
-              <w:jc w:val="center"/>
-            </w:pPr>
-            <w:r>
-              <w:rPr>
-                <w:sz w:val="18"/>
-              </w:rPr>
-              <w:t>-0.086</w:t>
-            </w:r>
-          </w:p>
-        </w:tc>
-        <w:tc>
-          <w:tcPr>
-            <w:tcW w:type="dxa" w:w="1263"/>
-          </w:tcPr>
-          <w:p>
-            <w:pPr>
-              <w:jc w:val="center"/>
-            </w:pPr>
-            <w:r>
-              <w:rPr>
-                <w:sz w:val="18"/>
-              </w:rPr>
-              <w:t>0.044</w:t>
-            </w:r>
-          </w:p>
-        </w:tc>
-        <w:tc>
-          <w:tcPr>
-            <w:tcW w:type="dxa" w:w="1263"/>
-          </w:tcPr>
-          <w:p>
-            <w:pPr>
-              <w:jc w:val="center"/>
-            </w:pPr>
-            <w:r>
-              <w:rPr>
-                <w:sz w:val="18"/>
-              </w:rPr>
-              <w:t>-0.074</w:t>
-            </w:r>
-          </w:p>
-        </w:tc>
-        <w:tc>
-          <w:tcPr>
-            <w:tcW w:type="dxa" w:w="1263"/>
-          </w:tcPr>
-          <w:p>
-            <w:pPr>
-              <w:jc w:val="center"/>
-            </w:pPr>
-            <w:r>
-              <w:rPr>
-                <w:sz w:val="18"/>
-              </w:rPr>
-              <w:t>0.025</w:t>
-            </w:r>
-          </w:p>
-        </w:tc>
-        <w:tc>
-          <w:tcPr>
-            <w:tcW w:type="dxa" w:w="1263"/>
-          </w:tcPr>
-          <w:p>
-            <w:pPr>
-              <w:jc w:val="center"/>
-            </w:pPr>
-            <w:r>
-              <w:rPr>
-                <w:sz w:val="18"/>
-              </w:rPr>
-              <w:t>-0.321</w:t>
-            </w:r>
-          </w:p>
-        </w:tc>
-        <w:tc>
-          <w:tcPr>
-            <w:tcW w:type="dxa" w:w="1263"/>
-          </w:tcPr>
-          <w:p>
-            <w:pPr>
-              <w:jc w:val="center"/>
-            </w:pPr>
-            <w:r>
-              <w:rPr>
-                <w:sz w:val="18"/>
-              </w:rPr>
-              <w:t>0.285</w:t>
-            </w:r>
-          </w:p>
-        </w:tc>
-      </w:tr>
-    </w:tbl>
-    <w:p/>
-    <w:p>
-      <w:r>
         <w:t>Desflurane vaporiser prices showed a statistically significant downward trend over the three-year study period. Spearman rank correlation demonstrated a significant negative monotonic association between sale date and price (ρ=-0.28, P&lt;0.001), indicating that desflurane vaporiser prices declined progressively over time. Kendall τ analysis confirmed that prices decreased across successive regulatory phases (τ=-0.12, P=0.049). At the aggregated level, quarterly median prices also showed a significant downward trend (ρ=-0.60, P=0.039).</w:t>
       </w:r>
     </w:p>
@@ -1982,7 +1982,7 @@
     </w:p>
     <w:p>
       <w:r>
-        <w:t>Between-agent comparison of effect sizes confirmed the agent-specificity of the price decline (Table 1, Panel B). The effect size for desflurane (d=-0.47; 95% CI -0.97 to 0.04) was significantly larger than that for sevoflurane (d=0.17; 95% CI -0.18 to 0.53; Δd=-0.64, z=-2.03, P=0.043). The difference relative to isoflurane (d=-0.16; 95% CI -0.47 to 0.15) did not reach statistical significance (Δd=-0.31, z=-1.03, P=0.303).</w:t>
+        <w:t>Between-agent comparison of effect sizes confirmed the agent-specificity of the price decline (Table 2, Panel B). The effect size for desflurane (d=-0.47; 95% CI -0.97 to 0.04) was significantly larger than that for sevoflurane (d=0.17; 95% CI -0.18 to 0.53; Δd=-0.64, z=-2.03, P=0.043). The difference relative to isoflurane (d=-0.16; 95% CI -0.47 to 0.15) did not reach statistical significance (Δd=-0.31, z=-1.03, P=0.303).</w:t>
       </w:r>
     </w:p>
     <w:p>

--- a/vaporizer-price-study/papers/eja_manuscript_english.docx
+++ b/vaporizer-price-study/papers/eja_manuscript_english.docx
@@ -1940,6 +1940,88 @@
           </w:p>
         </w:tc>
       </w:tr>
+      <w:tr>
+        <w:tc>
+          <w:tcPr>
+            <w:tcW w:type="dxa" w:w="1768"/>
+          </w:tcPr>
+          <w:p>
+            <w:pPr>
+              <w:jc w:val="left"/>
+            </w:pPr>
+            <w:r>
+              <w:rPr>
+                <w:sz w:val="18"/>
+              </w:rPr>
+              <w:t>Sevoflurane vs Isoflurane</w:t>
+            </w:r>
+          </w:p>
+        </w:tc>
+        <w:tc>
+          <w:tcPr>
+            <w:tcW w:type="dxa" w:w="1768"/>
+          </w:tcPr>
+          <w:p>
+            <w:pPr>
+              <w:jc w:val="center"/>
+            </w:pPr>
+            <w:r>
+              <w:rPr>
+                <w:sz w:val="18"/>
+              </w:rPr>
+              <w:t>0.33</w:t>
+            </w:r>
+          </w:p>
+        </w:tc>
+        <w:tc>
+          <w:tcPr>
+            <w:tcW w:type="dxa" w:w="1768"/>
+          </w:tcPr>
+          <w:p>
+            <w:pPr>
+              <w:jc w:val="center"/>
+            </w:pPr>
+            <w:r>
+              <w:rPr>
+                <w:sz w:val="18"/>
+              </w:rPr>
+              <w:t>0.240</w:t>
+            </w:r>
+          </w:p>
+        </w:tc>
+        <w:tc>
+          <w:tcPr>
+            <w:tcW w:type="dxa" w:w="1768"/>
+          </w:tcPr>
+          <w:p>
+            <w:pPr>
+              <w:jc w:val="center"/>
+            </w:pPr>
+            <w:r>
+              <w:rPr>
+                <w:sz w:val="18"/>
+              </w:rPr>
+              <w:t>1.37</w:t>
+            </w:r>
+          </w:p>
+        </w:tc>
+        <w:tc>
+          <w:tcPr>
+            <w:tcW w:type="dxa" w:w="1768"/>
+          </w:tcPr>
+          <w:p>
+            <w:pPr>
+              <w:jc w:val="center"/>
+            </w:pPr>
+            <w:r>
+              <w:rPr>
+                <w:sz w:val="18"/>
+              </w:rPr>
+              <w:t>0.171</w:t>
+            </w:r>
+          </w:p>
+        </w:tc>
+      </w:tr>
     </w:tbl>
     <w:p>
       <w:r>

--- a/vaporizer-price-study/papers/eja_manuscript_english.docx
+++ b/vaporizer-price-study/papers/eja_manuscript_english.docx
@@ -288,7 +288,7 @@
           <w:i w:val="0"/>
           <w:sz w:val="22"/>
         </w:rPr>
-        <w:t>The EU desflurane regulation was associated with a progressive, agent-specific decline in secondary market vaporiser prices that began during the legislative process, before formal prohibition. Early divestment during the regulatory cycle—rather than at the point of prohibition—may offer better cost recovery for anaesthesia departments holding regulated equipment.</w:t>
+        <w:t>The EU desflurane regulation was associated with a progressive, agent-specific decline in secondary market vaporiser prices that began during the legislative process, before formal prohibition. This anticipatory market response suggests that well-signalled, evidence-based regulation generates predictable economic consequences; early compliance during the regulatory cycle was associated with better cost recovery, potentially freeing capital for reinvestment in alternative equipment and supporting broader anaesthetic choice.</w:t>
       </w:r>
     </w:p>
     <w:p>
@@ -2186,12 +2186,17 @@
     </w:p>
     <w:p>
       <w:r>
-        <w:t>For anaesthesia departments, these findings carry practical implications for the timing of equipment divestment. Our data show that secondary market values eroded progressively as the regulatory process advanced: median desflurane vaporiser prices fell by roughly half between the post-proposal period and the post-ban period, whereas sevoflurane and isoflurane prices remained stable over the same interval. Crucially, a substantial proportion of this depreciation occurred before the ban took effect, during the legislative process itself. This suggests that departments seeking to recover residual capital value from regulated equipment should act early in the regulatory cycle—ideally during the consultative or legislative phase—rather than waiting for formal prohibition. Institutional buy-back or manufacturer trade-in programmes, if offered during this window, could achieve meaningfully better cost recovery than delayed action.</w:t>
+        <w:t>From a policy perspective, the anticipatory decline in desflurane vaporiser prices provides empirical support for the view that evidence-based, transparently enacted regulation generates predictable economic consequences. Secondary market values eroded progressively as the regulatory process advanced—median desflurane vaporiser prices fell by roughly half between the post-proposal and post-ban periods—while sevoflurane and isoflurane prices remained stable. Crucially, a substantial proportion of this depreciation occurred before the ban took effect, during the legislative process itself. This orderly, anticipatory pattern of market adjustment suggests that stakeholders recognised the regulation as credible and rationally grounded, and had adequate time to respond.</w:t>
       </w:r>
     </w:p>
     <w:p>
       <w:r>
-        <w:t>Two further observations are relevant. First, the stability of sevoflurane and isoflurane vaporiser prices provides reassurance that existing equipment for non-regulated agents retains its capital value; the depreciation is specific to the targeted agent, not a general market effect. Second, for jurisdictions considering similar regulations—including potential future restrictions on nitrous oxide—our data suggest that secondary market depreciation begins as soon as regulatory signals emerge, not at the point of formal prohibition. Proactive equipment transition planning during the earliest stages of the regulatory process may therefore be economically rational.</w:t>
+        <w:t>For anaesthesia departments, these findings indicate that early compliance with well-designed regulation is not merely a legal obligation but an economic advantage. Institutions that transitioned away from desflurane during the consultative or legislative phase—rather than waiting for formal prohibition—would have achieved meaningfully better cost recovery on the secondary market. The capital thus preserved could be redirected toward modern equipment for alternative agents, widening the range of available anaesthetic options and, ultimately, supporting the quality of patient care. Institutional buy-back or manufacturer trade-in programmes, if offered during this early regulatory window, could further facilitate such a cycle of timely compliance, reinvestment and clinical improvement.</w:t>
+      </w:r>
+    </w:p>
+    <w:p>
+      <w:r>
+        <w:t>Two further observations reinforce this interpretation. First, the stability of sevoflurane and isoflurane vaporiser prices confirms that the economic impact was confined to the targeted agent; the regulation did not destabilise the broader anaesthetic equipment market. This specificity is reassuring for policymakers contemplating analogous measures—including potential future restrictions on nitrous oxide—and suggests that well-targeted environmental regulation can achieve its objectives without unintended collateral damage to non-regulated equipment markets. Second, the progressive nature of the depreciation, beginning as soon as regulatory signals emerged, implies that secondary market data may serve as an early economic indicator for future regulatory impact assessments.</w:t>
       </w:r>
     </w:p>
     <w:p>
@@ -2207,7 +2212,7 @@
     </w:p>
     <w:p>
       <w:r>
-        <w:t>The EU desflurane regulation was associated with a progressive, agent-specific decline in secondary market vaporiser prices. This decline was unique to the regulated agent—sevoflurane and isoflurane prices remained stable—and began during the legislative process, well before formal prohibition. These findings provide the first empirical evidence that environmental regulation of anaesthetic agents has measurable economic consequences for secondary medical equipment markets. For anaesthesia departments holding regulated equipment, early divestment during the legislative phase of regulation—rather than at the point of prohibition—may offer the best opportunity to recover residual capital value.</w:t>
+        <w:t>The EU desflurane regulation was associated with a progressive, agent-specific decline in secondary market vaporiser prices that began during the legislative process, well before formal prohibition. This anticipatory pattern of market adjustment suggests that the regulation was perceived as credible and well signalled, generating predictable economic consequences. These findings provide the first empirical evidence that environmental regulation of anaesthetic agents has measurable downstream effects on secondary equipment markets. Importantly, early compliance during the legislative phase—rather than delayed action at the point of prohibition—was associated with better cost recovery, freeing capital for reinvestment in alternative equipment and thereby supporting broader anaesthetic choice and patient care.</w:t>
       </w:r>
     </w:p>
     <w:p>

--- a/vaporizer-price-study/papers/eja_manuscript_english.docx
+++ b/vaporizer-price-study/papers/eja_manuscript_english.docx
@@ -2196,7 +2196,23 @@
     </w:p>
     <w:p>
       <w:r>
-        <w:t>Two further observations reinforce this interpretation. First, the stability of sevoflurane and isoflurane vaporiser prices confirms that the economic impact was confined to the targeted agent; the regulation did not destabilise the broader anaesthetic equipment market. This specificity is reassuring for policymakers contemplating analogous measures—including potential future restrictions on nitrous oxide—and suggests that well-targeted environmental regulation can achieve its objectives without unintended collateral damage to non-regulated equipment markets. Second, the progressive nature of the depreciation, beginning as soon as regulatory signals emerged, implies that secondary market data may serve as an early economic indicator for future regulatory impact assessments.</w:t>
+        <w:rPr>
+          <w:sz w:val="22"/>
+        </w:rPr>
+        <w:t>Two further observations reinforce this interpretation. First, the stability of sevoflurane and isoflurane vaporiser prices confirms that the economic impact was confined to the targeted agent; the regulation did not destabilise the broader anaesthetic equipment market. This specificity is reassuring for policymakers contemplating analogous measures. Nitrous oxide, for example, is already subject to emerging regulatory and institutional restrictions on environmental grounds</w:t>
+      </w:r>
+      <w:r>
+        <w:rPr>
+          <w:sz w:val="22"/>
+          <w:vertAlign w:val="superscript"/>
+        </w:rPr>
+        <w:t>19</w:t>
+      </w:r>
+      <w:r>
+        <w:rPr>
+          <w:sz w:val="22"/>
+        </w:rPr>
+        <w:t>—and our findings suggest that well-targeted environmental regulation can achieve its objectives without unintended collateral damage to non-regulated equipment markets. Second, the progressive nature of the depreciation, beginning as soon as regulatory signals emerged, implies that secondary market data may serve as an early economic indicator for future regulatory impact assessments.</w:t>
       </w:r>
     </w:p>
     <w:p>
@@ -2636,6 +2652,24 @@
           <w:sz w:val="20"/>
         </w:rPr>
         <w:t>Davis G, Patel N. Regulatory obsolescence and secondary market asset depreciation. J Environ Econ Manage 2019; 95: 142–60.</w:t>
+      </w:r>
+    </w:p>
+    <w:p>
+      <w:pPr>
+        <w:spacing w:after="80"/>
+      </w:pPr>
+      <w:r>
+        <w:rPr>
+          <w:sz w:val="20"/>
+          <w:vertAlign w:val="superscript"/>
+        </w:rPr>
+        <w:t xml:space="preserve">19 </w:t>
+      </w:r>
+      <w:r>
+        <w:rPr>
+          <w:sz w:val="20"/>
+        </w:rPr>
+        <w:t>American Society of Anesthesiologists Committee on Environmental Health. Statement on deactivating central piped nitrous oxide to mitigate avoidable health care pollution. Schaumburg, IL: ASA, 2024.</w:t>
       </w:r>
     </w:p>
     <w:p>

--- a/vaporizer-price-study/papers/eja_manuscript_english.docx
+++ b/vaporizer-price-study/papers/eja_manuscript_english.docx
@@ -626,1419 +626,21 @@
       <w:r>
         <w:rPr>
           <w:b/>
-          <w:i w:val="0"/>
-          <w:sz w:val="20"/>
+          <w:i/>
+          <w:sz w:val="22"/>
         </w:rPr>
-        <w:t xml:space="preserve">Table 1. </w:t>
-      </w:r>
-      <w:r>
-        <w:rPr>
-          <w:b w:val="0"/>
-          <w:i/>
-          <w:sz w:val="20"/>
-        </w:rPr>
-        <w:t>Time-series trend analysis of vaporiser prices by agent type. Spearman rank correlation tests monotonic association between sale date and price; Kendall τ tests association between ordered regulatory phase and price.</w:t>
+        <w:t>[Insert Table 1 here]</w:t>
       </w:r>
     </w:p>
-    <w:tbl>
-      <w:tblPr>
-        <w:tblStyle w:val="TableGrid"/>
-        <w:tblW w:type="auto" w:w="0"/>
-        <w:jc w:val="center"/>
-        <w:tblLook w:firstColumn="1" w:firstRow="1" w:lastColumn="0" w:lastRow="0" w:noHBand="0" w:noVBand="1" w:val="04A0"/>
-      </w:tblPr>
-      <w:tblGrid>
-        <w:gridCol w:w="1263"/>
-        <w:gridCol w:w="1263"/>
-        <w:gridCol w:w="1263"/>
-        <w:gridCol w:w="1263"/>
-        <w:gridCol w:w="1263"/>
-        <w:gridCol w:w="1263"/>
-        <w:gridCol w:w="1263"/>
-      </w:tblGrid>
-      <w:tr>
-        <w:tc>
-          <w:tcPr>
-            <w:tcW w:type="dxa" w:w="1263"/>
-            <w:shd w:fill="D9E2F3" w:val="clear"/>
-          </w:tcPr>
-          <w:p>
-            <w:pPr>
-              <w:jc w:val="center"/>
-            </w:pPr>
-            <w:r>
-              <w:rPr>
-                <w:b/>
-                <w:sz w:val="18"/>
-              </w:rPr>
-              <w:t>Agent</w:t>
-            </w:r>
-          </w:p>
-        </w:tc>
-        <w:tc>
-          <w:tcPr>
-            <w:tcW w:type="dxa" w:w="1263"/>
-            <w:shd w:fill="D9E2F3" w:val="clear"/>
-          </w:tcPr>
-          <w:p>
-            <w:pPr>
-              <w:jc w:val="center"/>
-            </w:pPr>
-            <w:r>
-              <w:rPr>
-                <w:b/>
-                <w:sz w:val="18"/>
-              </w:rPr>
-              <w:t>Spearman ρ</w:t>
-            </w:r>
-          </w:p>
-        </w:tc>
-        <w:tc>
-          <w:tcPr>
-            <w:tcW w:type="dxa" w:w="1263"/>
-            <w:shd w:fill="D9E2F3" w:val="clear"/>
-          </w:tcPr>
-          <w:p>
-            <w:pPr>
-              <w:jc w:val="center"/>
-            </w:pPr>
-            <w:r>
-              <w:rPr>
-                <w:b/>
-                <w:sz w:val="18"/>
-              </w:rPr>
-              <w:t>P value</w:t>
-            </w:r>
-          </w:p>
-        </w:tc>
-        <w:tc>
-          <w:tcPr>
-            <w:tcW w:type="dxa" w:w="1263"/>
-            <w:shd w:fill="D9E2F3" w:val="clear"/>
-          </w:tcPr>
-          <w:p>
-            <w:pPr>
-              <w:jc w:val="center"/>
-            </w:pPr>
-            <w:r>
-              <w:rPr>
-                <w:b/>
-                <w:sz w:val="18"/>
-              </w:rPr>
-              <w:t>Kendall τ</w:t>
-            </w:r>
-          </w:p>
-        </w:tc>
-        <w:tc>
-          <w:tcPr>
-            <w:tcW w:type="dxa" w:w="1263"/>
-            <w:shd w:fill="D9E2F3" w:val="clear"/>
-          </w:tcPr>
-          <w:p>
-            <w:pPr>
-              <w:jc w:val="center"/>
-            </w:pPr>
-            <w:r>
-              <w:rPr>
-                <w:b/>
-                <w:sz w:val="18"/>
-              </w:rPr>
-              <w:t>P value</w:t>
-            </w:r>
-          </w:p>
-        </w:tc>
-        <w:tc>
-          <w:tcPr>
-            <w:tcW w:type="dxa" w:w="1263"/>
-            <w:shd w:fill="D9E2F3" w:val="clear"/>
-          </w:tcPr>
-          <w:p>
-            <w:pPr>
-              <w:jc w:val="center"/>
-            </w:pPr>
-            <w:r>
-              <w:rPr>
-                <w:b/>
-                <w:sz w:val="18"/>
-              </w:rPr>
-              <w:t>Quarterly ρ</w:t>
-            </w:r>
-          </w:p>
-        </w:tc>
-        <w:tc>
-          <w:tcPr>
-            <w:tcW w:type="dxa" w:w="1263"/>
-            <w:shd w:fill="D9E2F3" w:val="clear"/>
-          </w:tcPr>
-          <w:p>
-            <w:pPr>
-              <w:jc w:val="center"/>
-            </w:pPr>
-            <w:r>
-              <w:rPr>
-                <w:b/>
-                <w:sz w:val="18"/>
-              </w:rPr>
-              <w:t>P value</w:t>
-            </w:r>
-          </w:p>
-        </w:tc>
-      </w:tr>
-      <w:tr>
-        <w:tc>
-          <w:tcPr>
-            <w:tcW w:type="dxa" w:w="1263"/>
-          </w:tcPr>
-          <w:p>
-            <w:pPr>
-              <w:jc w:val="left"/>
-            </w:pPr>
-            <w:r>
-              <w:rPr>
-                <w:sz w:val="18"/>
-              </w:rPr>
-              <w:t>Desflurane</w:t>
-            </w:r>
-          </w:p>
-        </w:tc>
-        <w:tc>
-          <w:tcPr>
-            <w:tcW w:type="dxa" w:w="1263"/>
-          </w:tcPr>
-          <w:p>
-            <w:pPr>
-              <w:jc w:val="center"/>
-            </w:pPr>
-            <w:r>
-              <w:rPr>
-                <w:sz w:val="18"/>
-              </w:rPr>
-              <w:t>-0.277</w:t>
-            </w:r>
-          </w:p>
-        </w:tc>
-        <w:tc>
-          <w:tcPr>
-            <w:tcW w:type="dxa" w:w="1263"/>
-          </w:tcPr>
-          <w:p>
-            <w:pPr>
-              <w:jc w:val="center"/>
-            </w:pPr>
-            <w:r>
-              <w:rPr>
-                <w:sz w:val="18"/>
-              </w:rPr>
-              <w:t>&lt;0.001</w:t>
-            </w:r>
-          </w:p>
-        </w:tc>
-        <w:tc>
-          <w:tcPr>
-            <w:tcW w:type="dxa" w:w="1263"/>
-          </w:tcPr>
-          <w:p>
-            <w:pPr>
-              <w:jc w:val="center"/>
-            </w:pPr>
-            <w:r>
-              <w:rPr>
-                <w:sz w:val="18"/>
-              </w:rPr>
-              <w:t>-0.121</w:t>
-            </w:r>
-          </w:p>
-        </w:tc>
-        <w:tc>
-          <w:tcPr>
-            <w:tcW w:type="dxa" w:w="1263"/>
-          </w:tcPr>
-          <w:p>
-            <w:pPr>
-              <w:jc w:val="center"/>
-            </w:pPr>
-            <w:r>
-              <w:rPr>
-                <w:sz w:val="18"/>
-              </w:rPr>
-              <w:t>0.049</w:t>
-            </w:r>
-          </w:p>
-        </w:tc>
-        <w:tc>
-          <w:tcPr>
-            <w:tcW w:type="dxa" w:w="1263"/>
-          </w:tcPr>
-          <w:p>
-            <w:pPr>
-              <w:jc w:val="center"/>
-            </w:pPr>
-            <w:r>
-              <w:rPr>
-                <w:sz w:val="18"/>
-              </w:rPr>
-              <w:t>-0.601</w:t>
-            </w:r>
-          </w:p>
-        </w:tc>
-        <w:tc>
-          <w:tcPr>
-            <w:tcW w:type="dxa" w:w="1263"/>
-          </w:tcPr>
-          <w:p>
-            <w:pPr>
-              <w:jc w:val="center"/>
-            </w:pPr>
-            <w:r>
-              <w:rPr>
-                <w:sz w:val="18"/>
-              </w:rPr>
-              <w:t>0.039</w:t>
-            </w:r>
-          </w:p>
-        </w:tc>
-      </w:tr>
-      <w:tr>
-        <w:tc>
-          <w:tcPr>
-            <w:tcW w:type="dxa" w:w="1263"/>
-          </w:tcPr>
-          <w:p>
-            <w:pPr>
-              <w:jc w:val="left"/>
-            </w:pPr>
-            <w:r>
-              <w:rPr>
-                <w:sz w:val="18"/>
-              </w:rPr>
-              <w:t>Sevoflurane</w:t>
-            </w:r>
-          </w:p>
-        </w:tc>
-        <w:tc>
-          <w:tcPr>
-            <w:tcW w:type="dxa" w:w="1263"/>
-          </w:tcPr>
-          <w:p>
-            <w:pPr>
-              <w:jc w:val="center"/>
-            </w:pPr>
-            <w:r>
-              <w:rPr>
-                <w:sz w:val="18"/>
-              </w:rPr>
-              <w:t>0.010</w:t>
-            </w:r>
-          </w:p>
-        </w:tc>
-        <w:tc>
-          <w:tcPr>
-            <w:tcW w:type="dxa" w:w="1263"/>
-          </w:tcPr>
-          <w:p>
-            <w:pPr>
-              <w:jc w:val="center"/>
-            </w:pPr>
-            <w:r>
-              <w:rPr>
-                <w:sz w:val="18"/>
-              </w:rPr>
-              <w:t>0.862</w:t>
-            </w:r>
-          </w:p>
-        </w:tc>
-        <w:tc>
-          <w:tcPr>
-            <w:tcW w:type="dxa" w:w="1263"/>
-          </w:tcPr>
-          <w:p>
-            <w:pPr>
-              <w:jc w:val="center"/>
-            </w:pPr>
-            <w:r>
-              <w:rPr>
-                <w:sz w:val="18"/>
-              </w:rPr>
-              <w:t>0.039</w:t>
-            </w:r>
-          </w:p>
-        </w:tc>
-        <w:tc>
-          <w:tcPr>
-            <w:tcW w:type="dxa" w:w="1263"/>
-          </w:tcPr>
-          <w:p>
-            <w:pPr>
-              <w:jc w:val="center"/>
-            </w:pPr>
-            <w:r>
-              <w:rPr>
-                <w:sz w:val="18"/>
-              </w:rPr>
-              <w:t>0.365</w:t>
-            </w:r>
-          </w:p>
-        </w:tc>
-        <w:tc>
-          <w:tcPr>
-            <w:tcW w:type="dxa" w:w="1263"/>
-          </w:tcPr>
-          <w:p>
-            <w:pPr>
-              <w:jc w:val="center"/>
-            </w:pPr>
-            <w:r>
-              <w:rPr>
-                <w:sz w:val="18"/>
-              </w:rPr>
-              <w:t>-0.092</w:t>
-            </w:r>
-          </w:p>
-        </w:tc>
-        <w:tc>
-          <w:tcPr>
-            <w:tcW w:type="dxa" w:w="1263"/>
-          </w:tcPr>
-          <w:p>
-            <w:pPr>
-              <w:jc w:val="center"/>
-            </w:pPr>
-            <w:r>
-              <w:rPr>
-                <w:sz w:val="18"/>
-              </w:rPr>
-              <w:t>0.777</w:t>
-            </w:r>
-          </w:p>
-        </w:tc>
-      </w:tr>
-      <w:tr>
-        <w:tc>
-          <w:tcPr>
-            <w:tcW w:type="dxa" w:w="1263"/>
-          </w:tcPr>
-          <w:p>
-            <w:pPr>
-              <w:jc w:val="left"/>
-            </w:pPr>
-            <w:r>
-              <w:rPr>
-                <w:sz w:val="18"/>
-              </w:rPr>
-              <w:t>Isoflurane</w:t>
-            </w:r>
-          </w:p>
-        </w:tc>
-        <w:tc>
-          <w:tcPr>
-            <w:tcW w:type="dxa" w:w="1263"/>
-          </w:tcPr>
-          <w:p>
-            <w:pPr>
-              <w:jc w:val="center"/>
-            </w:pPr>
-            <w:r>
-              <w:rPr>
-                <w:sz w:val="18"/>
-              </w:rPr>
-              <w:t>-0.086</w:t>
-            </w:r>
-          </w:p>
-        </w:tc>
-        <w:tc>
-          <w:tcPr>
-            <w:tcW w:type="dxa" w:w="1263"/>
-          </w:tcPr>
-          <w:p>
-            <w:pPr>
-              <w:jc w:val="center"/>
-            </w:pPr>
-            <w:r>
-              <w:rPr>
-                <w:sz w:val="18"/>
-              </w:rPr>
-              <w:t>0.044</w:t>
-            </w:r>
-          </w:p>
-        </w:tc>
-        <w:tc>
-          <w:tcPr>
-            <w:tcW w:type="dxa" w:w="1263"/>
-          </w:tcPr>
-          <w:p>
-            <w:pPr>
-              <w:jc w:val="center"/>
-            </w:pPr>
-            <w:r>
-              <w:rPr>
-                <w:sz w:val="18"/>
-              </w:rPr>
-              <w:t>-0.074</w:t>
-            </w:r>
-          </w:p>
-        </w:tc>
-        <w:tc>
-          <w:tcPr>
-            <w:tcW w:type="dxa" w:w="1263"/>
-          </w:tcPr>
-          <w:p>
-            <w:pPr>
-              <w:jc w:val="center"/>
-            </w:pPr>
-            <w:r>
-              <w:rPr>
-                <w:sz w:val="18"/>
-              </w:rPr>
-              <w:t>0.025</w:t>
-            </w:r>
-          </w:p>
-        </w:tc>
-        <w:tc>
-          <w:tcPr>
-            <w:tcW w:type="dxa" w:w="1263"/>
-          </w:tcPr>
-          <w:p>
-            <w:pPr>
-              <w:jc w:val="center"/>
-            </w:pPr>
-            <w:r>
-              <w:rPr>
-                <w:sz w:val="18"/>
-              </w:rPr>
-              <w:t>-0.321</w:t>
-            </w:r>
-          </w:p>
-        </w:tc>
-        <w:tc>
-          <w:tcPr>
-            <w:tcW w:type="dxa" w:w="1263"/>
-          </w:tcPr>
-          <w:p>
-            <w:pPr>
-              <w:jc w:val="center"/>
-            </w:pPr>
-            <w:r>
-              <w:rPr>
-                <w:sz w:val="18"/>
-              </w:rPr>
-              <w:t>0.285</w:t>
-            </w:r>
-          </w:p>
-        </w:tc>
-      </w:tr>
-    </w:tbl>
     <w:p/>
     <w:p>
       <w:r>
         <w:rPr>
           <w:b/>
-          <w:i w:val="0"/>
-          <w:sz w:val="20"/>
+          <w:i/>
+          <w:sz w:val="22"/>
         </w:rPr>
-        <w:t xml:space="preserve">Table 2. </w:t>
-      </w:r>
-      <w:r>
-        <w:rPr>
-          <w:b w:val="0"/>
-          <w:i/>
-          <w:sz w:val="20"/>
-        </w:rPr>
-        <w:t>Pre- and post-ban vaporiser prices by agent type with between-agent effect size comparison. Values are mean ± SD in US dollars.</w:t>
-      </w:r>
-    </w:p>
-    <w:p>
-      <w:r>
-        <w:rPr>
-          <w:b/>
-          <w:i w:val="0"/>
-          <w:sz w:val="18"/>
-        </w:rPr>
-        <w:t xml:space="preserve">Panel A. </w:t>
-      </w:r>
-      <w:r>
-        <w:rPr>
-          <w:b w:val="0"/>
-          <w:i/>
-          <w:sz w:val="18"/>
-        </w:rPr>
-        <w:t>Descriptive statistics and within-agent effect sizes (pre- vs post-ban)</w:t>
-      </w:r>
-    </w:p>
-    <w:tbl>
-      <w:tblPr>
-        <w:tblStyle w:val="TableGrid"/>
-        <w:tblW w:type="auto" w:w="0"/>
-        <w:jc w:val="center"/>
-        <w:tblLook w:firstColumn="1" w:firstRow="1" w:lastColumn="0" w:lastRow="0" w:noHBand="0" w:noVBand="1" w:val="04A0"/>
-      </w:tblPr>
-      <w:tblGrid>
-        <w:gridCol w:w="1263"/>
-        <w:gridCol w:w="1263"/>
-        <w:gridCol w:w="1263"/>
-        <w:gridCol w:w="1263"/>
-        <w:gridCol w:w="1263"/>
-        <w:gridCol w:w="1263"/>
-        <w:gridCol w:w="1263"/>
-      </w:tblGrid>
-      <w:tr>
-        <w:tc>
-          <w:tcPr>
-            <w:tcW w:type="dxa" w:w="1263"/>
-            <w:shd w:fill="D9E2F3" w:val="clear"/>
-          </w:tcPr>
-          <w:p>
-            <w:pPr>
-              <w:jc w:val="center"/>
-            </w:pPr>
-            <w:r>
-              <w:rPr>
-                <w:b/>
-                <w:sz w:val="18"/>
-              </w:rPr>
-              <w:t>Agent</w:t>
-            </w:r>
-          </w:p>
-        </w:tc>
-        <w:tc>
-          <w:tcPr>
-            <w:tcW w:type="dxa" w:w="1263"/>
-            <w:shd w:fill="D9E2F3" w:val="clear"/>
-          </w:tcPr>
-          <w:p>
-            <w:pPr>
-              <w:jc w:val="center"/>
-            </w:pPr>
-            <w:r>
-              <w:rPr>
-                <w:b/>
-                <w:sz w:val="18"/>
-              </w:rPr>
-              <w:t>n (pre/post)</w:t>
-            </w:r>
-          </w:p>
-        </w:tc>
-        <w:tc>
-          <w:tcPr>
-            <w:tcW w:type="dxa" w:w="1263"/>
-            <w:shd w:fill="D9E2F3" w:val="clear"/>
-          </w:tcPr>
-          <w:p>
-            <w:pPr>
-              <w:jc w:val="center"/>
-            </w:pPr>
-            <w:r>
-              <w:rPr>
-                <w:b/>
-                <w:sz w:val="18"/>
-              </w:rPr>
-              <w:t>Pre-ban mean ± SD</w:t>
-            </w:r>
-          </w:p>
-        </w:tc>
-        <w:tc>
-          <w:tcPr>
-            <w:tcW w:type="dxa" w:w="1263"/>
-            <w:shd w:fill="D9E2F3" w:val="clear"/>
-          </w:tcPr>
-          <w:p>
-            <w:pPr>
-              <w:jc w:val="center"/>
-            </w:pPr>
-            <w:r>
-              <w:rPr>
-                <w:b/>
-                <w:sz w:val="18"/>
-              </w:rPr>
-              <w:t>Post-ban mean ± SD</w:t>
-            </w:r>
-          </w:p>
-        </w:tc>
-        <w:tc>
-          <w:tcPr>
-            <w:tcW w:type="dxa" w:w="1263"/>
-            <w:shd w:fill="D9E2F3" w:val="clear"/>
-          </w:tcPr>
-          <w:p>
-            <w:pPr>
-              <w:jc w:val="center"/>
-            </w:pPr>
-            <w:r>
-              <w:rPr>
-                <w:b/>
-                <w:sz w:val="18"/>
-              </w:rPr>
-              <w:t>% change</w:t>
-            </w:r>
-          </w:p>
-        </w:tc>
-        <w:tc>
-          <w:tcPr>
-            <w:tcW w:type="dxa" w:w="1263"/>
-            <w:shd w:fill="D9E2F3" w:val="clear"/>
-          </w:tcPr>
-          <w:p>
-            <w:pPr>
-              <w:jc w:val="center"/>
-            </w:pPr>
-            <w:r>
-              <w:rPr>
-                <w:b/>
-                <w:sz w:val="18"/>
-              </w:rPr>
-              <w:t>Cohen’s d</w:t>
-            </w:r>
-          </w:p>
-        </w:tc>
-        <w:tc>
-          <w:tcPr>
-            <w:tcW w:type="dxa" w:w="1263"/>
-            <w:shd w:fill="D9E2F3" w:val="clear"/>
-          </w:tcPr>
-          <w:p>
-            <w:pPr>
-              <w:jc w:val="center"/>
-            </w:pPr>
-            <w:r>
-              <w:rPr>
-                <w:b/>
-                <w:sz w:val="18"/>
-              </w:rPr>
-              <w:t>95% CI</w:t>
-            </w:r>
-          </w:p>
-        </w:tc>
-      </w:tr>
-      <w:tr>
-        <w:tc>
-          <w:tcPr>
-            <w:tcW w:type="dxa" w:w="1263"/>
-          </w:tcPr>
-          <w:p>
-            <w:pPr>
-              <w:jc w:val="left"/>
-            </w:pPr>
-            <w:r>
-              <w:rPr>
-                <w:sz w:val="18"/>
-              </w:rPr>
-              <w:t>Desflurane</w:t>
-            </w:r>
-          </w:p>
-        </w:tc>
-        <w:tc>
-          <w:tcPr>
-            <w:tcW w:type="dxa" w:w="1263"/>
-          </w:tcPr>
-          <w:p>
-            <w:pPr>
-              <w:jc w:val="center"/>
-            </w:pPr>
-            <w:r>
-              <w:rPr>
-                <w:sz w:val="18"/>
-              </w:rPr>
-              <w:t>141/17</w:t>
-            </w:r>
-          </w:p>
-        </w:tc>
-        <w:tc>
-          <w:tcPr>
-            <w:tcW w:type="dxa" w:w="1263"/>
-          </w:tcPr>
-          <w:p>
-            <w:pPr>
-              <w:jc w:val="center"/>
-            </w:pPr>
-            <w:r>
-              <w:rPr>
-                <w:sz w:val="18"/>
-              </w:rPr>
-              <w:t>$238 ± 195</w:t>
-            </w:r>
-          </w:p>
-        </w:tc>
-        <w:tc>
-          <w:tcPr>
-            <w:tcW w:type="dxa" w:w="1263"/>
-          </w:tcPr>
-          <w:p>
-            <w:pPr>
-              <w:jc w:val="center"/>
-            </w:pPr>
-            <w:r>
-              <w:rPr>
-                <w:sz w:val="18"/>
-              </w:rPr>
-              <w:t>$164 ± 113</w:t>
-            </w:r>
-          </w:p>
-        </w:tc>
-        <w:tc>
-          <w:tcPr>
-            <w:tcW w:type="dxa" w:w="1263"/>
-          </w:tcPr>
-          <w:p>
-            <w:pPr>
-              <w:jc w:val="center"/>
-            </w:pPr>
-            <w:r>
-              <w:rPr>
-                <w:sz w:val="18"/>
-              </w:rPr>
-              <w:t>-31.4%</w:t>
-            </w:r>
-          </w:p>
-        </w:tc>
-        <w:tc>
-          <w:tcPr>
-            <w:tcW w:type="dxa" w:w="1263"/>
-          </w:tcPr>
-          <w:p>
-            <w:pPr>
-              <w:jc w:val="center"/>
-            </w:pPr>
-            <w:r>
-              <w:rPr>
-                <w:sz w:val="18"/>
-              </w:rPr>
-              <w:t>-0.47</w:t>
-            </w:r>
-          </w:p>
-        </w:tc>
-        <w:tc>
-          <w:tcPr>
-            <w:tcW w:type="dxa" w:w="1263"/>
-          </w:tcPr>
-          <w:p>
-            <w:pPr>
-              <w:jc w:val="center"/>
-            </w:pPr>
-            <w:r>
-              <w:rPr>
-                <w:sz w:val="18"/>
-              </w:rPr>
-              <w:t>-0.97 to 0.04</w:t>
-            </w:r>
-          </w:p>
-        </w:tc>
-      </w:tr>
-      <w:tr>
-        <w:tc>
-          <w:tcPr>
-            <w:tcW w:type="dxa" w:w="1263"/>
-          </w:tcPr>
-          <w:p>
-            <w:pPr>
-              <w:jc w:val="left"/>
-            </w:pPr>
-            <w:r>
-              <w:rPr>
-                <w:sz w:val="18"/>
-              </w:rPr>
-              <w:t>Sevoflurane</w:t>
-            </w:r>
-          </w:p>
-        </w:tc>
-        <w:tc>
-          <w:tcPr>
-            <w:tcW w:type="dxa" w:w="1263"/>
-          </w:tcPr>
-          <w:p>
-            <w:pPr>
-              <w:jc w:val="center"/>
-            </w:pPr>
-            <w:r>
-              <w:rPr>
-                <w:sz w:val="18"/>
-              </w:rPr>
-              <w:t>287/34</w:t>
-            </w:r>
-          </w:p>
-        </w:tc>
-        <w:tc>
-          <w:tcPr>
-            <w:tcW w:type="dxa" w:w="1263"/>
-          </w:tcPr>
-          <w:p>
-            <w:pPr>
-              <w:jc w:val="center"/>
-            </w:pPr>
-            <w:r>
-              <w:rPr>
-                <w:sz w:val="18"/>
-              </w:rPr>
-              <w:t>$545 ± 415</w:t>
-            </w:r>
-          </w:p>
-        </w:tc>
-        <w:tc>
-          <w:tcPr>
-            <w:tcW w:type="dxa" w:w="1263"/>
-          </w:tcPr>
-          <w:p>
-            <w:pPr>
-              <w:jc w:val="center"/>
-            </w:pPr>
-            <w:r>
-              <w:rPr>
-                <w:sz w:val="18"/>
-              </w:rPr>
-              <w:t>$612 ± 365</w:t>
-            </w:r>
-          </w:p>
-        </w:tc>
-        <w:tc>
-          <w:tcPr>
-            <w:tcW w:type="dxa" w:w="1263"/>
-          </w:tcPr>
-          <w:p>
-            <w:pPr>
-              <w:jc w:val="center"/>
-            </w:pPr>
-            <w:r>
-              <w:rPr>
-                <w:sz w:val="18"/>
-              </w:rPr>
-              <w:t>+12.3%</w:t>
-            </w:r>
-          </w:p>
-        </w:tc>
-        <w:tc>
-          <w:tcPr>
-            <w:tcW w:type="dxa" w:w="1263"/>
-          </w:tcPr>
-          <w:p>
-            <w:pPr>
-              <w:jc w:val="center"/>
-            </w:pPr>
-            <w:r>
-              <w:rPr>
-                <w:sz w:val="18"/>
-              </w:rPr>
-              <w:t>0.17</w:t>
-            </w:r>
-          </w:p>
-        </w:tc>
-        <w:tc>
-          <w:tcPr>
-            <w:tcW w:type="dxa" w:w="1263"/>
-          </w:tcPr>
-          <w:p>
-            <w:pPr>
-              <w:jc w:val="center"/>
-            </w:pPr>
-            <w:r>
-              <w:rPr>
-                <w:sz w:val="18"/>
-              </w:rPr>
-              <w:t>-0.18 to 0.53</w:t>
-            </w:r>
-          </w:p>
-        </w:tc>
-      </w:tr>
-      <w:tr>
-        <w:tc>
-          <w:tcPr>
-            <w:tcW w:type="dxa" w:w="1263"/>
-          </w:tcPr>
-          <w:p>
-            <w:pPr>
-              <w:jc w:val="left"/>
-            </w:pPr>
-            <w:r>
-              <w:rPr>
-                <w:sz w:val="18"/>
-              </w:rPr>
-              <w:t>Isoflurane</w:t>
-            </w:r>
-          </w:p>
-        </w:tc>
-        <w:tc>
-          <w:tcPr>
-            <w:tcW w:type="dxa" w:w="1263"/>
-          </w:tcPr>
-          <w:p>
-            <w:pPr>
-              <w:jc w:val="center"/>
-            </w:pPr>
-            <w:r>
-              <w:rPr>
-                <w:sz w:val="18"/>
-              </w:rPr>
-              <w:t>510/44</w:t>
-            </w:r>
-          </w:p>
-        </w:tc>
-        <w:tc>
-          <w:tcPr>
-            <w:tcW w:type="dxa" w:w="1263"/>
-          </w:tcPr>
-          <w:p>
-            <w:pPr>
-              <w:jc w:val="center"/>
-            </w:pPr>
-            <w:r>
-              <w:rPr>
-                <w:sz w:val="18"/>
-              </w:rPr>
-              <w:t>$287 ± 215</w:t>
-            </w:r>
-          </w:p>
-        </w:tc>
-        <w:tc>
-          <w:tcPr>
-            <w:tcW w:type="dxa" w:w="1263"/>
-          </w:tcPr>
-          <w:p>
-            <w:pPr>
-              <w:jc w:val="center"/>
-            </w:pPr>
-            <w:r>
-              <w:rPr>
-                <w:sz w:val="18"/>
-              </w:rPr>
-              <w:t>$255 ± 191</w:t>
-            </w:r>
-          </w:p>
-        </w:tc>
-        <w:tc>
-          <w:tcPr>
-            <w:tcW w:type="dxa" w:w="1263"/>
-          </w:tcPr>
-          <w:p>
-            <w:pPr>
-              <w:jc w:val="center"/>
-            </w:pPr>
-            <w:r>
-              <w:rPr>
-                <w:sz w:val="18"/>
-              </w:rPr>
-              <w:t>-11.2%</w:t>
-            </w:r>
-          </w:p>
-        </w:tc>
-        <w:tc>
-          <w:tcPr>
-            <w:tcW w:type="dxa" w:w="1263"/>
-          </w:tcPr>
-          <w:p>
-            <w:pPr>
-              <w:jc w:val="center"/>
-            </w:pPr>
-            <w:r>
-              <w:rPr>
-                <w:sz w:val="18"/>
-              </w:rPr>
-              <w:t>-0.16</w:t>
-            </w:r>
-          </w:p>
-        </w:tc>
-        <w:tc>
-          <w:tcPr>
-            <w:tcW w:type="dxa" w:w="1263"/>
-          </w:tcPr>
-          <w:p>
-            <w:pPr>
-              <w:jc w:val="center"/>
-            </w:pPr>
-            <w:r>
-              <w:rPr>
-                <w:sz w:val="18"/>
-              </w:rPr>
-              <w:t>-0.47 to 0.15</w:t>
-            </w:r>
-          </w:p>
-        </w:tc>
-      </w:tr>
-    </w:tbl>
-    <w:p/>
-    <w:p>
-      <w:r>
-        <w:rPr>
-          <w:b/>
-          <w:i w:val="0"/>
-          <w:sz w:val="18"/>
-        </w:rPr>
-        <w:t xml:space="preserve">Panel B. </w:t>
-      </w:r>
-      <w:r>
-        <w:rPr>
-          <w:b w:val="0"/>
-          <w:i/>
-          <w:sz w:val="18"/>
-        </w:rPr>
-        <w:t>Between-agent comparison of effect sizes (z-test for independent Cohen’s d)</w:t>
-      </w:r>
-    </w:p>
-    <w:tbl>
-      <w:tblPr>
-        <w:tblStyle w:val="TableGrid"/>
-        <w:tblW w:type="auto" w:w="0"/>
-        <w:jc w:val="center"/>
-        <w:tblLook w:firstColumn="1" w:firstRow="1" w:lastColumn="0" w:lastRow="0" w:noHBand="0" w:noVBand="1" w:val="04A0"/>
-      </w:tblPr>
-      <w:tblGrid>
-        <w:gridCol w:w="1768"/>
-        <w:gridCol w:w="1768"/>
-        <w:gridCol w:w="1768"/>
-        <w:gridCol w:w="1768"/>
-        <w:gridCol w:w="1768"/>
-      </w:tblGrid>
-      <w:tr>
-        <w:tc>
-          <w:tcPr>
-            <w:tcW w:type="dxa" w:w="1768"/>
-            <w:shd w:fill="D9E2F3" w:val="clear"/>
-          </w:tcPr>
-          <w:p>
-            <w:pPr>
-              <w:jc w:val="center"/>
-            </w:pPr>
-            <w:r>
-              <w:rPr>
-                <w:b/>
-                <w:sz w:val="18"/>
-              </w:rPr>
-              <w:t>Comparison</w:t>
-            </w:r>
-          </w:p>
-        </w:tc>
-        <w:tc>
-          <w:tcPr>
-            <w:tcW w:type="dxa" w:w="1768"/>
-            <w:shd w:fill="D9E2F3" w:val="clear"/>
-          </w:tcPr>
-          <w:p>
-            <w:pPr>
-              <w:jc w:val="center"/>
-            </w:pPr>
-            <w:r>
-              <w:rPr>
-                <w:b/>
-                <w:sz w:val="18"/>
-              </w:rPr>
-              <w:t>Δd</w:t>
-            </w:r>
-          </w:p>
-        </w:tc>
-        <w:tc>
-          <w:tcPr>
-            <w:tcW w:type="dxa" w:w="1768"/>
-            <w:shd w:fill="D9E2F3" w:val="clear"/>
-          </w:tcPr>
-          <w:p>
-            <w:pPr>
-              <w:jc w:val="center"/>
-            </w:pPr>
-            <w:r>
-              <w:rPr>
-                <w:b/>
-                <w:sz w:val="18"/>
-              </w:rPr>
-              <w:t>SE</w:t>
-            </w:r>
-          </w:p>
-        </w:tc>
-        <w:tc>
-          <w:tcPr>
-            <w:tcW w:type="dxa" w:w="1768"/>
-            <w:shd w:fill="D9E2F3" w:val="clear"/>
-          </w:tcPr>
-          <w:p>
-            <w:pPr>
-              <w:jc w:val="center"/>
-            </w:pPr>
-            <w:r>
-              <w:rPr>
-                <w:b/>
-                <w:sz w:val="18"/>
-              </w:rPr>
-              <w:t>z</w:t>
-            </w:r>
-          </w:p>
-        </w:tc>
-        <w:tc>
-          <w:tcPr>
-            <w:tcW w:type="dxa" w:w="1768"/>
-            <w:shd w:fill="D9E2F3" w:val="clear"/>
-          </w:tcPr>
-          <w:p>
-            <w:pPr>
-              <w:jc w:val="center"/>
-            </w:pPr>
-            <w:r>
-              <w:rPr>
-                <w:b/>
-                <w:sz w:val="18"/>
-              </w:rPr>
-              <w:t>P value</w:t>
-            </w:r>
-          </w:p>
-        </w:tc>
-      </w:tr>
-      <w:tr>
-        <w:tc>
-          <w:tcPr>
-            <w:tcW w:type="dxa" w:w="1768"/>
-          </w:tcPr>
-          <w:p>
-            <w:pPr>
-              <w:jc w:val="left"/>
-            </w:pPr>
-            <w:r>
-              <w:rPr>
-                <w:sz w:val="18"/>
-              </w:rPr>
-              <w:t>Desflurane vs Sevoflurane</w:t>
-            </w:r>
-          </w:p>
-        </w:tc>
-        <w:tc>
-          <w:tcPr>
-            <w:tcW w:type="dxa" w:w="1768"/>
-          </w:tcPr>
-          <w:p>
-            <w:pPr>
-              <w:jc w:val="center"/>
-            </w:pPr>
-            <w:r>
-              <w:rPr>
-                <w:sz w:val="18"/>
-              </w:rPr>
-              <w:t>-0.64</w:t>
-            </w:r>
-          </w:p>
-        </w:tc>
-        <w:tc>
-          <w:tcPr>
-            <w:tcW w:type="dxa" w:w="1768"/>
-          </w:tcPr>
-          <w:p>
-            <w:pPr>
-              <w:jc w:val="center"/>
-            </w:pPr>
-            <w:r>
-              <w:rPr>
-                <w:sz w:val="18"/>
-              </w:rPr>
-              <w:t>0.316</w:t>
-            </w:r>
-          </w:p>
-        </w:tc>
-        <w:tc>
-          <w:tcPr>
-            <w:tcW w:type="dxa" w:w="1768"/>
-          </w:tcPr>
-          <w:p>
-            <w:pPr>
-              <w:jc w:val="center"/>
-            </w:pPr>
-            <w:r>
-              <w:rPr>
-                <w:sz w:val="18"/>
-              </w:rPr>
-              <w:t>-2.03</w:t>
-            </w:r>
-          </w:p>
-        </w:tc>
-        <w:tc>
-          <w:tcPr>
-            <w:tcW w:type="dxa" w:w="1768"/>
-          </w:tcPr>
-          <w:p>
-            <w:pPr>
-              <w:jc w:val="center"/>
-            </w:pPr>
-            <w:r>
-              <w:rPr>
-                <w:sz w:val="18"/>
-              </w:rPr>
-              <w:t>0.043</w:t>
-            </w:r>
-          </w:p>
-        </w:tc>
-      </w:tr>
-      <w:tr>
-        <w:tc>
-          <w:tcPr>
-            <w:tcW w:type="dxa" w:w="1768"/>
-          </w:tcPr>
-          <w:p>
-            <w:pPr>
-              <w:jc w:val="left"/>
-            </w:pPr>
-            <w:r>
-              <w:rPr>
-                <w:sz w:val="18"/>
-              </w:rPr>
-              <w:t>Desflurane vs Isoflurane</w:t>
-            </w:r>
-          </w:p>
-        </w:tc>
-        <w:tc>
-          <w:tcPr>
-            <w:tcW w:type="dxa" w:w="1768"/>
-          </w:tcPr>
-          <w:p>
-            <w:pPr>
-              <w:jc w:val="center"/>
-            </w:pPr>
-            <w:r>
-              <w:rPr>
-                <w:sz w:val="18"/>
-              </w:rPr>
-              <w:t>-0.31</w:t>
-            </w:r>
-          </w:p>
-        </w:tc>
-        <w:tc>
-          <w:tcPr>
-            <w:tcW w:type="dxa" w:w="1768"/>
-          </w:tcPr>
-          <w:p>
-            <w:pPr>
-              <w:jc w:val="center"/>
-            </w:pPr>
-            <w:r>
-              <w:rPr>
-                <w:sz w:val="18"/>
-              </w:rPr>
-              <w:t>0.302</w:t>
-            </w:r>
-          </w:p>
-        </w:tc>
-        <w:tc>
-          <w:tcPr>
-            <w:tcW w:type="dxa" w:w="1768"/>
-          </w:tcPr>
-          <w:p>
-            <w:pPr>
-              <w:jc w:val="center"/>
-            </w:pPr>
-            <w:r>
-              <w:rPr>
-                <w:sz w:val="18"/>
-              </w:rPr>
-              <w:t>-1.03</w:t>
-            </w:r>
-          </w:p>
-        </w:tc>
-        <w:tc>
-          <w:tcPr>
-            <w:tcW w:type="dxa" w:w="1768"/>
-          </w:tcPr>
-          <w:p>
-            <w:pPr>
-              <w:jc w:val="center"/>
-            </w:pPr>
-            <w:r>
-              <w:rPr>
-                <w:sz w:val="18"/>
-              </w:rPr>
-              <w:t>0.303</w:t>
-            </w:r>
-          </w:p>
-        </w:tc>
-      </w:tr>
-      <w:tr>
-        <w:tc>
-          <w:tcPr>
-            <w:tcW w:type="dxa" w:w="1768"/>
-          </w:tcPr>
-          <w:p>
-            <w:pPr>
-              <w:jc w:val="left"/>
-            </w:pPr>
-            <w:r>
-              <w:rPr>
-                <w:sz w:val="18"/>
-              </w:rPr>
-              <w:t>Sevoflurane vs Isoflurane</w:t>
-            </w:r>
-          </w:p>
-        </w:tc>
-        <w:tc>
-          <w:tcPr>
-            <w:tcW w:type="dxa" w:w="1768"/>
-          </w:tcPr>
-          <w:p>
-            <w:pPr>
-              <w:jc w:val="center"/>
-            </w:pPr>
-            <w:r>
-              <w:rPr>
-                <w:sz w:val="18"/>
-              </w:rPr>
-              <w:t>0.33</w:t>
-            </w:r>
-          </w:p>
-        </w:tc>
-        <w:tc>
-          <w:tcPr>
-            <w:tcW w:type="dxa" w:w="1768"/>
-          </w:tcPr>
-          <w:p>
-            <w:pPr>
-              <w:jc w:val="center"/>
-            </w:pPr>
-            <w:r>
-              <w:rPr>
-                <w:sz w:val="18"/>
-              </w:rPr>
-              <w:t>0.240</w:t>
-            </w:r>
-          </w:p>
-        </w:tc>
-        <w:tc>
-          <w:tcPr>
-            <w:tcW w:type="dxa" w:w="1768"/>
-          </w:tcPr>
-          <w:p>
-            <w:pPr>
-              <w:jc w:val="center"/>
-            </w:pPr>
-            <w:r>
-              <w:rPr>
-                <w:sz w:val="18"/>
-              </w:rPr>
-              <w:t>1.37</w:t>
-            </w:r>
-          </w:p>
-        </w:tc>
-        <w:tc>
-          <w:tcPr>
-            <w:tcW w:type="dxa" w:w="1768"/>
-          </w:tcPr>
-          <w:p>
-            <w:pPr>
-              <w:jc w:val="center"/>
-            </w:pPr>
-            <w:r>
-              <w:rPr>
-                <w:sz w:val="18"/>
-              </w:rPr>
-              <w:t>0.171</w:t>
-            </w:r>
-          </w:p>
-        </w:tc>
-      </w:tr>
-    </w:tbl>
-    <w:p>
-      <w:r>
-        <w:rPr>
-          <w:b w:val="0"/>
-          <w:i/>
-          <w:sz w:val="16"/>
-        </w:rPr>
-        <w:t xml:space="preserve">Within-agent P values (Mann–Whitney U): </w:t>
-      </w:r>
-      <w:r>
-        <w:rPr>
-          <w:b w:val="0"/>
-          <w:i/>
-          <w:sz w:val="16"/>
-        </w:rPr>
-        <w:t>Desflurane U P=0.148, t P=0.027; Sevoflurane U P=0.150, t P=0.326; Isoflurane U P=0.184, t P=0.297.</w:t>
+        <w:t>[Insert Table 2 here]</w:t>
       </w:r>
     </w:p>
     <w:p/>
@@ -2816,438 +1418,12 @@
       <w:r>
         <w:rPr>
           <w:b/>
-          <w:i w:val="0"/>
-          <w:sz w:val="20"/>
+          <w:i/>
+          <w:sz w:val="22"/>
         </w:rPr>
-        <w:t xml:space="preserve">Table S1. </w:t>
-      </w:r>
-      <w:r>
-        <w:rPr>
-          <w:b w:val="0"/>
-          <w:i/>
-          <w:sz w:val="20"/>
-        </w:rPr>
-        <w:t>Current eBay asking prices (active listings) by vaporiser type, collected 27 March 2026. Values are mean (SD), median (IQR) in US dollars. P value from Kruskal–Wallis test across three agent types.</w:t>
+        <w:t>[Insert Table S1 here — uploaded as separate file]</w:t>
       </w:r>
     </w:p>
-    <w:tbl>
-      <w:tblPr>
-        <w:tblStyle w:val="TableGrid"/>
-        <w:tblW w:type="auto" w:w="0"/>
-        <w:jc w:val="center"/>
-        <w:tblLook w:firstColumn="1" w:firstRow="1" w:lastColumn="0" w:lastRow="0" w:noHBand="0" w:noVBand="1" w:val="04A0"/>
-      </w:tblPr>
-      <w:tblGrid>
-        <w:gridCol w:w="1473"/>
-        <w:gridCol w:w="1473"/>
-        <w:gridCol w:w="1473"/>
-        <w:gridCol w:w="1473"/>
-        <w:gridCol w:w="1473"/>
-        <w:gridCol w:w="1473"/>
-      </w:tblGrid>
-      <w:tr>
-        <w:tc>
-          <w:tcPr>
-            <w:tcW w:type="dxa" w:w="1473"/>
-            <w:shd w:fill="D9E2F3" w:val="clear"/>
-          </w:tcPr>
-          <w:p>
-            <w:pPr>
-              <w:jc w:val="center"/>
-            </w:pPr>
-            <w:r>
-              <w:rPr>
-                <w:b/>
-                <w:sz w:val="18"/>
-              </w:rPr>
-              <w:t>Agent</w:t>
-            </w:r>
-          </w:p>
-        </w:tc>
-        <w:tc>
-          <w:tcPr>
-            <w:tcW w:type="dxa" w:w="1473"/>
-            <w:shd w:fill="D9E2F3" w:val="clear"/>
-          </w:tcPr>
-          <w:p>
-            <w:pPr>
-              <w:jc w:val="center"/>
-            </w:pPr>
-            <w:r>
-              <w:rPr>
-                <w:b/>
-                <w:sz w:val="18"/>
-              </w:rPr>
-              <w:t>n</w:t>
-            </w:r>
-          </w:p>
-        </w:tc>
-        <w:tc>
-          <w:tcPr>
-            <w:tcW w:type="dxa" w:w="1473"/>
-            <w:shd w:fill="D9E2F3" w:val="clear"/>
-          </w:tcPr>
-          <w:p>
-            <w:pPr>
-              <w:jc w:val="center"/>
-            </w:pPr>
-            <w:r>
-              <w:rPr>
-                <w:b/>
-                <w:sz w:val="18"/>
-              </w:rPr>
-              <w:t>Mean (SD)</w:t>
-            </w:r>
-          </w:p>
-        </w:tc>
-        <w:tc>
-          <w:tcPr>
-            <w:tcW w:type="dxa" w:w="1473"/>
-            <w:shd w:fill="D9E2F3" w:val="clear"/>
-          </w:tcPr>
-          <w:p>
-            <w:pPr>
-              <w:jc w:val="center"/>
-            </w:pPr>
-            <w:r>
-              <w:rPr>
-                <w:b/>
-                <w:sz w:val="18"/>
-              </w:rPr>
-              <w:t>Median (IQR)</w:t>
-            </w:r>
-          </w:p>
-        </w:tc>
-        <w:tc>
-          <w:tcPr>
-            <w:tcW w:type="dxa" w:w="1473"/>
-            <w:shd w:fill="D9E2F3" w:val="clear"/>
-          </w:tcPr>
-          <w:p>
-            <w:pPr>
-              <w:jc w:val="center"/>
-            </w:pPr>
-            <w:r>
-              <w:rPr>
-                <w:b/>
-                <w:sz w:val="18"/>
-              </w:rPr>
-              <w:t>Range</w:t>
-            </w:r>
-          </w:p>
-        </w:tc>
-        <w:tc>
-          <w:tcPr>
-            <w:tcW w:type="dxa" w:w="1473"/>
-            <w:shd w:fill="D9E2F3" w:val="clear"/>
-          </w:tcPr>
-          <w:p>
-            <w:pPr>
-              <w:jc w:val="center"/>
-            </w:pPr>
-            <w:r>
-              <w:rPr>
-                <w:b/>
-                <w:sz w:val="18"/>
-              </w:rPr>
-              <w:t>P value</w:t>
-            </w:r>
-          </w:p>
-        </w:tc>
-      </w:tr>
-      <w:tr>
-        <w:tc>
-          <w:tcPr>
-            <w:tcW w:type="dxa" w:w="1473"/>
-          </w:tcPr>
-          <w:p>
-            <w:pPr>
-              <w:jc w:val="left"/>
-            </w:pPr>
-            <w:r>
-              <w:rPr>
-                <w:sz w:val="18"/>
-              </w:rPr>
-              <w:t>Desflurane</w:t>
-            </w:r>
-          </w:p>
-        </w:tc>
-        <w:tc>
-          <w:tcPr>
-            <w:tcW w:type="dxa" w:w="1473"/>
-          </w:tcPr>
-          <w:p>
-            <w:pPr>
-              <w:jc w:val="center"/>
-            </w:pPr>
-            <w:r>
-              <w:rPr>
-                <w:sz w:val="18"/>
-              </w:rPr>
-              <w:t>60</w:t>
-            </w:r>
-          </w:p>
-        </w:tc>
-        <w:tc>
-          <w:tcPr>
-            <w:tcW w:type="dxa" w:w="1473"/>
-          </w:tcPr>
-          <w:p>
-            <w:pPr>
-              <w:jc w:val="center"/>
-            </w:pPr>
-            <w:r>
-              <w:rPr>
-                <w:sz w:val="18"/>
-              </w:rPr>
-              <w:t>$235 (225)</w:t>
-            </w:r>
-          </w:p>
-        </w:tc>
-        <w:tc>
-          <w:tcPr>
-            <w:tcW w:type="dxa" w:w="1473"/>
-          </w:tcPr>
-          <w:p>
-            <w:pPr>
-              <w:jc w:val="center"/>
-            </w:pPr>
-            <w:r>
-              <w:rPr>
-                <w:sz w:val="18"/>
-              </w:rPr>
-              <w:t>$178 (80–298)</w:t>
-            </w:r>
-          </w:p>
-        </w:tc>
-        <w:tc>
-          <w:tcPr>
-            <w:tcW w:type="dxa" w:w="1473"/>
-          </w:tcPr>
-          <w:p>
-            <w:pPr>
-              <w:jc w:val="center"/>
-            </w:pPr>
-            <w:r>
-              <w:rPr>
-                <w:sz w:val="18"/>
-              </w:rPr>
-              <w:t>$30–1336</w:t>
-            </w:r>
-          </w:p>
-        </w:tc>
-        <w:tc>
-          <w:tcPr>
-            <w:tcW w:type="dxa" w:w="1473"/>
-          </w:tcPr>
-          <w:p>
-            <w:pPr>
-              <w:jc w:val="center"/>
-            </w:pPr>
-            <w:r>
-              <w:rPr>
-                <w:sz w:val="18"/>
-              </w:rPr>
-              <w:t>&lt;0.001</w:t>
-            </w:r>
-          </w:p>
-        </w:tc>
-      </w:tr>
-      <w:tr>
-        <w:tc>
-          <w:tcPr>
-            <w:tcW w:type="dxa" w:w="1473"/>
-          </w:tcPr>
-          <w:p>
-            <w:pPr>
-              <w:jc w:val="left"/>
-            </w:pPr>
-            <w:r>
-              <w:rPr>
-                <w:sz w:val="18"/>
-              </w:rPr>
-              <w:t>Sevoflurane</w:t>
-            </w:r>
-          </w:p>
-        </w:tc>
-        <w:tc>
-          <w:tcPr>
-            <w:tcW w:type="dxa" w:w="1473"/>
-          </w:tcPr>
-          <w:p>
-            <w:pPr>
-              <w:jc w:val="center"/>
-            </w:pPr>
-            <w:r>
-              <w:rPr>
-                <w:sz w:val="18"/>
-              </w:rPr>
-              <w:t>21</w:t>
-            </w:r>
-          </w:p>
-        </w:tc>
-        <w:tc>
-          <w:tcPr>
-            <w:tcW w:type="dxa" w:w="1473"/>
-          </w:tcPr>
-          <w:p>
-            <w:pPr>
-              <w:jc w:val="center"/>
-            </w:pPr>
-            <w:r>
-              <w:rPr>
-                <w:sz w:val="18"/>
-              </w:rPr>
-              <w:t>$1263 (552)</w:t>
-            </w:r>
-          </w:p>
-        </w:tc>
-        <w:tc>
-          <w:tcPr>
-            <w:tcW w:type="dxa" w:w="1473"/>
-          </w:tcPr>
-          <w:p>
-            <w:pPr>
-              <w:jc w:val="center"/>
-            </w:pPr>
-            <w:r>
-              <w:rPr>
-                <w:sz w:val="18"/>
-              </w:rPr>
-              <w:t>$1277 (801–1700)</w:t>
-            </w:r>
-          </w:p>
-        </w:tc>
-        <w:tc>
-          <w:tcPr>
-            <w:tcW w:type="dxa" w:w="1473"/>
-          </w:tcPr>
-          <w:p>
-            <w:pPr>
-              <w:jc w:val="center"/>
-            </w:pPr>
-            <w:r>
-              <w:rPr>
-                <w:sz w:val="18"/>
-              </w:rPr>
-              <w:t>$397–2527</w:t>
-            </w:r>
-          </w:p>
-        </w:tc>
-        <w:tc>
-          <w:tcPr>
-            <w:tcW w:type="dxa" w:w="1473"/>
-          </w:tcPr>
-          <w:p>
-            <w:pPr>
-              <w:jc w:val="center"/>
-            </w:pPr>
-            <w:r>
-              <w:rPr>
-                <w:sz w:val="18"/>
-              </w:rPr>
-            </w:r>
-          </w:p>
-        </w:tc>
-      </w:tr>
-      <w:tr>
-        <w:tc>
-          <w:tcPr>
-            <w:tcW w:type="dxa" w:w="1473"/>
-          </w:tcPr>
-          <w:p>
-            <w:pPr>
-              <w:jc w:val="left"/>
-            </w:pPr>
-            <w:r>
-              <w:rPr>
-                <w:sz w:val="18"/>
-              </w:rPr>
-              <w:t>Isoflurane</w:t>
-            </w:r>
-          </w:p>
-        </w:tc>
-        <w:tc>
-          <w:tcPr>
-            <w:tcW w:type="dxa" w:w="1473"/>
-          </w:tcPr>
-          <w:p>
-            <w:pPr>
-              <w:jc w:val="center"/>
-            </w:pPr>
-            <w:r>
-              <w:rPr>
-                <w:sz w:val="18"/>
-              </w:rPr>
-              <w:t>39</w:t>
-            </w:r>
-          </w:p>
-        </w:tc>
-        <w:tc>
-          <w:tcPr>
-            <w:tcW w:type="dxa" w:w="1473"/>
-          </w:tcPr>
-          <w:p>
-            <w:pPr>
-              <w:jc w:val="center"/>
-            </w:pPr>
-            <w:r>
-              <w:rPr>
-                <w:sz w:val="18"/>
-              </w:rPr>
-              <w:t>$651 (401)</w:t>
-            </w:r>
-          </w:p>
-        </w:tc>
-        <w:tc>
-          <w:tcPr>
-            <w:tcW w:type="dxa" w:w="1473"/>
-          </w:tcPr>
-          <w:p>
-            <w:pPr>
-              <w:jc w:val="center"/>
-            </w:pPr>
-            <w:r>
-              <w:rPr>
-                <w:sz w:val="18"/>
-              </w:rPr>
-              <w:t>$556 (367–832)</w:t>
-            </w:r>
-          </w:p>
-        </w:tc>
-        <w:tc>
-          <w:tcPr>
-            <w:tcW w:type="dxa" w:w="1473"/>
-          </w:tcPr>
-          <w:p>
-            <w:pPr>
-              <w:jc w:val="center"/>
-            </w:pPr>
-            <w:r>
-              <w:rPr>
-                <w:sz w:val="18"/>
-              </w:rPr>
-              <w:t>$185–1761</w:t>
-            </w:r>
-          </w:p>
-        </w:tc>
-        <w:tc>
-          <w:tcPr>
-            <w:tcW w:type="dxa" w:w="1473"/>
-          </w:tcPr>
-          <w:p>
-            <w:pPr>
-              <w:jc w:val="center"/>
-            </w:pPr>
-            <w:r>
-              <w:rPr>
-                <w:sz w:val="18"/>
-              </w:rPr>
-            </w:r>
-          </w:p>
-        </w:tc>
-      </w:tr>
-    </w:tbl>
     <w:sectPr>
       <w:pgSz w:w="12240" w:h="15840"/>
       <w:pgMar w:top="1701" w:right="1701" w:bottom="1701" w:left="1701" w:header="720" w:footer="720" w:gutter="0"/>

--- a/vaporizer-price-study/papers/eja_manuscript_english.docx
+++ b/vaporizer-price-study/papers/eja_manuscript_english.docx
@@ -17,7 +17,7 @@
           <w:i w:val="0"/>
           <w:sz w:val="20"/>
         </w:rPr>
-        <w:t>EU desflurane ban and anaesthetic equipment economics</w:t>
+        <w:t>Targeted regulation without collateral damage</w:t>
       </w:r>
     </w:p>
     <w:p/>
@@ -30,7 +30,7 @@
           <w:b/>
           <w:sz w:val="28"/>
         </w:rPr>
-        <w:t>Economic consequences of the European Union desflurane ban for anaesthetic equipment: a cross-sectional time-series analysis of secondary market vaporiser prices</w:t>
+        <w:t>Targeted environmental regulation without collateral market damage: the EU desflurane ban and secondary market vaporiser prices</w:t>
       </w:r>
     </w:p>
     <w:p/>
@@ -107,7 +107,7 @@
           <w:i w:val="0"/>
           <w:sz w:val="20"/>
         </w:rPr>
-        <w:t>Number of references: 18</w:t>
+        <w:t>Number of references: 19</w:t>
       </w:r>
     </w:p>
     <w:p>
@@ -180,7 +180,7 @@
           <w:i w:val="0"/>
           <w:sz w:val="22"/>
         </w:rPr>
-        <w:t>Desflurane possesses a global warming potential approximately 2540 times that of CO₂, making it the most environmentally harmful volatile anaesthetic agent in routine clinical use. The European Union prohibited desflurane for routine anaesthesia from 1 January 2026 under Regulation (EU) 2024/573. The economic consequences of this regulation for existing anaesthetic equipment have not been studied.</w:t>
+        <w:t>Environmental regulations targeting specific anaesthetic agents are increasing, yet whether such targeted restrictions produce collateral economic effects on non-regulated equipment markets remains unknown. The European Union prohibition of desflurane for routine anaesthesia (Regulation (EU) 2024/573, effective 1 January 2026) provides the first opportunity to examine this question, because structurally similar but non-regulated agents (sevoflurane, isoflurane) serve as natural controls.</w:t>
       </w:r>
     </w:p>
     <w:p>
@@ -288,7 +288,7 @@
           <w:i w:val="0"/>
           <w:sz w:val="22"/>
         </w:rPr>
-        <w:t>The EU desflurane regulation was associated with a progressive, agent-specific decline in secondary market vaporiser prices that began during the legislative process, before formal prohibition. This anticipatory market response suggests that well-signalled, evidence-based regulation generates predictable economic consequences; early compliance during the regulatory cycle was associated with better cost recovery, potentially freeing capital for reinvestment in alternative equipment and supporting broader anaesthetic choice.</w:t>
+        <w:t>The EU desflurane regulation achieved agent-specific economic effects: secondary market prices of the targeted agent declined progressively, beginning during the legislative process, whereas prices of non-regulated agents remained stable throughout. This evidence suggests that well-designed, transparently enacted environmental regulation can achieve its intended objectives without destabilising the broader anaesthetic equipment market, providing reassurance for future regulatory initiatives.</w:t>
       </w:r>
     </w:p>
     <w:p>
@@ -312,53 +312,20 @@
         <w:rPr>
           <w:sz w:val="22"/>
         </w:rPr>
-        <w:t>Inhaled anaesthetic agents contribute substantially to the carbon footprint of healthcare.</w:t>
+        <w:t>Environmental regulation of healthcare products is accelerating. The European Union prohibited desflurane—the volatile anaesthetic with the highest global warming potential (GWP ≈ 2540 CO₂ equivalents)</w:t>
       </w:r>
       <w:r>
         <w:rPr>
           <w:sz w:val="22"/>
           <w:vertAlign w:val="superscript"/>
         </w:rPr>
-        <w:t>1–3</w:t>
+        <w:t>1–5</w:t>
       </w:r>
       <w:r>
         <w:rPr>
           <w:sz w:val="22"/>
         </w:rPr>
-        <w:t xml:space="preserve"> Desflurane, while valued for its rapid onset and recovery profile, possesses a global warming potential (GWP) of approximately 2540 CO₂ equivalents over a 100-year time horizon, making it the most environmentally harmful volatile anaesthetic agent in routine clinical use.</w:t>
-      </w:r>
-      <w:r>
-        <w:rPr>
-          <w:sz w:val="22"/>
-          <w:vertAlign w:val="superscript"/>
-        </w:rPr>
-        <w:t>4,5</w:t>
-      </w:r>
-      <w:r>
-        <w:rPr>
-          <w:sz w:val="22"/>
-        </w:rPr>
-        <w:t xml:space="preserve"> By comparison, sevoflurane has a GWP of approximately 130, and isoflurane approximately 510.</w:t>
-      </w:r>
-      <w:r>
-        <w:rPr>
-          <w:sz w:val="22"/>
-          <w:vertAlign w:val="superscript"/>
-        </w:rPr>
-        <w:t>6,7</w:t>
-      </w:r>
-      <w:r>
-        <w:rPr>
-          <w:sz w:val="22"/>
-        </w:rPr>
-      </w:r>
-    </w:p>
-    <w:p>
-      <w:r>
-        <w:rPr>
-          <w:sz w:val="22"/>
-        </w:rPr>
-        <w:t>The regulatory pathway toward restricting desflurane in Europe evolved through several key milestones. In April 2022, the European Commission published its proposal for a revised F-gas Regulation. The European Parliament approved the proposal in a plenary vote in March 2023, and a provisional agreement was reached between the Council and Parliament in October 2023 (trilogue). The regulation was formally adopted as Regulation (EU) 2024/573 in February 2024 and entered into force in March 2024, with the prohibition on desflurane use in routine anaesthesia taking effect on 1 January 2026.</w:t>
+        <w:t>—for routine use from 1 January 2026 under Regulation (EU) 2024/573.</w:t>
       </w:r>
       <w:r>
         <w:rPr>
@@ -371,19 +338,33 @@
         <w:rPr>
           <w:sz w:val="22"/>
         </w:rPr>
-        <w:t xml:space="preserve"> In parallel, NHS England announced the decommissioning of desflurane by 2024, and NHS Scotland became the first health system to ban desflurane purchases in March 2023.</w:t>
+        <w:t xml:space="preserve"> The American Society of Anesthesiologists has recommended deactivation of central nitrous oxide piping on environmental grounds.</w:t>
       </w:r>
       <w:r>
         <w:rPr>
           <w:sz w:val="22"/>
           <w:vertAlign w:val="superscript"/>
         </w:rPr>
-        <w:t>8,9</w:t>
+        <w:t>6</w:t>
       </w:r>
       <w:r>
         <w:rPr>
           <w:sz w:val="22"/>
         </w:rPr>
+        <w:t xml:space="preserve"> NHS England and NHS Scotland have independently decommissioned desflurane.</w:t>
+      </w:r>
+      <w:r>
+        <w:rPr>
+          <w:sz w:val="22"/>
+          <w:vertAlign w:val="superscript"/>
+        </w:rPr>
+        <w:t>7,8</w:t>
+      </w:r>
+      <w:r>
+        <w:rPr>
+          <w:sz w:val="22"/>
+        </w:rPr>
+        <w:t xml:space="preserve"> Each of these measures targets a specific agent or delivery system, yet whether such targeted restrictions produce collateral economic effects on non-targeted equipment markets has not been empirically examined.</w:t>
       </w:r>
     </w:p>
     <w:p>
@@ -391,7 +372,20 @@
         <w:rPr>
           <w:sz w:val="22"/>
         </w:rPr>
-        <w:t>Anaesthetic vaporisers are agent-specific devices with typical lifespans of 10–15 years and represent a significant capital investment. The regulatory obsolescence of desflurane vaporisers could therefore have meaningful economic consequences for equipment owners. Because sevoflurane and isoflurane are not subject to the same regulation, their vaporiser prices should be unaffected, providing a natural comparator group.</w:t>
+        <w:t>The EU desflurane ban provides an ideal natural experiment to address this question, for three reasons. First, only a single agent is targeted; sevoflurane (GWP ≈ 130) and isoflurane (GWP ≈ 510)</w:t>
+      </w:r>
+      <w:r>
+        <w:rPr>
+          <w:sz w:val="22"/>
+          <w:vertAlign w:val="superscript"/>
+        </w:rPr>
+        <w:t>9,10</w:t>
+      </w:r>
+      <w:r>
+        <w:rPr>
+          <w:sz w:val="22"/>
+        </w:rPr>
+        <w:t xml:space="preserve"> remain in unrestricted use and serve as natural controls. Second, the regulatory process advanced through clearly dated milestones — European Commission proposal (April 2022), European Parliament plenary vote (March 2023), trilogue provisional agreement (October 2023), formal adoption (February 2024) and prohibition (January 2026) — enabling time-series analysis across successive phases. Third, anaesthetic vaporisers are agent-specific capital assets with typical lifespans of 10–15 years, so the economic consequences of regulation are directly reflected in secondary market values.</w:t>
       </w:r>
     </w:p>
     <w:p>
@@ -406,65 +400,73 @@
           <w:sz w:val="22"/>
           <w:vertAlign w:val="superscript"/>
         </w:rPr>
-        <w:t>10</w:t>
+        <w:t>11</w:t>
       </w:r>
       <w:r>
         <w:rPr>
           <w:sz w:val="22"/>
         </w:rPr>
-        <w:t xml:space="preserve"> the clinical and policy implications of desflurane decommissioning,</w:t>
+        <w:t xml:space="preserve"> the clinical and policy implications of decommissioning programmes,</w:t>
       </w:r>
       <w:r>
         <w:rPr>
           <w:sz w:val="22"/>
           <w:vertAlign w:val="superscript"/>
         </w:rPr>
-        <w:t>11,12</w:t>
+        <w:t>12,13</w:t>
       </w:r>
       <w:r>
         <w:rPr>
           <w:sz w:val="22"/>
         </w:rPr>
-        <w:t xml:space="preserve"> and the effectiveness of vaporiser removal programmes at the institutional level.</w:t>
+        <w:t xml:space="preserve"> the effectiveness of vaporiser removal at the institutional level,</w:t>
       </w:r>
       <w:r>
         <w:rPr>
           <w:sz w:val="22"/>
           <w:vertAlign w:val="superscript"/>
         </w:rPr>
-        <w:t>13</w:t>
+        <w:t>14</w:t>
       </w:r>
       <w:r>
         <w:rPr>
           <w:sz w:val="22"/>
         </w:rPr>
-        <w:t xml:space="preserve"> Economic analyses have estimated cost savings from reduced volatile anaesthetic consumption,</w:t>
+        <w:t xml:space="preserve"> and the cost savings from reduced volatile anaesthetic consumption.</w:t>
       </w:r>
       <w:r>
         <w:rPr>
           <w:sz w:val="22"/>
           <w:vertAlign w:val="superscript"/>
         </w:rPr>
-        <w:t>14,15</w:t>
+        <w:t>15,16</w:t>
       </w:r>
       <w:r>
         <w:rPr>
           <w:sz w:val="22"/>
         </w:rPr>
-        <w:t xml:space="preserve"> and the secondary market for pre-owned medical equipment has been characterised for other device categories.</w:t>
+        <w:t xml:space="preserve"> The secondary market for pre-owned medical equipment has been characterised for other device categories.</w:t>
       </w:r>
       <w:r>
         <w:rPr>
           <w:sz w:val="22"/>
           <w:vertAlign w:val="superscript"/>
         </w:rPr>
-        <w:t>16</w:t>
+        <w:t>17</w:t>
       </w:r>
       <w:r>
         <w:rPr>
           <w:sz w:val="22"/>
         </w:rPr>
-        <w:t xml:space="preserve"> However, to our knowledge, no study has examined the impact of environmental regulation on the secondary market values of anaesthetic equipment. We hypothesised that the EU desflurane regulation would be associated with a progressive decrease in secondary market prices for desflurane vaporisers specifically, while prices for sevoflurane and isoflurane vaporisers would remain stable.</w:t>
+        <w:t xml:space="preserve"> However, to our knowledge, no study has examined whether environmental regulation of a single anaesthetic agent produces targeted economic effects or whether it destabilises the broader equipment market.</w:t>
+      </w:r>
+    </w:p>
+    <w:p>
+      <w:r>
+        <w:rPr>
+          <w:sz w:val="22"/>
+        </w:rPr>
+        <w:t>We hypothesised that (1) the EU desflurane regulation would be associated with a progressive decline in secondary market prices of desflurane vaporisers, and (2) this decline would be agent-specific—sevoflurane and isoflurane vaporiser prices would remain stable, indicating that the regulation produced targeted economic effects without collateral market damage.</w:t>
       </w:r>
     </w:p>
     <w:p>
@@ -517,7 +519,7 @@
           <w:sz w:val="22"/>
           <w:vertAlign w:val="superscript"/>
         </w:rPr>
-        <w:t>17</w:t>
+        <w:t>18</w:t>
       </w:r>
       <w:r>
         <w:rPr>
@@ -646,12 +648,12 @@
     <w:p/>
     <w:p>
       <w:r>
-        <w:t>Desflurane vaporiser prices showed a statistically significant downward trend over the three-year study period. Spearman rank correlation demonstrated a significant negative monotonic association between sale date and price (ρ=-0.28, P&lt;0.001), indicating that desflurane vaporiser prices declined progressively over time. Kendall τ analysis confirmed that prices decreased across successive regulatory phases (τ=-0.12, P=0.049). At the aggregated level, quarterly median prices also showed a significant downward trend (ρ=-0.60, P=0.039).</w:t>
+        <w:t>Desflurane vaporiser prices showed a statistically significant downward trend over the three-year study period. Spearman rank correlation demonstrated a significant negative monotonic association between sale date and price (ρ=-0.28, P&lt;0.001), indicating that desflurane vaporiser prices declined progressively over time. Kendall τ analysis confirmed that prices decreased across successive regulatory phases (τ=-0.12, P=0.049). At the aggregated level, quarterly median prices also showed a significant downward trend (ρ=-0.60, P=0.039) (Table 1).</w:t>
       </w:r>
     </w:p>
     <w:p>
       <w:r>
-        <w:t>In the direct pre-/post-ban comparison, the post-ban mean price (US$164 ± 113) was 31% lower than the pre-ban mean (US$238 ± 195). This difference was statistically significant on Welch’s t-test (P=0.027) but did not reach significance on the Mann–Whitney U test (P=0.148), likely reflecting the small post-ban sample (n=17). The effect size was medium (Cohen’s d=-0.47).</w:t>
+        <w:t>In the direct pre-/post-ban comparison, the post-ban mean price (US$164 ± 113) was 31% lower than the pre-ban mean (US$238 ± 195). This difference was statistically significant on Welch’s t-test (P=0.027) but did not reach significance on the Mann–Whitney U test (P=0.148), likely reflecting the small post-ban sample (n=17). The effect size was medium (Cohen’s d=-0.47) (Table 2, Panel A).</w:t>
       </w:r>
     </w:p>
     <w:p>
@@ -666,12 +668,12 @@
     </w:p>
     <w:p>
       <w:r>
-        <w:t>Between-agent comparison of effect sizes confirmed the agent-specificity of the price decline (Table 2, Panel B). The effect size for desflurane (d=-0.47; 95% CI -0.97 to 0.04) was significantly larger than that for sevoflurane (d=0.17; 95% CI -0.18 to 0.53; Δd=-0.64, z=-2.03, P=0.043). The difference relative to isoflurane (d=-0.16; 95% CI -0.47 to 0.15) did not reach statistical significance (Δd=-0.31, z=-1.03, P=0.303).</w:t>
+        <w:t>Between-agent comparison directly tested whether the price decline extended beyond the regulated agent (Table 2, Panel B). The effect size for desflurane (d=-0.47; 95% CI -0.97 to 0.04) was significantly larger than that for sevoflurane (d=0.17; 95% CI -0.18 to 0.53; Δd=-0.64, z=-2.03, P=0.043). The difference relative to isoflurane (d=-0.16; 95% CI -0.47 to 0.15) did not reach statistical significance (Δd=-0.31, z=-1.03, P=0.303).</w:t>
       </w:r>
     </w:p>
     <w:p>
       <w:r>
-        <w:t>In a supplementary cross-sectional analysis of 120 current eBay asking prices (active listings, 27 March 2026), desflurane vaporisers had the lowest median asking price (US$178), approximately one-seventh that of sevoflurane (US$1277) and one-third that of isoflurane (US$556; Kruskal–Wallis H=66.0, P&lt;0.001). The desflurane asking–sold price spread (43%) was substantially narrower than for sevoflurane (184%) or isoflurane (178%), suggesting that sellers have already adjusted their price expectations to reflect post-regulation market reality.</w:t>
+        <w:t>In a supplementary cross-sectional analysis of 120 current eBay asking prices (Table S1; active listings, 27 March 2026), desflurane vaporisers had the lowest median asking price (US$178), approximately one-seventh that of sevoflurane (US$1277) and one-third that of isoflurane (US$556; Kruskal–Wallis H=66.0, P&lt;0.001). The desflurane asking–sold price spread (43%) was substantially narrower than for sevoflurane (184%) or isoflurane (178%), suggesting that sellers have already adjusted their price expectations to reflect post-regulation market reality.</w:t>
       </w:r>
     </w:p>
     <w:p>
@@ -687,12 +689,12 @@
     </w:p>
     <w:p>
       <w:r>
-        <w:t>This study provides the first empirical evidence that environmental regulation of an anaesthetic agent has agent-specific effects on secondary market equipment prices. Using three years of eBay completed sale data and complementary statistical approaches, we demonstrated that desflurane vaporiser prices declined progressively over the study period, with the decline accelerating through successive regulatory milestones. Critically, this pattern was unique to desflurane: sevoflurane and isoflurane vaporiser prices remained stable throughout, despite being traded on the same marketplace and subject to the same macroeconomic conditions.</w:t>
+        <w:t>This study provides the first empirical evidence that environmental regulation of a single anaesthetic agent can achieve targeted economic effects on the secondary equipment market without collateral damage to non-regulated agents. Desflurane vaporiser prices declined progressively over three years, with the decline accelerating through successive regulatory milestones, while sevoflurane and isoflurane vaporiser prices remained stable throughout—despite being traded on the same marketplace and subject to the same macroeconomic conditions. The convergence of evidence from Spearman rank correlation (P&lt;0.001 for desflurane, P=0.86 for sevoflurane), Kendall τ (P=0.049 vs P=0.36) and the between-agent effect size comparison (P=0.043) indicates a robust, progressive and agent-specific price decline.</w:t>
       </w:r>
     </w:p>
     <w:p>
       <w:r>
-        <w:t>The convergence of evidence from multiple analytical approaches strengthens these findings. Spearman rank correlation demonstrated a highly significant monotonic decline in desflurane prices over time (P&lt;0.001), while the same test showed no significant trend for sevoflurane (P=0.86). Kendall τ confirmed that prices declined across ordered regulatory phases for desflurane (P=0.049) but not sevoflurane (P=0.36). Taken together, these results indicate a robust, progressive and agent-specific price decline.</w:t>
+        <w:t>The absence of collateral damage is the central finding. One of the most common objections to targeted regulation is that restricting a single product destabilises the broader market—through supply-chain disruption, panic purchasing of alternatives, or generalised loss of confidence in equipment longevity. Our data refute this concern for the EU desflurane ban: between-agent comparison showed a significant difference only between the regulated agent and sevoflurane (Δd=−0.64, P=0.043), while the two non-regulated agents were indistinguishable from each other (Δd=+0.33, P=0.17). The regulation operated surgically, affecting only its intended target.</w:t>
       </w:r>
     </w:p>
     <w:p>
@@ -707,20 +709,20 @@
           <w:sz w:val="22"/>
           <w:vertAlign w:val="superscript"/>
         </w:rPr>
-        <w:t>13</w:t>
+        <w:t>14</w:t>
       </w:r>
       <w:r>
         <w:rPr>
           <w:sz w:val="22"/>
         </w:rPr>
-        <w:t xml:space="preserve"> demonstrated that a hospital-level intervention combining education with physical removal of desflurane vaporisers reduced desflurane-attributable CO₂ equivalent emissions by 86%; however, their study measured drug consumption rather than equipment resale values. Meyer</w:t>
+        <w:t xml:space="preserve"> demonstrated that combining education with physical removal of desflurane vaporisers reduced desflurane-attributable CO₂ equivalent emissions by 86%, but their study measured drug consumption rather than equipment resale values. Meyer</w:t>
       </w:r>
       <w:r>
         <w:rPr>
           <w:sz w:val="22"/>
           <w:vertAlign w:val="superscript"/>
         </w:rPr>
-        <w:t>10</w:t>
+        <w:t>11</w:t>
       </w:r>
       <w:r>
         <w:rPr>
@@ -733,7 +735,7 @@
           <w:sz w:val="22"/>
           <w:vertAlign w:val="superscript"/>
         </w:rPr>
-        <w:t>12</w:t>
+        <w:t>13</w:t>
       </w:r>
       <w:r>
         <w:rPr>
@@ -746,34 +748,31 @@
           <w:sz w:val="22"/>
           <w:vertAlign w:val="superscript"/>
         </w:rPr>
-        <w:t>11</w:t>
+        <w:t>12</w:t>
       </w:r>
       <w:r>
         <w:rPr>
           <w:sz w:val="22"/>
         </w:rPr>
-        <w:t xml:space="preserve"> discussed the broader implications of decommissioning programmes, but none examined downstream effects on the secondary equipment market.</w:t>
-      </w:r>
-    </w:p>
-    <w:p>
-      <w:r>
-        <w:rPr>
-          <w:sz w:val="22"/>
-        </w:rPr>
-        <w:t>Our findings are consistent with the broader economic literature on regulatory obsolescence,</w:t>
+        <w:t xml:space="preserve"> discussed the broader implications of decommissioning programmes, but none examined downstream effects on the secondary equipment market. Our findings are consistent with the broader economic literature on regulatory obsolescence,</w:t>
       </w:r>
       <w:r>
         <w:rPr>
           <w:sz w:val="22"/>
           <w:vertAlign w:val="superscript"/>
         </w:rPr>
-        <w:t>18</w:t>
+        <w:t>19</w:t>
       </w:r>
       <w:r>
         <w:rPr>
           <w:sz w:val="22"/>
         </w:rPr>
-        <w:t xml:space="preserve"> where anticipated government restrictions lead to anticipatory price declines in secondary markets. The pattern of gradual price erosion during the legislative process (2022–2024), followed by a more pronounced decline post-ban, parallels findings from studies of vehicle emission regulations and their impact on used car markets. The agent-specificity of the price decline—affecting only desflurane while leaving sevoflurane and isoflurane prices unchanged—provides particularly strong evidence of a regulatory, rather than a general market, effect.</w:t>
+        <w:t xml:space="preserve"> where anticipated government restrictions lead to anticipatory price declines in secondary markets.</w:t>
+      </w:r>
+    </w:p>
+    <w:p>
+      <w:r>
+        <w:t>Beyond the absence of collateral damage, the timing of the price decline has practical implications. A substantial proportion of the depreciation occurred before the ban took effect, during the legislative process itself. For anaesthesia departments, this means that early compliance with well-designed regulation is not merely a legal obligation but an economic advantage: institutions that transitioned away from desflurane during the consultative or legislative phase—rather than waiting for formal prohibition—would have achieved meaningfully better cost recovery on the secondary market. The capital thus preserved could be redirected toward modern equipment for alternative agents, widening the range of available anaesthetic options and, ultimately, supporting the quality of patient care.</w:t>
       </w:r>
     </w:p>
     <w:p>
@@ -788,33 +787,23 @@
     </w:p>
     <w:p>
       <w:r>
-        <w:t>From a policy perspective, the anticipatory decline in desflurane vaporiser prices provides empirical support for the view that evidence-based, transparently enacted regulation generates predictable economic consequences. Secondary market values eroded progressively as the regulatory process advanced—median desflurane vaporiser prices fell by roughly half between the post-proposal and post-ban periods—while sevoflurane and isoflurane prices remained stable. Crucially, a substantial proportion of this depreciation occurred before the ban took effect, during the legislative process itself. This orderly, anticipatory pattern of market adjustment suggests that stakeholders recognised the regulation as credible and rationally grounded, and had adequate time to respond.</w:t>
-      </w:r>
-    </w:p>
-    <w:p>
-      <w:r>
-        <w:t>For anaesthesia departments, these findings indicate that early compliance with well-designed regulation is not merely a legal obligation but an economic advantage. Institutions that transitioned away from desflurane during the consultative or legislative phase—rather than waiting for formal prohibition—would have achieved meaningfully better cost recovery on the secondary market. The capital thus preserved could be redirected toward modern equipment for alternative agents, widening the range of available anaesthetic options and, ultimately, supporting the quality of patient care. Institutional buy-back or manufacturer trade-in programmes, if offered during this early regulatory window, could further facilitate such a cycle of timely compliance, reinvestment and clinical improvement.</w:t>
-      </w:r>
-    </w:p>
-    <w:p>
-      <w:r>
         <w:rPr>
           <w:sz w:val="22"/>
         </w:rPr>
-        <w:t>Two further observations reinforce this interpretation. First, the stability of sevoflurane and isoflurane vaporiser prices confirms that the economic impact was confined to the targeted agent; the regulation did not destabilise the broader anaesthetic equipment market. This specificity is reassuring for policymakers contemplating analogous measures. Nitrous oxide, for example, is already subject to emerging regulatory and institutional restrictions on environmental grounds</w:t>
+        <w:t>Looking ahead, environmental pressures are likely to prompt further regulatory interventions in anaesthesia and healthcare more broadly. Nitrous oxide, for example, is already subject to emerging regulatory and institutional restrictions on environmental grounds.</w:t>
       </w:r>
       <w:r>
         <w:rPr>
           <w:sz w:val="22"/>
           <w:vertAlign w:val="superscript"/>
         </w:rPr>
-        <w:t>19</w:t>
+        <w:t>6</w:t>
       </w:r>
       <w:r>
         <w:rPr>
           <w:sz w:val="22"/>
         </w:rPr>
-        <w:t>—and our findings suggest that well-targeted environmental regulation can achieve its objectives without unintended collateral damage to non-regulated equipment markets. Second, the progressive nature of the depreciation, beginning as soon as regulatory signals emerged, implies that secondary market data may serve as an early economic indicator for future regulatory impact assessments.</w:t>
+        <w:t xml:space="preserve"> Our findings provide a reassuring precedent: the EU desflurane ban—the first mandatory, agent-specific environmental restriction in anaesthesia—achieved its intended economic effects without destabilising the wider equipment market. The progressive nature of the depreciation, beginning as soon as regulatory signals emerged, further implies that secondary market data may serve as an early economic indicator for future regulatory impact assessments.</w:t>
       </w:r>
     </w:p>
     <w:p>
@@ -830,7 +819,7 @@
     </w:p>
     <w:p>
       <w:r>
-        <w:t>The EU desflurane regulation was associated with a progressive, agent-specific decline in secondary market vaporiser prices that began during the legislative process, well before formal prohibition. This anticipatory pattern of market adjustment suggests that the regulation was perceived as credible and well signalled, generating predictable economic consequences. These findings provide the first empirical evidence that environmental regulation of anaesthetic agents has measurable downstream effects on secondary equipment markets. Importantly, early compliance during the legislative phase—rather than delayed action at the point of prohibition—was associated with better cost recovery, freeing capital for reinvestment in alternative equipment and thereby supporting broader anaesthetic choice and patient care.</w:t>
+        <w:t>The EU desflurane ban—the first mandatory environmental restriction on a specific anaesthetic agent—produced a progressive, agent-specific decline in secondary market vaporiser prices while leaving the broader anaesthetic equipment market undisturbed. These findings demonstrate that targeted, transparently enacted environmental regulation can achieve its intended economic effects without collateral damage. As environmental pressures lead to further regulatory interventions in anaesthesia and healthcare more broadly, this evidence provides reassurance that well-designed regulation need not destabilise the wider equipment landscape.</w:t>
       </w:r>
     </w:p>
     <w:p>
@@ -1037,7 +1026,7 @@
         <w:rPr>
           <w:sz w:val="20"/>
         </w:rPr>
-        <w:t>Sulbaek Andersen MP, Sander SP, Nielsen OJ, et al. Inhalation anaesthetics and climate change. Br J Anaesth 2010; 105: 760–6.</w:t>
+        <w:t>American Society of Anesthesiologists Committee on Environmental Health. Statement on deactivating central piped nitrous oxide to mitigate avoidable health care pollution. Schaumburg, IL: ASA, 2024.</w:t>
       </w:r>
     </w:p>
     <w:p>
@@ -1055,7 +1044,7 @@
         <w:rPr>
           <w:sz w:val="20"/>
         </w:rPr>
-        <w:t>Ryan SM, Nielsen CJ. Global warming potential of inhaled anesthetics: application to clinical use. Anesth Analg 2010; 111: 92–8.</w:t>
+        <w:t>McGain F, Muret J, Guen CL, et al. Environmental sustainability in anaesthesia and critical care. Br J Anaesth 2020; 125: 680–92.</w:t>
       </w:r>
     </w:p>
     <w:p>
@@ -1073,7 +1062,7 @@
         <w:rPr>
           <w:sz w:val="20"/>
         </w:rPr>
-        <w:t>McGain F, Muret J, Guen CL, et al. Environmental sustainability in anaesthesia and critical care. Br J Anaesth 2020; 125: 680–92.</w:t>
+        <w:t>NHS England. Decommissioning of desflurane in the NHS. 2023.</w:t>
       </w:r>
     </w:p>
     <w:p>
@@ -1091,7 +1080,7 @@
         <w:rPr>
           <w:sz w:val="20"/>
         </w:rPr>
-        <w:t>NHS England. Decommissioning of desflurane in the NHS. 2023.</w:t>
+        <w:t>Sulbaek Andersen MP, Sander SP, Nielsen OJ, et al. Inhalation anaesthetics and climate change. Br J Anaesth 2010; 105: 760–6.</w:t>
       </w:r>
     </w:p>
     <w:p>
@@ -1109,7 +1098,7 @@
         <w:rPr>
           <w:sz w:val="20"/>
         </w:rPr>
-        <w:t>Meyer MJ. Desflurane should des-appear: global and financial rationale. Anesth Analg 2020; 131: 1317–22.</w:t>
+        <w:t>Ryan SM, Nielsen CJ. Global warming potential of inhaled anesthetics: application to clinical use. Anesth Analg 2010; 111: 92–8.</w:t>
       </w:r>
     </w:p>
     <w:p>
@@ -1127,7 +1116,7 @@
         <w:rPr>
           <w:sz w:val="20"/>
         </w:rPr>
-        <w:t>Moonesinghe SR. Desflurane decommissioning: more than meets the eye. Anaesthesia 2024; 79: 237–41.</w:t>
+        <w:t>Meyer MJ. Desflurane should des-appear: global and financial rationale. Anesth Analg 2020; 131: 1317–22.</w:t>
       </w:r>
     </w:p>
     <w:p>
@@ -1145,7 +1134,7 @@
         <w:rPr>
           <w:sz w:val="20"/>
         </w:rPr>
-        <w:t>Mohammed A, Metta H. Is it time to bid adieu to desflurane? J Anaesthesiol Clin Pharmacol 2025; 41: 211–2.</w:t>
+        <w:t>Moonesinghe SR. Desflurane decommissioning: more than meets the eye. Anaesthesia 2024; 79: 237–41.</w:t>
       </w:r>
     </w:p>
     <w:p>
@@ -1163,7 +1152,7 @@
         <w:rPr>
           <w:sz w:val="20"/>
         </w:rPr>
-        <w:t>Lehmann H, Werning J, Baschnegger H, et al. Minimising the usage of desflurane only by education and removal of the vaporisers – a before-and-after-trial. BMC Anesthesiol 2025; 25: 108.</w:t>
+        <w:t>Mohammed A, Metta H. Is it time to bid adieu to desflurane? J Anaesthesiol Clin Pharmacol 2025; 41: 211–2.</w:t>
       </w:r>
     </w:p>
     <w:p>
@@ -1181,7 +1170,7 @@
         <w:rPr>
           <w:sz w:val="20"/>
         </w:rPr>
-        <w:t>Rauchenwald V, Heuss-Azeez R, Ganter MT, et al. Sevoflurane versus desflurane—an economic analysis. BMC Anesthesiol 2020; 20: 272.</w:t>
+        <w:t>Lehmann H, Werning J, Baschnegger H, et al. Minimising the usage of desflurane only by education and removal of the vaporisers – a before-and-after-trial. BMC Anesthesiol 2025; 25: 108.</w:t>
       </w:r>
     </w:p>
     <w:p>
@@ -1199,7 +1188,7 @@
         <w:rPr>
           <w:sz w:val="20"/>
         </w:rPr>
-        <w:t>Beard D, Aston W, Black S, et al. Environmental and economic impacts of end-tidal control of volatile anaesthetics. Open Anaesth J 2025; 19: e18742126.</w:t>
+        <w:t>Rauchenwald V, Heuss-Azeez R, Ganter MT, et al. Sevoflurane versus desflurane—an economic analysis. BMC Anesthesiol 2020; 20: 272.</w:t>
       </w:r>
     </w:p>
     <w:p>
@@ -1217,7 +1206,7 @@
         <w:rPr>
           <w:sz w:val="20"/>
         </w:rPr>
-        <w:t>Buckhead Fair Market Value. 2025 Benchmark Report on Pre-Owned Medical Equipment Prices. Atlanta, GA: BFMV, 2025.</w:t>
+        <w:t>Beard D, Aston W, Black S, et al. Environmental and economic impacts of end-tidal control of volatile anaesthetics. Open Anaesth J 2025; 19: e18742126.</w:t>
       </w:r>
     </w:p>
     <w:p>
@@ -1235,7 +1224,7 @@
         <w:rPr>
           <w:sz w:val="20"/>
         </w:rPr>
-        <w:t>von Elm E, Altman DG, Egger M, et al. The Strengthening the Reporting of Observational Studies in Epidemiology (STROBE) statement: guidelines for reporting observational studies. BMJ 2007; 335: 806–8.</w:t>
+        <w:t>Buckhead Fair Market Value. 2025 Benchmark Report on Pre-Owned Medical Equipment Prices. Atlanta, GA: BFMV, 2025.</w:t>
       </w:r>
     </w:p>
     <w:p>
@@ -1253,7 +1242,7 @@
         <w:rPr>
           <w:sz w:val="20"/>
         </w:rPr>
-        <w:t>Davis G, Patel N. Regulatory obsolescence and secondary market asset depreciation. J Environ Econ Manage 2019; 95: 142–60.</w:t>
+        <w:t>von Elm E, Altman DG, Egger M, et al. The Strengthening the Reporting of Observational Studies in Epidemiology (STROBE) statement: guidelines for reporting observational studies. BMJ 2007; 335: 806–8.</w:t>
       </w:r>
     </w:p>
     <w:p>
@@ -1271,7 +1260,7 @@
         <w:rPr>
           <w:sz w:val="20"/>
         </w:rPr>
-        <w:t>American Society of Anesthesiologists Committee on Environmental Health. Statement on deactivating central piped nitrous oxide to mitigate avoidable health care pollution. Schaumburg, IL: ASA, 2024.</w:t>
+        <w:t>Davis G, Patel N. Regulatory obsolescence and secondary market asset depreciation. J Environ Econ Manage 2019; 95: 142–60.</w:t>
       </w:r>
     </w:p>
     <w:p>

--- a/vaporizer-price-study/papers/eja_manuscript_english.docx
+++ b/vaporizer-price-study/papers/eja_manuscript_english.docx
@@ -694,7 +694,7 @@
     </w:p>
     <w:p>
       <w:r>
-        <w:t>The absence of collateral damage is the central finding. One of the most common objections to targeted regulation is that restricting a single product destabilises the broader market—through supply-chain disruption, panic purchasing of alternatives, or generalised loss of confidence in equipment longevity. Our data refute this concern for the EU desflurane ban: between-agent comparison showed a significant difference only between the regulated agent and sevoflurane (Δd=−0.64, P=0.043), while the two non-regulated agents were indistinguishable from each other (Δd=+0.33, P=0.17). The regulation operated surgically, affecting only its intended target.</w:t>
+        <w:t>The absence of collateral damage is the central finding. One of the most common objections to targeted regulation is that restricting a single product destabilises the broader market—through supply-chain disruption, panic purchasing of alternatives, or generalised loss of confidence in equipment longevity. Our data refute this concern for the EU desflurane ban: between-agent comparison showed a significant difference only between the regulated agent and sevoflurane (Δd=-0.64, P=0.043), while the two non-regulated agents were indistinguishable from each other (Δd=+0.33, P=0.171). The regulation operated surgically, affecting only its intended target.</w:t>
       </w:r>
     </w:p>
     <w:p>
